--- a/docs/reports/paper_d/submission/paper_d_blind.docx
+++ b/docs/reports/paper_d/submission/paper_d_blind.docx
@@ -210,31 +210,31 @@
         <w:t xml:space="preserve"> </w:t>
       </w:r>
       <w:r>
-        <w:t xml:space="preserve">margin explained most of the DiCE deficit but not the SHAP deficit. Holding the margin</w:t>
-      </w:r>
-      <w:r>
-        <w:t xml:space="preserve"> </w:t>
-      </w:r>
-      <w:r>
-        <w:t xml:space="preserve">fixed, the features that SHAP, LIME and Anchors ranked first carried less of the</w:t>
-      </w:r>
-      <w:r>
-        <w:t xml:space="preserve"> </w:t>
-      </w:r>
-      <w:r>
-        <w:t xml:space="preserve">prediction on errors. Fidelity changed little and in opposite directions across</w:t>
-      </w:r>
-      <w:r>
-        <w:t xml:space="preserve"> </w:t>
-      </w:r>
-      <w:r>
-        <w:t xml:space="preserve">explainers. The pattern depended on the model family, and on German Credit it held for</w:t>
-      </w:r>
-      <w:r>
-        <w:t xml:space="preserve"> </w:t>
-      </w:r>
-      <w:r>
-        <w:t xml:space="preserve">Anchors but not for SHAP stability. Quality reported as an average can therefore</w:t>
+        <w:t xml:space="preserve">margin explained most of the DiCE deficit but not the SHAP deficit, and at equal margin</w:t>
+      </w:r>
+      <w:r>
+        <w:t xml:space="preserve"> </w:t>
+      </w:r>
+      <w:r>
+        <w:t xml:space="preserve">the features SHAP ranked first carried less of an erroneous prediction. Both SHAP results</w:t>
+      </w:r>
+      <w:r>
+        <w:t xml:space="preserve"> </w:t>
+      </w:r>
+      <w:r>
+        <w:t xml:space="preserve">held on instances outside the models’ training data. Fidelity changed little and in</w:t>
+      </w:r>
+      <w:r>
+        <w:t xml:space="preserve"> </w:t>
+      </w:r>
+      <w:r>
+        <w:t xml:space="preserve">opposite directions across explainers. The pattern depended on the model family, and on</w:t>
+      </w:r>
+      <w:r>
+        <w:t xml:space="preserve"> </w:t>
+      </w:r>
+      <w:r>
+        <w:t xml:space="preserve">German Credit it held for Anchors but not for SHAP stability. Quality reported as an average can therefore</w:t>
       </w:r>
       <w:r>
         <w:t xml:space="preserve"> </w:t>
@@ -418,19 +418,19 @@
         <w:t xml:space="preserve"> </w:t>
       </w:r>
       <w:r>
-        <w:t xml:space="preserve">del déficit de DiCE, pero no el de SHAP. Con el margen fijo, las variables que SHAP, LIME</w:t>
-      </w:r>
-      <w:r>
-        <w:t xml:space="preserve"> </w:t>
-      </w:r>
-      <w:r>
-        <w:t xml:space="preserve">y Anchors situaron en primer lugar sostuvieron una parte menor de la predicción en los</w:t>
-      </w:r>
-      <w:r>
-        <w:t xml:space="preserve"> </w:t>
-      </w:r>
-      <w:r>
-        <w:t xml:space="preserve">errores. El patrón dependió de la familia de modelos y, en German Credit, se mantuvo</w:t>
+        <w:t xml:space="preserve">del déficit de DiCE, pero no el de SHAP; con el margen fijo, las variables que SHAP</w:t>
+      </w:r>
+      <w:r>
+        <w:t xml:space="preserve"> </w:t>
+      </w:r>
+      <w:r>
+        <w:t xml:space="preserve">situó primero sostuvieron una parte menor de la predicción errónea. Ambos resultados</w:t>
+      </w:r>
+      <w:r>
+        <w:t xml:space="preserve"> </w:t>
+      </w:r>
+      <w:r>
+        <w:t xml:space="preserve">de SHAP se mantuvieron fuera de los datos de entrenamiento. El patrón dependió de la familia de modelos y, en German Credit, se mantuvo</w:t>
       </w:r>
       <w:r>
         <w:t xml:space="preserve"> </w:t>
@@ -544,7 +544,7 @@
         <w:t xml:space="preserve"> </w:t>
       </w:r>
       <w:r>
-        <w:t xml:space="preserve">make the predictions of an opaque classifier inspectable</w:t>
+        <w:t xml:space="preserve">inspect the predictions of an opaque classifier</w:t>
       </w:r>
       <w:r>
         <w:t xml:space="preserve"> </w:t>
@@ -553,19 +553,19 @@
         <w:t xml:space="preserve">[5]</w:t>
       </w:r>
       <w:r>
-        <w:t xml:space="preserve">. Their</w:t>
-      </w:r>
-      <w:r>
-        <w:t xml:space="preserve"> </w:t>
-      </w:r>
-      <w:r>
-        <w:t xml:space="preserve">quality is assessed with proxy metrics: whether the features an explanation ranks as</w:t>
-      </w:r>
-      <w:r>
-        <w:t xml:space="preserve"> </w:t>
-      </w:r>
-      <w:r>
-        <w:t xml:space="preserve">important are those that move the prediction (fidelity and deletion tests</w:t>
+        <w:t xml:space="preserve">. Their quality is</w:t>
+      </w:r>
+      <w:r>
+        <w:t xml:space="preserve"> </w:t>
+      </w:r>
+      <w:r>
+        <w:t xml:space="preserve">measured with proxies: whether the features an explanation ranks first are those that move</w:t>
+      </w:r>
+      <w:r>
+        <w:t xml:space="preserve"> </w:t>
+      </w:r>
+      <w:r>
+        <w:t xml:space="preserve">the prediction</w:t>
       </w:r>
       <w:r>
         <w:t xml:space="preserve"> </w:t>
@@ -574,13 +574,13 @@
         <w:t xml:space="preserve">[6], [7], [8]</w:t>
       </w:r>
       <w:r>
-        <w:t xml:space="preserve">), and whether similar</w:t>
-      </w:r>
-      <w:r>
-        <w:t xml:space="preserve"> </w:t>
-      </w:r>
-      <w:r>
-        <w:t xml:space="preserve">inputs receive similar explanations (stability</w:t>
+        <w:t xml:space="preserve">, and</w:t>
+      </w:r>
+      <w:r>
+        <w:t xml:space="preserve"> </w:t>
+      </w:r>
+      <w:r>
+        <w:t xml:space="preserve">whether similar inputs receive similar explanations</w:t>
       </w:r>
       <w:r>
         <w:t xml:space="preserve"> </w:t>
@@ -589,19 +589,13 @@
         <w:t xml:space="preserve">[9]</w:t>
       </w:r>
       <w:r>
-        <w:t xml:space="preserve">). These</w:t>
-      </w:r>
-      <w:r>
-        <w:t xml:space="preserve"> </w:t>
-      </w:r>
-      <w:r>
-        <w:t xml:space="preserve">metrics are reported as averages over a sample of instances, and benchmarks compare</w:t>
-      </w:r>
-      <w:r>
-        <w:t xml:space="preserve"> </w:t>
-      </w:r>
-      <w:r>
-        <w:t xml:space="preserve">explainers by those averages</w:t>
+        <w:t xml:space="preserve">.</w:t>
+      </w:r>
+      <w:r>
+        <w:t xml:space="preserve"> </w:t>
+      </w:r>
+      <w:r>
+        <w:t xml:space="preserve">Benchmarks report these metrics as averages over instances</w:t>
       </w:r>
       <w:r>
         <w:t xml:space="preserve"> </w:t>
@@ -618,43 +612,31 @@
         <w:pStyle w:val="BodyText"/>
       </w:pPr>
       <w:r>
-        <w:t xml:space="preserve">An average hides how quality is distributed across instances, and one split matters more</w:t>
-      </w:r>
-      <w:r>
-        <w:t xml:space="preserve"> </w:t>
-      </w:r>
-      <w:r>
-        <w:t xml:space="preserve">than most: whether the model’s prediction was right. An explanation is rarely consulted to</w:t>
-      </w:r>
-      <w:r>
-        <w:t xml:space="preserve"> </w:t>
-      </w:r>
-      <w:r>
-        <w:t xml:space="preserve">confirm an obviously correct decision. It is consulted when a decision is contested, when</w:t>
-      </w:r>
-      <w:r>
-        <w:t xml:space="preserve"> </w:t>
-      </w:r>
-      <w:r>
-        <w:t xml:space="preserve">an auditor examines a failure, or when a user must decide whether to accept a</w:t>
-      </w:r>
-      <w:r>
-        <w:t xml:space="preserve"> </w:t>
-      </w:r>
-      <w:r>
-        <w:t xml:space="preserve">recommendation. In those situations the prediction is disproportionately likely to be</w:t>
-      </w:r>
-      <w:r>
-        <w:t xml:space="preserve"> </w:t>
-      </w:r>
-      <w:r>
-        <w:t xml:space="preserve">wrong. User studies show that explanations can raise acceptance of a model’s</w:t>
-      </w:r>
-      <w:r>
-        <w:t xml:space="preserve"> </w:t>
-      </w:r>
-      <w:r>
-        <w:t xml:space="preserve">recommendation whether or not the recommendation is correct</w:t>
+        <w:t xml:space="preserve">An average hides one split that matters: whether the prediction was right. Explanations</w:t>
+      </w:r>
+      <w:r>
+        <w:t xml:space="preserve"> </w:t>
+      </w:r>
+      <w:r>
+        <w:t xml:space="preserve">are consulted when a decision is contested, when an auditor examines a failure, or when a</w:t>
+      </w:r>
+      <w:r>
+        <w:t xml:space="preserve"> </w:t>
+      </w:r>
+      <w:r>
+        <w:t xml:space="preserve">user decides whether to accept a recommendation, situations in which the prediction is</w:t>
+      </w:r>
+      <w:r>
+        <w:t xml:space="preserve"> </w:t>
+      </w:r>
+      <w:r>
+        <w:t xml:space="preserve">disproportionately likely to be wrong. Explanations can raise acceptance of a</w:t>
+      </w:r>
+      <w:r>
+        <w:t xml:space="preserve"> </w:t>
+      </w:r>
+      <w:r>
+        <w:t xml:space="preserve">recommendation whether or not it is correct</w:t>
       </w:r>
       <w:r>
         <w:t xml:space="preserve"> </w:t>
@@ -663,13 +645,13 @@
         <w:t xml:space="preserve">[11]</w:t>
       </w:r>
       <w:r>
-        <w:t xml:space="preserve">, and</w:t>
-      </w:r>
-      <w:r>
-        <w:t xml:space="preserve"> </w:t>
-      </w:r>
-      <w:r>
-        <w:t xml:space="preserve">explanations can be unreliable in ways that their appearance does not reveal</w:t>
+        <w:t xml:space="preserve">, and they can be</w:t>
+      </w:r>
+      <w:r>
+        <w:t xml:space="preserve"> </w:t>
+      </w:r>
+      <w:r>
+        <w:t xml:space="preserve">unreliable in ways their appearance does not reveal</w:t>
       </w:r>
       <w:r>
         <w:t xml:space="preserve"> </w:t>
@@ -678,19 +660,19 @@
         <w:t xml:space="preserve">[12], [13]</w:t>
       </w:r>
       <w:r>
-        <w:t xml:space="preserve">. If explanations are also less faithful or less</w:t>
-      </w:r>
-      <w:r>
-        <w:t xml:space="preserve"> </w:t>
-      </w:r>
-      <w:r>
-        <w:t xml:space="preserve">stable on misclassified instances, an explanation can look convincing exactly where it</w:t>
-      </w:r>
-      <w:r>
-        <w:t xml:space="preserve"> </w:t>
-      </w:r>
-      <w:r>
-        <w:t xml:space="preserve">deserves the least trust</w:t>
+        <w:t xml:space="preserve">.</w:t>
+      </w:r>
+      <w:r>
+        <w:t xml:space="preserve"> </w:t>
+      </w:r>
+      <w:r>
+        <w:t xml:space="preserve">If they are also less faithful or less stable on errors, an explanation can look most</w:t>
+      </w:r>
+      <w:r>
+        <w:t xml:space="preserve"> </w:t>
+      </w:r>
+      <w:r>
+        <w:t xml:space="preserve">convincing where it deserves the least trust</w:t>
       </w:r>
       <w:r>
         <w:t xml:space="preserve"> </w:t>
@@ -707,19 +689,7 @@
         <w:pStyle w:val="BodyText"/>
       </w:pPr>
       <w:r>
-        <w:t xml:space="preserve">Whether explanation quality differs between correct and incorrect predictions is an</w:t>
-      </w:r>
-      <w:r>
-        <w:t xml:space="preserve"> </w:t>
-      </w:r>
-      <w:r>
-        <w:t xml:space="preserve">empirical question, and the usual reporting cannot answer it. We answer it with a</w:t>
-      </w:r>
-      <w:r>
-        <w:t xml:space="preserve"> </w:t>
-      </w:r>
-      <w:r>
-        <w:t xml:space="preserve">pre-specified re-analysis of an existing benchmark that explained, under one protocol,</w:t>
+        <w:t xml:space="preserve">We test this with a pre-specified re-analysis of an existing benchmark that explained</w:t>
       </w:r>
       <w:r>
         <w:t xml:space="preserve"> </w:t>
@@ -731,230 +701,102 @@
         <w:t xml:space="preserve"> </w:t>
       </w:r>
       <w:r>
-        <w:t xml:space="preserve">for four explainers and five model families. We ask four questions:</w:t>
+        <w:t xml:space="preserve">for four explainers and five model families, and ask: does explanation quality differ</w:t>
+      </w:r>
+      <w:r>
+        <w:t xml:space="preserve"> </w:t>
+      </w:r>
+      <w:r>
+        <w:t xml:space="preserve">between correct and misclassified instances (RQ1), does the difference depend on the</w:t>
+      </w:r>
+      <w:r>
+        <w:t xml:space="preserve"> </w:t>
+      </w:r>
+      <w:r>
+        <w:t xml:space="preserve">model family (RQ2), do false positives and false negatives differ (RQ3), and is the</w:t>
+      </w:r>
+      <w:r>
+        <w:t xml:space="preserve"> </w:t>
+      </w:r>
+      <w:r>
+        <w:t xml:space="preserve">difference explained by proximity to the decision boundary, where errors tend to lie</w:t>
+      </w:r>
+      <w:r>
+        <w:t xml:space="preserve"> </w:t>
+      </w:r>
+      <w:r>
+        <w:t xml:space="preserve">(RQ4)?</w:t>
+      </w:r>
+    </w:p>
+    <w:bookmarkEnd w:id="11"/>
+    <w:bookmarkStart w:id="15" w:name="materials-and-methods"/>
+    <w:p>
+      <w:pPr>
+        <w:pStyle w:val="Heading1"/>
+      </w:pPr>
+      <w:r>
+        <w:t xml:space="preserve">Materials and methods</w:t>
+      </w:r>
+    </w:p>
+    <w:bookmarkStart w:id="12" w:name="benchmark-and-data"/>
+    <w:p>
+      <w:pPr>
+        <w:pStyle w:val="Heading2"/>
+      </w:pPr>
+      <w:r>
+        <w:t xml:space="preserve">Benchmark and data</w:t>
       </w:r>
     </w:p>
     <w:p>
       <w:pPr>
-        <w:numPr>
-          <w:ilvl w:val="0"/>
-          <w:numId w:val="1001"/>
-        </w:numPr>
-      </w:pPr>
-      <w:r>
-        <w:rPr>
-          <w:b/>
-          <w:bCs/>
-        </w:rPr>
-        <w:t xml:space="preserve">RQ1.</w:t>
-      </w:r>
-      <w:r>
-        <w:t xml:space="preserve"> </w:t>
-      </w:r>
-      <w:r>
-        <w:t xml:space="preserve">Does explanation quality differ between correctly and incorrectly</w:t>
-      </w:r>
-      <w:r>
-        <w:t xml:space="preserve"> </w:t>
-      </w:r>
-      <w:r>
-        <w:t xml:space="preserve">classified instances, for each explainer?</w:t>
+        <w:pStyle w:val="FirstParagraph"/>
+      </w:pPr>
+      <w:r>
+        <w:t xml:space="preserve">The data are the runs of an existing benchmark on the UCI Adult income data</w:t>
+      </w:r>
+      <w:r>
+        <w:t xml:space="preserve"> </w:t>
+      </w:r>
+      <w:r>
+        <w:t xml:space="preserve">[16], [17]</w:t>
+      </w:r>
+      <w:r>
+        <w:t xml:space="preserve">, released with its protocol in</w:t>
+      </w:r>
+      <w:r>
+        <w:t xml:space="preserve"> </w:t>
+      </w:r>
+      <w:r>
+        <w:t xml:space="preserve">[10]</w:t>
+      </w:r>
+      <w:r>
+        <w:t xml:space="preserve">. That study, and a later analysis of the same runs, compare</w:t>
+      </w:r>
+      <w:r>
+        <w:t xml:space="preserve"> </w:t>
+      </w:r>
+      <w:r>
+        <w:t xml:space="preserve">explainers by their average quality; the present analysis reports none of their results</w:t>
+      </w:r>
+      <w:r>
+        <w:t xml:space="preserve"> </w:t>
+      </w:r>
+      <w:r>
+        <w:t xml:space="preserve">and compares each explainer with itself, between correct and misclassified instances of</w:t>
+      </w:r>
+      <w:r>
+        <w:t xml:space="preserve"> </w:t>
+      </w:r>
+      <w:r>
+        <w:t xml:space="preserve">the same run.</w:t>
       </w:r>
     </w:p>
     <w:p>
       <w:pPr>
-        <w:numPr>
-          <w:ilvl w:val="0"/>
-          <w:numId w:val="1001"/>
-        </w:numPr>
-      </w:pPr>
-      <w:r>
-        <w:rPr>
-          <w:b/>
-          <w:bCs/>
-        </w:rPr>
-        <w:t xml:space="preserve">RQ2.</w:t>
-      </w:r>
-      <w:r>
-        <w:t xml:space="preserve"> </w:t>
-      </w:r>
-      <w:r>
-        <w:t xml:space="preserve">Does the difference depend on the model family?</w:t>
-      </w:r>
-    </w:p>
-    <w:p>
-      <w:pPr>
-        <w:numPr>
-          <w:ilvl w:val="0"/>
-          <w:numId w:val="1001"/>
-        </w:numPr>
-      </w:pPr>
-      <w:r>
-        <w:rPr>
-          <w:b/>
-          <w:bCs/>
-        </w:rPr>
-        <w:t xml:space="preserve">RQ3.</w:t>
-      </w:r>
-      <w:r>
-        <w:t xml:space="preserve"> </w:t>
-      </w:r>
-      <w:r>
-        <w:t xml:space="preserve">Among errors, do false positives and false negatives differ?</w:t>
-      </w:r>
-    </w:p>
-    <w:p>
-      <w:pPr>
-        <w:numPr>
-          <w:ilvl w:val="0"/>
-          <w:numId w:val="1001"/>
-        </w:numPr>
-      </w:pPr>
-      <w:r>
-        <w:rPr>
-          <w:b/>
-          <w:bCs/>
-        </w:rPr>
-        <w:t xml:space="preserve">RQ4.</w:t>
-      </w:r>
-      <w:r>
-        <w:t xml:space="preserve"> </w:t>
-      </w:r>
-      <w:r>
-        <w:t xml:space="preserve">Is the difference explained by proximity to the decision boundary?</w:t>
-      </w:r>
-      <w:r>
-        <w:t xml:space="preserve"> </w:t>
-      </w:r>
-      <w:r>
-        <w:t xml:space="preserve">Errors tend to lie near it, and some metrics may depend on the margin rather than on</w:t>
-      </w:r>
-      <w:r>
-        <w:t xml:space="preserve"> </w:t>
-      </w:r>
-      <w:r>
-        <w:t xml:space="preserve">correctness itself.</w:t>
-      </w:r>
-    </w:p>
-    <w:p>
-      <w:pPr>
-        <w:pStyle w:val="FirstParagraph"/>
-      </w:pPr>
-      <w:r>
-        <w:t xml:space="preserve">The contribution is an instance-level answer, with the run as the unit of inference, a</w:t>
-      </w:r>
-      <w:r>
-        <w:t xml:space="preserve"> </w:t>
-      </w:r>
-      <w:r>
-        <w:t xml:space="preserve">margin control, an external check on a second dataset, and a practical recommendation</w:t>
-      </w:r>
-      <w:r>
-        <w:t xml:space="preserve"> </w:t>
-      </w:r>
-      <w:r>
-        <w:t xml:space="preserve">for how explanation audits should report quality.</w:t>
-      </w:r>
-    </w:p>
-    <w:bookmarkEnd w:id="11"/>
-    <w:bookmarkStart w:id="16" w:name="materials-and-methods"/>
-    <w:p>
-      <w:pPr>
-        <w:pStyle w:val="Heading1"/>
-      </w:pPr>
-      <w:r>
-        <w:t xml:space="preserve">Materials and methods</w:t>
-      </w:r>
-    </w:p>
-    <w:bookmarkStart w:id="13" w:name="benchmark-and-data"/>
-    <w:p>
-      <w:pPr>
-        <w:pStyle w:val="Heading2"/>
-      </w:pPr>
-      <w:r>
-        <w:t xml:space="preserve">Benchmark and data</w:t>
-      </w:r>
-    </w:p>
-    <w:p>
-      <w:pPr>
-        <w:pStyle w:val="FirstParagraph"/>
-      </w:pPr>
-      <w:r>
-        <w:t xml:space="preserve">The data are the runs of an existing benchmark of post-hoc explainers on the UCI Adult</w:t>
-      </w:r>
-      <w:r>
-        <w:t xml:space="preserve"> </w:t>
-      </w:r>
-      <w:r>
-        <w:t xml:space="preserve">income data</w:t>
-      </w:r>
-      <w:r>
-        <w:t xml:space="preserve"> </w:t>
-      </w:r>
-      <w:r>
-        <w:t xml:space="preserve">[16], [17]</w:t>
-      </w:r>
-      <w:r>
-        <w:t xml:space="preserve">, released with its protocol and</w:t>
-      </w:r>
-      <w:r>
-        <w:t xml:space="preserve"> </w:t>
-      </w:r>
-      <w:r>
-        <w:t xml:space="preserve">reproducibility contract in</w:t>
-      </w:r>
-      <w:r>
-        <w:t xml:space="preserve"> </w:t>
-      </w:r>
-      <w:r>
-        <w:t xml:space="preserve">[10]</w:t>
-      </w:r>
-      <w:r>
-        <w:t xml:space="preserve">. That study, and a later</w:t>
-      </w:r>
-      <w:r>
-        <w:t xml:space="preserve"> </w:t>
-      </w:r>
-      <w:r>
-        <w:t xml:space="preserve">analysis of the same runs, compare explainers by their average quality over all</w:t>
-      </w:r>
-      <w:r>
-        <w:t xml:space="preserve"> </w:t>
-      </w:r>
-      <w:r>
-        <w:t xml:space="preserve">instances. The present analysis is different and reports none of their results: it</w:t>
-      </w:r>
-      <w:r>
-        <w:t xml:space="preserve"> </w:t>
-      </w:r>
-      <w:r>
-        <w:t xml:space="preserve">compares each explainer with itself, between correct and misclassified instances of the</w:t>
-      </w:r>
-      <w:r>
-        <w:t xml:space="preserve"> </w:t>
-      </w:r>
-      <w:r>
-        <w:t xml:space="preserve">same run. Re-using the cohort rather than re-executing it keeps the explainers, models and</w:t>
-      </w:r>
-      <w:r>
-        <w:t xml:space="preserve"> </w:t>
-      </w:r>
-      <w:r>
-        <w:t xml:space="preserve">instances fixed, so the only contrast is the correctness of the prediction.</w:t>
-      </w:r>
-    </w:p>
-    <w:p>
-      <w:pPr>
         <w:pStyle w:val="BodyText"/>
       </w:pPr>
       <w:r>
-        <w:t xml:space="preserve">Five classifiers, each trained once, were explained: logistic regression,</w:t>
-      </w:r>
-      <w:r>
-        <w:t xml:space="preserve"> </w:t>
-      </w:r>
-      <w:r>
-        <w:t xml:space="preserve">random forest</w:t>
+        <w:t xml:space="preserve">Five classifiers were explained: logistic regression, random forest</w:t>
       </w:r>
       <w:r>
         <w:t xml:space="preserve"> </w:t>
@@ -963,7 +805,7 @@
         <w:t xml:space="preserve">[18]</w:t>
       </w:r>
       <w:r>
-        <w:t xml:space="preserve">, gradient-boosted trees (XGBoost)</w:t>
+        <w:t xml:space="preserve">, XGBoost</w:t>
       </w:r>
       <w:r>
         <w:t xml:space="preserve"> </w:t>
@@ -972,19 +814,25 @@
         <w:t xml:space="preserve">[19]</w:t>
       </w:r>
       <w:r>
-        <w:t xml:space="preserve">, a support vector machine and a multilayer perceptron. Each run</w:t>
-      </w:r>
-      <w:r>
-        <w:t xml:space="preserve"> </w:t>
-      </w:r>
-      <w:r>
-        <w:t xml:space="preserve">crossed one model family with one explainer, one random seed (42, 123, 456, 789 or 999)</w:t>
-      </w:r>
-      <w:r>
-        <w:t xml:space="preserve"> </w:t>
-      </w:r>
-      <w:r>
-        <w:t xml:space="preserve">and one sampling intensity of</w:t>
+        <w:t xml:space="preserve">, a support vector machine and a</w:t>
+      </w:r>
+      <w:r>
+        <w:t xml:space="preserve"> </w:t>
+      </w:r>
+      <w:r>
+        <w:t xml:space="preserve">multilayer perceptron, all trained once on the seed-42 partition of the data. Each run</w:t>
+      </w:r>
+      <w:r>
+        <w:t xml:space="preserve"> </w:t>
+      </w:r>
+      <w:r>
+        <w:t xml:space="preserve">crossed one model, one explainer, one seed (42, 123, 456, 789 or 999), which fixed the</w:t>
+      </w:r>
+      <w:r>
+        <w:t xml:space="preserve"> </w:t>
+      </w:r>
+      <w:r>
+        <w:t xml:space="preserve">partition sampled, and</w:t>
       </w:r>
       <w:r>
         <w:t xml:space="preserve"> </w:t>
@@ -1032,618 +880,109 @@
         <w:t xml:space="preserve"> </w:t>
       </w:r>
       <w:r>
-        <w:t xml:space="preserve">instances per error quadrant. The</w:t>
-      </w:r>
-      <w:r>
-        <w:t xml:space="preserve"> </w:t>
-      </w:r>
-      <w:r>
-        <w:t xml:space="preserve">seed fixed the partition from which instances were drawn; the models were trained on the</w:t>
-      </w:r>
-      <w:r>
-        <w:t xml:space="preserve"> </w:t>
-      </w:r>
-      <w:r>
-        <w:t xml:space="preserve">partition of seed 42. Within a run, test instances</w:t>
-      </w:r>
-      <w:r>
-        <w:t xml:space="preserve"> </w:t>
-      </w:r>
-      <w:r>
-        <w:t xml:space="preserve">were sampled separately from the four quadrants (TP, TN, FP, FN), so correct and</w:t>
-      </w:r>
-      <w:r>
-        <w:t xml:space="preserve"> </w:t>
-      </w:r>
-      <w:r>
-        <w:t xml:space="preserve">misclassified instances are represented in nearly equal numbers by design.</w:t>
-      </w:r>
-    </w:p>
-    <w:p>
-      <w:pPr>
-        <w:pStyle w:val="BodyText"/>
-      </w:pPr>
-      <w:r>
-        <w:t xml:space="preserve">Of the 299 run files, 265 entered the analysis.</w:t>
-      </w:r>
-      <w:r>
-        <w:t xml:space="preserve"> </w:t>
-      </w:r>
-      <w:r>
-        <w:t xml:space="preserve">Anchors and DiCE produced no explanations in</w:t>
-      </w:r>
-      <w:r>
-        <w:t xml:space="preserve"> </w:t>
-      </w:r>
-      <w:r>
-        <w:t xml:space="preserve">18 and</w:t>
-      </w:r>
-      <w:r>
-        <w:t xml:space="preserve"> </w:t>
-      </w:r>
-      <w:r>
-        <w:t xml:space="preserve">7 runs respectively (failed or</w:t>
-      </w:r>
-      <w:r>
-        <w:t xml:space="preserve"> </w:t>
-      </w:r>
-      <w:r>
-        <w:t xml:space="preserve">non-converged), and 9 SHAP runs had fewer</w:t>
-      </w:r>
-      <w:r>
-        <w:t xml:space="preserve"> </w:t>
-      </w:r>
-      <w:r>
-        <w:t xml:space="preserve">than ten instances in one of the two groups. The analysis covers</w:t>
-      </w:r>
-      <w:r>
-        <w:t xml:space="preserve"> </w:t>
-      </w:r>
-      <w:r>
-        <w:t xml:space="preserve">122,529 explained instances; 278 instances</w:t>
-      </w:r>
-      <w:r>
-        <w:t xml:space="preserve"> </w:t>
-      </w:r>
-      <w:r>
-        <w:t xml:space="preserve">without a recorded quadrant were excluded. Table </w:t>
-      </w:r>
-      <w:hyperlink w:anchor="tab:data">
+        <w:t xml:space="preserve">instances per error quadrant (TP, TN, FP,</w:t>
+      </w:r>
+      <w:r>
+        <w:t xml:space="preserve"> </w:t>
+      </w:r>
+      <w:r>
+        <w:t xml:space="preserve">FN), so correct and misclassified instances are about equally represented. Of the</w:t>
+      </w:r>
+      <w:r>
+        <w:t xml:space="preserve"> </w:t>
+      </w:r>
+      <w:r>
+        <w:t xml:space="preserve">299 runs, 265 were analysed: Anchors and DiCE</w:t>
+      </w:r>
+      <w:r>
+        <w:t xml:space="preserve"> </w:t>
+      </w:r>
+      <w:r>
+        <w:t xml:space="preserve">returned no explanations in 18 and</w:t>
+      </w:r>
+      <w:r>
+        <w:t xml:space="preserve"> </w:t>
+      </w:r>
+      <w:r>
+        <w:t xml:space="preserve">7 runs, and</w:t>
+      </w:r>
+      <w:r>
+        <w:t xml:space="preserve"> </w:t>
+      </w:r>
+      <w:r>
+        <w:t xml:space="preserve">9 SHAP runs had fewer than ten instances</w:t>
+      </w:r>
+      <w:r>
+        <w:t xml:space="preserve"> </w:t>
+      </w:r>
+      <w:r>
+        <w:t xml:space="preserve">in a group. They contain 122,529 explained instances, of which</w:t>
+      </w:r>
+      <w:r>
+        <w:t xml:space="preserve"> </w:t>
+      </w:r>
+      <w:r>
+        <w:t xml:space="preserve">70,788 belong to the training data (Section </w:t>
+      </w:r>
+      <w:hyperlink w:anchor="sec:sens">
         <w:r>
           <w:rPr>
             <w:rStyle w:val="Hyperlink"/>
           </w:rPr>
-          <w:t xml:space="preserve">1</w:t>
+          <w:t xml:space="preserve">3.4</w:t>
         </w:r>
       </w:hyperlink>
       <w:r>
-        <w:t xml:space="preserve"> </w:t>
-      </w:r>
-      <w:r>
-        <w:t xml:space="preserve">gives the counts per</w:t>
-      </w:r>
-      <w:r>
-        <w:t xml:space="preserve"> </w:t>
-      </w:r>
-      <w:r>
-        <w:t xml:space="preserve">explainer.</w:t>
+        <w:t xml:space="preserve">);</w:t>
+      </w:r>
+      <w:r>
+        <w:t xml:space="preserve"> </w:t>
+      </w:r>
+      <w:r>
+        <w:t xml:space="preserve">278 instances without a quadrant were excluded. The external check</w:t>
+      </w:r>
+      <w:r>
+        <w:t xml:space="preserve"> </w:t>
+      </w:r>
+      <w:r>
+        <w:t xml:space="preserve">uses the benchmark’s German Credit runs</w:t>
+      </w:r>
+      <w:r>
+        <w:t xml:space="preserve"> </w:t>
+      </w:r>
+      <w:r>
+        <w:t xml:space="preserve">[20]</w:t>
+      </w:r>
+      <w:r>
+        <w:t xml:space="preserve">: random forest and</w:t>
+      </w:r>
+      <w:r>
+        <w:t xml:space="preserve"> </w:t>
+      </w:r>
+      <w:r>
+        <w:t xml:space="preserve">XGBoost, explained by SHAP and Anchors, three seeds each (12 runs, 13 to</w:t>
+      </w:r>
+      <w:r>
+        <w:t xml:space="preserve"> </w:t>
+      </w:r>
+      <w:r>
+        <w:t xml:space="preserve">37 errors per quadrant). Breast Cancer was excluded in advance, with one to four errors</w:t>
+      </w:r>
+      <w:r>
+        <w:t xml:space="preserve"> </w:t>
+      </w:r>
+      <w:r>
+        <w:t xml:space="preserve">per quadrant.</w:t>
       </w:r>
     </w:p>
-    <w:bookmarkStart w:id="12" w:name="tab:data"/>
+    <w:bookmarkEnd w:id="12"/>
+    <w:bookmarkStart w:id="13" w:name="quality-metrics"/>
     <w:p>
       <w:pPr>
-        <w:pStyle w:val="TableCaption"/>
-      </w:pPr>
-      <w:r>
-        <w:t xml:space="preserve">Runs and instances analysed per explainer (UCI Adult).</w:t>
-      </w:r>
-    </w:p>
-    <w:tbl>
-      <w:tblPr>
-        <w:tblStyle w:val="Table"/>
-        <w:tblW w:type="auto" w:w="0"/>
-        <w:tblLook w:firstRow="1" w:lastRow="0" w:firstColumn="0" w:lastColumn="0" w:noHBand="0" w:noVBand="0" w:val="0020"/>
-        <w:tblCaption w:val="Runs and instances analysed per explainer (UCI Adult)."/>
-      </w:tblPr>
-      <w:tblGrid>
-        <w:gridCol w:w="1584"/>
-        <w:gridCol w:w="1584"/>
-        <w:gridCol w:w="1584"/>
-        <w:gridCol w:w="1584"/>
-        <w:gridCol w:w="1584"/>
-      </w:tblGrid>
-      <w:tr>
-        <w:trPr>
-          <w:tblHeader w:val="on"/>
-        </w:trPr>
-        <w:tc>
-          <w:tcPr/>
-          <w:p>
-            <w:pPr>
-              <w:pStyle w:val="Compact"/>
-              <w:spacing w:before="0" w:after="0" w:line="240" w:lineRule="auto"/>
-              <w:jc w:val="left"/>
-            </w:pPr>
-            <w:r>
-              <w:rPr>
-                <w:sz w:val="20"/>
-                <w:szCs w:val="20"/>
-              </w:rPr>
-              <w:t xml:space="preserve">Explainer</w:t>
-            </w:r>
-          </w:p>
-        </w:tc>
-        <w:tc>
-          <w:tcPr/>
-          <w:p>
-            <w:pPr>
-              <w:pStyle w:val="Compact"/>
-              <w:spacing w:before="0" w:after="0" w:line="240" w:lineRule="auto"/>
-              <w:jc w:val="right"/>
-            </w:pPr>
-            <w:r>
-              <w:rPr>
-                <w:sz w:val="20"/>
-                <w:szCs w:val="20"/>
-              </w:rPr>
-              <w:t xml:space="preserve">Runs present</w:t>
-            </w:r>
-          </w:p>
-        </w:tc>
-        <w:tc>
-          <w:tcPr/>
-          <w:p>
-            <w:pPr>
-              <w:pStyle w:val="Compact"/>
-              <w:spacing w:before="0" w:after="0" w:line="240" w:lineRule="auto"/>
-              <w:jc w:val="right"/>
-            </w:pPr>
-            <w:r>
-              <w:rPr>
-                <w:sz w:val="20"/>
-                <w:szCs w:val="20"/>
-              </w:rPr>
-              <w:t xml:space="preserve">Runs analysed</w:t>
-            </w:r>
-          </w:p>
-        </w:tc>
-        <w:tc>
-          <w:tcPr/>
-          <w:p>
-            <w:pPr>
-              <w:pStyle w:val="Compact"/>
-              <w:spacing w:before="0" w:after="0" w:line="240" w:lineRule="auto"/>
-              <w:jc w:val="right"/>
-            </w:pPr>
-            <w:r>
-              <w:rPr>
-                <w:sz w:val="20"/>
-                <w:szCs w:val="20"/>
-              </w:rPr>
-              <w:t xml:space="preserve">Correct</w:t>
-            </w:r>
-          </w:p>
-        </w:tc>
-        <w:tc>
-          <w:tcPr/>
-          <w:p>
-            <w:pPr>
-              <w:pStyle w:val="Compact"/>
-              <w:spacing w:before="0" w:after="0" w:line="240" w:lineRule="auto"/>
-              <w:jc w:val="right"/>
-            </w:pPr>
-            <w:r>
-              <w:rPr>
-                <w:sz w:val="20"/>
-                <w:szCs w:val="20"/>
-              </w:rPr>
-              <w:t xml:space="preserve">Misclassified</w:t>
-            </w:r>
-          </w:p>
-        </w:tc>
-      </w:tr>
-      <w:tr>
-        <w:tc>
-          <w:tcPr/>
-          <w:p>
-            <w:pPr>
-              <w:pStyle w:val="Compact"/>
-              <w:spacing w:before="0" w:after="0" w:line="240" w:lineRule="auto"/>
-              <w:jc w:val="left"/>
-            </w:pPr>
-            <w:r>
-              <w:rPr>
-                <w:sz w:val="20"/>
-                <w:szCs w:val="20"/>
-              </w:rPr>
-              <w:t xml:space="preserve">SHAP</w:t>
-            </w:r>
-          </w:p>
-        </w:tc>
-        <w:tc>
-          <w:tcPr/>
-          <w:p>
-            <w:pPr>
-              <w:pStyle w:val="Compact"/>
-              <w:spacing w:before="0" w:after="0" w:line="240" w:lineRule="auto"/>
-              <w:jc w:val="right"/>
-            </w:pPr>
-            <w:r>
-              <w:rPr>
-                <w:sz w:val="20"/>
-                <w:szCs w:val="20"/>
-              </w:rPr>
-              <w:t xml:space="preserve">74</w:t>
-            </w:r>
-          </w:p>
-        </w:tc>
-        <w:tc>
-          <w:tcPr/>
-          <w:p>
-            <w:pPr>
-              <w:pStyle w:val="Compact"/>
-              <w:spacing w:before="0" w:after="0" w:line="240" w:lineRule="auto"/>
-              <w:jc w:val="right"/>
-            </w:pPr>
-            <w:r>
-              <w:rPr>
-                <w:sz w:val="20"/>
-                <w:szCs w:val="20"/>
-              </w:rPr>
-              <w:t xml:space="preserve">65</w:t>
-            </w:r>
-          </w:p>
-        </w:tc>
-        <w:tc>
-          <w:tcPr/>
-          <w:p>
-            <w:pPr>
-              <w:pStyle w:val="Compact"/>
-              <w:spacing w:before="0" w:after="0" w:line="240" w:lineRule="auto"/>
-              <w:jc w:val="right"/>
-            </w:pPr>
-            <w:r>
-              <w:rPr>
-                <w:sz w:val="20"/>
-                <w:szCs w:val="20"/>
-              </w:rPr>
-              <w:t xml:space="preserve">15,369</w:t>
-            </w:r>
-          </w:p>
-        </w:tc>
-        <w:tc>
-          <w:tcPr/>
-          <w:p>
-            <w:pPr>
-              <w:pStyle w:val="Compact"/>
-              <w:spacing w:before="0" w:after="0" w:line="240" w:lineRule="auto"/>
-              <w:jc w:val="right"/>
-            </w:pPr>
-            <w:r>
-              <w:rPr>
-                <w:sz w:val="20"/>
-                <w:szCs w:val="20"/>
-              </w:rPr>
-              <w:t xml:space="preserve">14,302</w:t>
-            </w:r>
-          </w:p>
-        </w:tc>
-      </w:tr>
-      <w:tr>
-        <w:tc>
-          <w:tcPr/>
-          <w:p>
-            <w:pPr>
-              <w:pStyle w:val="Compact"/>
-              <w:spacing w:before="0" w:after="0" w:line="240" w:lineRule="auto"/>
-              <w:jc w:val="left"/>
-            </w:pPr>
-            <w:r>
-              <w:rPr>
-                <w:sz w:val="20"/>
-                <w:szCs w:val="20"/>
-              </w:rPr>
-              <w:t xml:space="preserve">LIME</w:t>
-            </w:r>
-          </w:p>
-        </w:tc>
-        <w:tc>
-          <w:tcPr/>
-          <w:p>
-            <w:pPr>
-              <w:pStyle w:val="Compact"/>
-              <w:spacing w:before="0" w:after="0" w:line="240" w:lineRule="auto"/>
-              <w:jc w:val="right"/>
-            </w:pPr>
-            <w:r>
-              <w:rPr>
-                <w:sz w:val="20"/>
-                <w:szCs w:val="20"/>
-              </w:rPr>
-              <w:t xml:space="preserve">75</w:t>
-            </w:r>
-          </w:p>
-        </w:tc>
-        <w:tc>
-          <w:tcPr/>
-          <w:p>
-            <w:pPr>
-              <w:pStyle w:val="Compact"/>
-              <w:spacing w:before="0" w:after="0" w:line="240" w:lineRule="auto"/>
-              <w:jc w:val="right"/>
-            </w:pPr>
-            <w:r>
-              <w:rPr>
-                <w:sz w:val="20"/>
-                <w:szCs w:val="20"/>
-              </w:rPr>
-              <w:t xml:space="preserve">75</w:t>
-            </w:r>
-          </w:p>
-        </w:tc>
-        <w:tc>
-          <w:tcPr/>
-          <w:p>
-            <w:pPr>
-              <w:pStyle w:val="Compact"/>
-              <w:spacing w:before="0" w:after="0" w:line="240" w:lineRule="auto"/>
-              <w:jc w:val="right"/>
-            </w:pPr>
-            <w:r>
-              <w:rPr>
-                <w:sz w:val="20"/>
-                <w:szCs w:val="20"/>
-              </w:rPr>
-              <w:t xml:space="preserve">17,500</w:t>
-            </w:r>
-          </w:p>
-        </w:tc>
-        <w:tc>
-          <w:tcPr/>
-          <w:p>
-            <w:pPr>
-              <w:pStyle w:val="Compact"/>
-              <w:spacing w:before="0" w:after="0" w:line="240" w:lineRule="auto"/>
-              <w:jc w:val="right"/>
-            </w:pPr>
-            <w:r>
-              <w:rPr>
-                <w:sz w:val="20"/>
-                <w:szCs w:val="20"/>
-              </w:rPr>
-              <w:t xml:space="preserve">17,103</w:t>
-            </w:r>
-          </w:p>
-        </w:tc>
-      </w:tr>
-      <w:tr>
-        <w:tc>
-          <w:tcPr/>
-          <w:p>
-            <w:pPr>
-              <w:pStyle w:val="Compact"/>
-              <w:spacing w:before="0" w:after="0" w:line="240" w:lineRule="auto"/>
-              <w:jc w:val="left"/>
-            </w:pPr>
-            <w:r>
-              <w:rPr>
-                <w:sz w:val="20"/>
-                <w:szCs w:val="20"/>
-              </w:rPr>
-              <w:t xml:space="preserve">Anchors</w:t>
-            </w:r>
-          </w:p>
-        </w:tc>
-        <w:tc>
-          <w:tcPr/>
-          <w:p>
-            <w:pPr>
-              <w:pStyle w:val="Compact"/>
-              <w:spacing w:before="0" w:after="0" w:line="240" w:lineRule="auto"/>
-              <w:jc w:val="right"/>
-            </w:pPr>
-            <w:r>
-              <w:rPr>
-                <w:sz w:val="20"/>
-                <w:szCs w:val="20"/>
-              </w:rPr>
-              <w:t xml:space="preserve">75</w:t>
-            </w:r>
-          </w:p>
-        </w:tc>
-        <w:tc>
-          <w:tcPr/>
-          <w:p>
-            <w:pPr>
-              <w:pStyle w:val="Compact"/>
-              <w:spacing w:before="0" w:after="0" w:line="240" w:lineRule="auto"/>
-              <w:jc w:val="right"/>
-            </w:pPr>
-            <w:r>
-              <w:rPr>
-                <w:sz w:val="20"/>
-                <w:szCs w:val="20"/>
-              </w:rPr>
-              <w:t xml:space="preserve">57</w:t>
-            </w:r>
-          </w:p>
-        </w:tc>
-        <w:tc>
-          <w:tcPr/>
-          <w:p>
-            <w:pPr>
-              <w:pStyle w:val="Compact"/>
-              <w:spacing w:before="0" w:after="0" w:line="240" w:lineRule="auto"/>
-              <w:jc w:val="right"/>
-            </w:pPr>
-            <w:r>
-              <w:rPr>
-                <w:sz w:val="20"/>
-                <w:szCs w:val="20"/>
-              </w:rPr>
-              <w:t xml:space="preserve">12,992</w:t>
-            </w:r>
-          </w:p>
-        </w:tc>
-        <w:tc>
-          <w:tcPr/>
-          <w:p>
-            <w:pPr>
-              <w:pStyle w:val="Compact"/>
-              <w:spacing w:before="0" w:after="0" w:line="240" w:lineRule="auto"/>
-              <w:jc w:val="right"/>
-            </w:pPr>
-            <w:r>
-              <w:rPr>
-                <w:sz w:val="20"/>
-                <w:szCs w:val="20"/>
-              </w:rPr>
-              <w:t xml:space="preserve">12,775</w:t>
-            </w:r>
-          </w:p>
-        </w:tc>
-      </w:tr>
-      <w:tr>
-        <w:tc>
-          <w:tcPr/>
-          <w:p>
-            <w:pPr>
-              <w:pStyle w:val="Compact"/>
-              <w:spacing w:before="0" w:after="0" w:line="240" w:lineRule="auto"/>
-              <w:jc w:val="left"/>
-            </w:pPr>
-            <w:r>
-              <w:rPr>
-                <w:sz w:val="20"/>
-                <w:szCs w:val="20"/>
-              </w:rPr>
-              <w:t xml:space="preserve">DiCE</w:t>
-            </w:r>
-          </w:p>
-        </w:tc>
-        <w:tc>
-          <w:tcPr/>
-          <w:p>
-            <w:pPr>
-              <w:pStyle w:val="Compact"/>
-              <w:spacing w:before="0" w:after="0" w:line="240" w:lineRule="auto"/>
-              <w:jc w:val="right"/>
-            </w:pPr>
-            <w:r>
-              <w:rPr>
-                <w:sz w:val="20"/>
-                <w:szCs w:val="20"/>
-              </w:rPr>
-              <w:t xml:space="preserve">75</w:t>
-            </w:r>
-          </w:p>
-        </w:tc>
-        <w:tc>
-          <w:tcPr/>
-          <w:p>
-            <w:pPr>
-              <w:pStyle w:val="Compact"/>
-              <w:spacing w:before="0" w:after="0" w:line="240" w:lineRule="auto"/>
-              <w:jc w:val="right"/>
-            </w:pPr>
-            <w:r>
-              <w:rPr>
-                <w:sz w:val="20"/>
-                <w:szCs w:val="20"/>
-              </w:rPr>
-              <w:t xml:space="preserve">68</w:t>
-            </w:r>
-          </w:p>
-        </w:tc>
-        <w:tc>
-          <w:tcPr/>
-          <w:p>
-            <w:pPr>
-              <w:pStyle w:val="Compact"/>
-              <w:spacing w:before="0" w:after="0" w:line="240" w:lineRule="auto"/>
-              <w:jc w:val="right"/>
-            </w:pPr>
-            <w:r>
-              <w:rPr>
-                <w:sz w:val="20"/>
-                <w:szCs w:val="20"/>
-              </w:rPr>
-              <w:t xml:space="preserve">16,300</w:t>
-            </w:r>
-          </w:p>
-        </w:tc>
-        <w:tc>
-          <w:tcPr/>
-          <w:p>
-            <w:pPr>
-              <w:pStyle w:val="Compact"/>
-              <w:spacing w:before="0" w:after="0" w:line="240" w:lineRule="auto"/>
-              <w:jc w:val="right"/>
-            </w:pPr>
-            <w:r>
-              <w:rPr>
-                <w:sz w:val="20"/>
-                <w:szCs w:val="20"/>
-              </w:rPr>
-              <w:t xml:space="preserve">16,188</w:t>
-            </w:r>
-          </w:p>
-        </w:tc>
-      </w:tr>
-    </w:tbl>
-    <w:bookmarkEnd w:id="12"/>
-    <w:p>
-      <w:pPr>
-        <w:pStyle w:val="BodyText"/>
-      </w:pPr>
-      <w:r>
-        <w:t xml:space="preserve">For the external check we used the German Credit data</w:t>
-      </w:r>
-      <w:r>
-        <w:t xml:space="preserve"> </w:t>
-      </w:r>
-      <w:r>
-        <w:t xml:space="preserve">[20]</w:t>
-      </w:r>
-      <w:r>
-        <w:t xml:space="preserve"> </w:t>
-      </w:r>
-      <w:r>
-        <w:t xml:space="preserve">from the</w:t>
-      </w:r>
-      <w:r>
-        <w:t xml:space="preserve"> </w:t>
-      </w:r>
-      <w:r>
-        <w:t xml:space="preserve">same benchmark: random forest and XGBoost, explained by SHAP and Anchors, three seeds</w:t>
-      </w:r>
-      <w:r>
-        <w:t xml:space="preserve"> </w:t>
-      </w:r>
-      <w:r>
-        <w:t xml:space="preserve">each (12 runs). These runs have 13 to 37 errors per quadrant. A</w:t>
-      </w:r>
-      <w:r>
-        <w:t xml:space="preserve"> </w:t>
-      </w:r>
-      <w:r>
-        <w:t xml:space="preserve">third dataset in the benchmark, Breast Cancer, was excluded in advance because it has only</w:t>
-      </w:r>
-      <w:r>
-        <w:t xml:space="preserve"> </w:t>
-      </w:r>
-      <w:r>
-        <w:t xml:space="preserve">one to four errors per quadrant per run.</w:t>
-      </w:r>
-    </w:p>
-    <w:bookmarkEnd w:id="13"/>
-    <w:bookmarkStart w:id="14" w:name="explainers-and-quality-metrics"/>
-    <w:p>
-      <w:pPr>
         <w:pStyle w:val="Heading2"/>
       </w:pPr>
       <w:r>
-        <w:t xml:space="preserve">Explainers and quality metrics</w:t>
+        <w:t xml:space="preserve">Quality metrics</w:t>
       </w:r>
     </w:p>
     <w:p>
@@ -1651,13 +990,13 @@
         <w:pStyle w:val="FirstParagraph"/>
       </w:pPr>
       <w:r>
-        <w:t xml:space="preserve">SHAP used TreeExplainer for the tree models and KernelExplainer otherwise; LIME used a</w:t>
-      </w:r>
-      <w:r>
-        <w:t xml:space="preserve"> </w:t>
-      </w:r>
-      <w:r>
-        <w:t xml:space="preserve">tabular surrogate with ten features. Both return an attribution vector</w:t>
+        <w:t xml:space="preserve">SHAP (TreeExplainer for tree models, KernelExplainer otherwise) and LIME (ten features)</w:t>
+      </w:r>
+      <w:r>
+        <w:t xml:space="preserve"> </w:t>
+      </w:r>
+      <w:r>
+        <w:t xml:space="preserve">return an attribution vector</w:t>
       </w:r>
       <w:r>
         <w:t xml:space="preserve"> </w:t>
@@ -1705,62 +1044,13 @@
         </m:sSup>
       </m:oMath>
       <w:r>
-        <w:t xml:space="preserve"> </w:t>
-      </w:r>
-      <w:r>
-        <w:t xml:space="preserve">over the</w:t>
-      </w:r>
-      <w:r>
-        <w:t xml:space="preserve"> </w:t>
-      </w:r>
-      <m:oMath>
-        <m:r>
-          <m:t>M</m:t>
-        </m:r>
-      </m:oMath>
-      <w:r>
-        <w:t xml:space="preserve"> </w:t>
-      </w:r>
-      <w:r>
-        <w:t xml:space="preserve">model features. Anchors returns a rule; it is</w:t>
-      </w:r>
-      <w:r>
-        <w:t xml:space="preserve"> </w:t>
-      </w:r>
-      <w:r>
-        <w:t xml:space="preserve">represented as a binary vector marking the features in the rule. DiCE returns a</w:t>
-      </w:r>
-      <w:r>
-        <w:t xml:space="preserve"> </w:t>
-      </w:r>
-      <w:r>
-        <w:t xml:space="preserve">counterfactual</w:t>
-      </w:r>
-      <w:r>
-        <w:t xml:space="preserve"> </w:t>
-      </w:r>
-      <m:oMath>
-        <m:sSup>
-          <m:e>
-            <m:r>
-              <m:t>x</m:t>
-            </m:r>
-          </m:e>
-          <m:sup>
-            <m:r>
-              <m:rPr>
-                <m:sty m:val="p"/>
-              </m:rPr>
-              <m:t>′</m:t>
-            </m:r>
-          </m:sup>
-        </m:sSup>
-      </m:oMath>
-      <w:r>
-        <w:t xml:space="preserve"> </w:t>
-      </w:r>
-      <w:r>
-        <w:t xml:space="preserve">of the opposite class, represented as</w:t>
+        <w:t xml:space="preserve">; Anchors is represented as a binary</w:t>
+      </w:r>
+      <w:r>
+        <w:t xml:space="preserve"> </w:t>
+      </w:r>
+      <w:r>
+        <w:t xml:space="preserve">vector of the features in its rule, and DiCE as</w:t>
       </w:r>
       <w:r>
         <w:t xml:space="preserve"> </w:t>
@@ -1804,7 +1094,39 @@
         </m:r>
       </m:oMath>
       <w:r>
-        <w:t xml:space="preserve">. Let</w:t>
+        <w:t xml:space="preserve"> </w:t>
+      </w:r>
+      <w:r>
+        <w:t xml:space="preserve">for its counterfactual</w:t>
+      </w:r>
+      <w:r>
+        <w:t xml:space="preserve"> </w:t>
+      </w:r>
+      <m:oMath>
+        <m:sSup>
+          <m:e>
+            <m:r>
+              <m:t>x</m:t>
+            </m:r>
+          </m:e>
+          <m:sup>
+            <m:r>
+              <m:rPr>
+                <m:sty m:val="p"/>
+              </m:rPr>
+              <m:t>′</m:t>
+            </m:r>
+          </m:sup>
+        </m:sSup>
+      </m:oMath>
+      <w:r>
+        <w:t xml:space="preserve">.</w:t>
+      </w:r>
+      <w:r>
+        <w:t xml:space="preserve"> </w:t>
+      </w:r>
+      <w:r>
+        <w:t xml:space="preserve">With</w:t>
       </w:r>
       <w:r>
         <w:t xml:space="preserve"> </w:t>
@@ -1833,33 +1155,13 @@
         <w:t xml:space="preserve"> </w:t>
       </w:r>
       <w:r>
-        <w:t xml:space="preserve">be the</w:t>
-      </w:r>
-      <w:r>
-        <w:t xml:space="preserve"> </w:t>
-      </w:r>
-      <w:r>
-        <w:t xml:space="preserve">model’s predicted probability of the positive class, and let masking feature</w:t>
-      </w:r>
-      <w:r>
-        <w:t xml:space="preserve"> </w:t>
-      </w:r>
-      <m:oMath>
-        <m:r>
-          <m:t>j</m:t>
-        </m:r>
-      </m:oMath>
-      <w:r>
-        <w:t xml:space="preserve"> </w:t>
-      </w:r>
-      <w:r>
-        <w:t xml:space="preserve">replace</w:t>
-      </w:r>
-      <w:r>
-        <w:t xml:space="preserve"> </w:t>
-      </w:r>
-      <w:r>
-        <w:t xml:space="preserve">its value with the training mean. The metrics, computed per instance by the benchmark</w:t>
+        <w:t xml:space="preserve">the predicted probability of the positive class and masking a feature meaning</w:t>
+      </w:r>
+      <w:r>
+        <w:t xml:space="preserve"> </w:t>
+      </w:r>
+      <w:r>
+        <w:t xml:space="preserve">replacing it with its training mean, the benchmark</w:t>
       </w:r>
       <w:r>
         <w:t xml:space="preserve"> </w:t>
@@ -1868,28 +1170,17 @@
         <w:t xml:space="preserve">[10]</w:t>
       </w:r>
       <w:r>
-        <w:t xml:space="preserve">, are:</w:t>
-      </w:r>
-    </w:p>
-    <w:p>
-      <w:pPr>
-        <w:pStyle w:val="BodyText"/>
-      </w:pPr>
-      <w:r>
-        <w:rPr>
-          <w:b/>
-          <w:bCs/>
-        </w:rPr>
-        <w:t xml:space="preserve">Stability</w:t>
-      </w:r>
-      <w:r>
-        <w:t xml:space="preserve"> </w:t>
-      </w:r>
-      <m:oMath>
-        <m:r>
-          <m:t>S</m:t>
-        </m:r>
-      </m:oMath>
+        <w:t xml:space="preserve"> </w:t>
+      </w:r>
+      <w:r>
+        <w:t xml:space="preserve">computes</w:t>
+      </w:r>
+      <w:r>
+        <w:t xml:space="preserve"> </w:t>
+      </w:r>
+      <w:r>
+        <w:t xml:space="preserve">per instance the stability</w:t>
+      </w:r>
       <w:r>
         <w:t xml:space="preserve"> </w:t>
       </w:r>
@@ -1897,7 +1188,13 @@
         <w:t xml:space="preserve">[9]</w:t>
       </w:r>
       <w:r>
-        <w:t xml:space="preserve">: the explainer is run on</w:t>
+        <w:t xml:space="preserve">, the mean cosine similarity of</w:t>
+      </w:r>
+      <w:r>
+        <w:t xml:space="preserve"> </w:t>
+      </w:r>
+      <w:r>
+        <w:t xml:space="preserve">explanations of</w:t>
       </w:r>
       <w:r>
         <w:t xml:space="preserve"> </w:t>
@@ -1911,7 +1208,7 @@
         <w:t xml:space="preserve"> </w:t>
       </w:r>
       <w:r>
-        <w:t xml:space="preserve">copies of</w:t>
+        <w:t xml:space="preserve">noisy copies of</w:t>
       </w:r>
       <w:r>
         <w:t xml:space="preserve"> </w:t>
@@ -1922,30 +1219,7 @@
         </m:r>
       </m:oMath>
       <w:r>
-        <w:t xml:space="preserve"> </w:t>
-      </w:r>
-      <w:r>
-        <w:t xml:space="preserve">perturbed with Gaussian noise, and</w:t>
-      </w:r>
-      <w:r>
-        <w:t xml:space="preserve"> </w:t>
-      </w:r>
-      <m:oMath>
-        <m:r>
-          <m:t>S</m:t>
-        </m:r>
-      </m:oMath>
-      <w:r>
-        <w:t xml:space="preserve"> </w:t>
-      </w:r>
-      <w:r>
-        <w:t xml:space="preserve">is the mean cosine similarity of the</w:t>
-      </w:r>
-      <w:r>
-        <w:t xml:space="preserve"> </w:t>
-      </w:r>
-      <w:r>
-        <w:t xml:space="preserve">resulting vectors over all pairs:</w:t>
+        <w:t xml:space="preserve">,</w:t>
       </w:r>
     </w:p>
     <w:p>
@@ -2108,7 +1382,7 @@
             <m:rPr>
               <m:sty m:val="p"/>
             </m:rPr>
-            <m:t>.</m:t>
+            <m:t>,</m:t>
           </m:r>
         </m:oMath>
       </m:oMathPara>
@@ -2118,22 +1392,7 @@
         <w:pStyle w:val="FirstParagraph"/>
       </w:pPr>
       <w:r>
-        <w:rPr>
-          <w:b/>
-          <w:bCs/>
-        </w:rPr>
-        <w:t xml:space="preserve">Fidelity</w:t>
-      </w:r>
-      <w:r>
-        <w:t xml:space="preserve"> </w:t>
-      </w:r>
-      <m:oMath>
-        <m:r>
-          <m:t>F</m:t>
-        </m:r>
-      </m:oMath>
-      <w:r>
-        <w:t xml:space="preserve">, a single-feature form of faithfulness correlation</w:t>
+        <w:t xml:space="preserve">the fidelity</w:t>
       </w:r>
       <w:r>
         <w:t xml:space="preserve"> </w:t>
@@ -2142,19 +1401,13 @@
         <w:t xml:space="preserve">[6]</w:t>
       </w:r>
       <w:r>
-        <w:t xml:space="preserve">: the Pearson correlation, across features, between the</w:t>
-      </w:r>
-      <w:r>
-        <w:t xml:space="preserve"> </w:t>
-      </w:r>
-      <w:r>
-        <w:t xml:space="preserve">magnitude of each attribution and the change in prediction when that feature alone is</w:t>
-      </w:r>
-      <w:r>
-        <w:t xml:space="preserve"> </w:t>
-      </w:r>
-      <w:r>
-        <w:t xml:space="preserve">masked:</w:t>
+        <w:t xml:space="preserve">, the correlation across features between</w:t>
+      </w:r>
+      <w:r>
+        <w:t xml:space="preserve"> </w:t>
+      </w:r>
+      <w:r>
+        <w:t xml:space="preserve">attribution size and the effect of masking that feature,</w:t>
       </w:r>
     </w:p>
     <w:p>
@@ -2388,7 +1641,7 @@
             <m:rPr>
               <m:sty m:val="p"/>
             </m:rPr>
-            <m:t>.</m:t>
+            <m:t>,</m:t>
           </m:r>
         </m:oMath>
       </m:oMathPara>
@@ -2398,22 +1651,7 @@
         <w:pStyle w:val="FirstParagraph"/>
       </w:pPr>
       <w:r>
-        <w:rPr>
-          <w:b/>
-          <w:bCs/>
-        </w:rPr>
-        <w:t xml:space="preserve">Faithfulness gap</w:t>
-      </w:r>
-      <w:r>
-        <w:t xml:space="preserve"> </w:t>
-      </w:r>
-      <m:oMath>
-        <m:r>
-          <m:t>G</m:t>
-        </m:r>
-      </m:oMath>
-      <w:r>
-        <w:t xml:space="preserve">, a deletion test</w:t>
+        <w:t xml:space="preserve">and the faithfulness gap</w:t>
       </w:r>
       <w:r>
         <w:t xml:space="preserve"> </w:t>
@@ -2422,13 +1660,13 @@
         <w:t xml:space="preserve">[7], [8]</w:t>
       </w:r>
       <w:r>
-        <w:t xml:space="preserve">:</w:t>
-      </w:r>
-      <w:r>
-        <w:t xml:space="preserve"> </w:t>
-      </w:r>
-      <w:r>
-        <w:t xml:space="preserve">the change in prediction when the</w:t>
+        <w:t xml:space="preserve">, the effect of</w:t>
+      </w:r>
+      <w:r>
+        <w:t xml:space="preserve"> </w:t>
+      </w:r>
+      <w:r>
+        <w:t xml:space="preserve">masking the</w:t>
       </w:r>
       <w:r>
         <w:t xml:space="preserve"> </w:t>
@@ -2451,13 +1689,7 @@
         <w:t xml:space="preserve"> </w:t>
       </w:r>
       <w:r>
-        <w:t xml:space="preserve">features with the largest attributions are</w:t>
-      </w:r>
-      <w:r>
-        <w:t xml:space="preserve"> </w:t>
-      </w:r>
-      <w:r>
-        <w:t xml:space="preserve">masked together:</w:t>
+        <w:t xml:space="preserve">top-ranked features together,</w:t>
       </w:r>
     </w:p>
     <w:p>
@@ -2577,30 +1809,17 @@
         <w:pStyle w:val="FirstParagraph"/>
       </w:pPr>
       <w:r>
-        <w:rPr>
-          <w:b/>
-          <w:bCs/>
-        </w:rPr>
-        <w:t xml:space="preserve">Sparsity</w:t>
-      </w:r>
-      <w:r>
-        <w:t xml:space="preserve">, the share of features with a non-negligible attribution, was analysed</w:t>
-      </w:r>
-      <w:r>
-        <w:t xml:space="preserve"> </w:t>
-      </w:r>
-      <w:r>
-        <w:t xml:space="preserve">as a secondary metric. Explanation time was summarised descriptively. For all three primary</w:t>
-      </w:r>
-      <w:r>
-        <w:t xml:space="preserve"> </w:t>
-      </w:r>
-      <w:r>
-        <w:t xml:space="preserve">metrics, higher values indicate a better explanation.</w:t>
+        <w:t xml:space="preserve">Higher is better for all three. Sparsity was a secondary metric and explanation time was</w:t>
+      </w:r>
+      <w:r>
+        <w:t xml:space="preserve"> </w:t>
+      </w:r>
+      <w:r>
+        <w:t xml:space="preserve">described.</w:t>
       </w:r>
     </w:p>
-    <w:bookmarkEnd w:id="14"/>
-    <w:bookmarkStart w:id="15" w:name="statistical-analysis"/>
+    <w:bookmarkEnd w:id="13"/>
+    <w:bookmarkStart w:id="14" w:name="statistical-analysis"/>
     <w:p>
       <w:pPr>
         <w:pStyle w:val="Heading2"/>
@@ -2614,31 +1833,13 @@
         <w:pStyle w:val="FirstParagraph"/>
       </w:pPr>
       <w:r>
-        <w:t xml:space="preserve">The analysis plan, with the questions, metrics, tests and corrections, was written and</w:t>
-      </w:r>
-      <w:r>
-        <w:t xml:space="preserve"> </w:t>
-      </w:r>
-      <w:r>
-        <w:t xml:space="preserve">committed to the project repository before any result was computed; its two deviations</w:t>
-      </w:r>
-      <w:r>
-        <w:t xml:space="preserve"> </w:t>
-      </w:r>
-      <w:r>
-        <w:t xml:space="preserve">are reported below. Instances are nested in runs, so instance-level tests would treat</w:t>
-      </w:r>
-      <w:r>
-        <w:t xml:space="preserve"> </w:t>
-      </w:r>
-      <w:r>
-        <w:t xml:space="preserve">thousands of dependent explanations as independent. The run is therefore the unit of</w:t>
-      </w:r>
-      <w:r>
-        <w:t xml:space="preserve"> </w:t>
-      </w:r>
-      <w:r>
-        <w:t xml:space="preserve">inference. For run</w:t>
+        <w:t xml:space="preserve">The analysis plan was committed to the project repository before any result was</w:t>
+      </w:r>
+      <w:r>
+        <w:t xml:space="preserve"> </w:t>
+      </w:r>
+      <w:r>
+        <w:t xml:space="preserve">computed. Instances are nested in runs, so the run is the unit of inference. For run</w:t>
       </w:r>
       <w:r>
         <w:t xml:space="preserve"> </w:t>
@@ -2802,13 +2003,7 @@
         <w:pStyle w:val="FirstParagraph"/>
       </w:pPr>
       <w:r>
-        <w:t xml:space="preserve">the mean over misclassified instances (FP and FN) minus the mean over correct instances</w:t>
-      </w:r>
-      <w:r>
-        <w:t xml:space="preserve"> </w:t>
-      </w:r>
-      <w:r>
-        <w:t xml:space="preserve">(TP and TN). A negative</w:t>
+        <w:t xml:space="preserve">so a negative</w:t>
       </w:r>
       <w:r>
         <w:t xml:space="preserve"> </w:t>
@@ -2825,57 +2020,13 @@
         <w:t xml:space="preserve"> </w:t>
       </w:r>
       <w:r>
-        <w:t xml:space="preserve">means lower quality on errors.</w:t>
-      </w:r>
-    </w:p>
-    <w:p>
-      <w:pPr>
-        <w:pStyle w:val="BodyText"/>
-      </w:pPr>
-      <w:r>
-        <w:rPr>
-          <w:b/>
-          <w:bCs/>
-        </w:rPr>
-        <w:t xml:space="preserve">RQ1:</w:t>
-      </w:r>
-      <w:r>
-        <w:t xml:space="preserve"> </w:t>
-      </w:r>
-      <w:r>
-        <w:t xml:space="preserve">for each explainer and primary metric (12 tests), a two-sided Wilcoxon</w:t>
-      </w:r>
-      <w:r>
-        <w:t xml:space="preserve"> </w:t>
-      </w:r>
-      <w:r>
-        <w:t xml:space="preserve">signed-rank test of</w:t>
-      </w:r>
-      <w:r>
-        <w:t xml:space="preserve"> </w:t>
-      </w:r>
-      <m:oMath>
-        <m:r>
-          <m:rPr>
-            <m:sty m:val="p"/>
-          </m:rPr>
-          <m:t>Δ</m:t>
-        </m:r>
-        <m:r>
-          <m:rPr>
-            <m:sty m:val="p"/>
-          </m:rPr>
-          <m:t>=</m:t>
-        </m:r>
-        <m:r>
-          <m:t>0</m:t>
-        </m:r>
-      </m:oMath>
-      <w:r>
-        <w:t xml:space="preserve"> </w:t>
-      </w:r>
-      <w:r>
-        <w:t xml:space="preserve">across runs</w:t>
+        <w:t xml:space="preserve">means lower quality on errors. RQ1 uses a two-sided Wilcoxon</w:t>
+      </w:r>
+      <w:r>
+        <w:t xml:space="preserve"> </w:t>
+      </w:r>
+      <w:r>
+        <w:t xml:space="preserve">signed-rank test per explainer and metric</w:t>
       </w:r>
       <w:r>
         <w:t xml:space="preserve"> </w:t>
@@ -2884,13 +2035,13 @@
         <w:t xml:space="preserve">[21]</w:t>
       </w:r>
       <w:r>
-        <w:t xml:space="preserve">, with Holm</w:t>
-      </w:r>
-      <w:r>
-        <w:t xml:space="preserve"> </w:t>
-      </w:r>
-      <w:r>
-        <w:t xml:space="preserve">correction across the 12 tests</w:t>
+        <w:t xml:space="preserve">, Holm-corrected</w:t>
+      </w:r>
+      <w:r>
+        <w:t xml:space="preserve"> </w:t>
+      </w:r>
+      <w:r>
+        <w:t xml:space="preserve">across the 12 tests</w:t>
       </w:r>
       <w:r>
         <w:t xml:space="preserve"> </w:t>
@@ -2922,27 +2073,7 @@
         </m:r>
       </m:oMath>
       <w:r>
-        <w:t xml:space="preserve">. We report the</w:t>
-      </w:r>
-      <w:r>
-        <w:t xml:space="preserve"> </w:t>
-      </w:r>
-      <w:r>
-        <w:t xml:space="preserve">median</w:t>
-      </w:r>
-      <w:r>
-        <w:t xml:space="preserve"> </w:t>
-      </w:r>
-      <m:oMath>
-        <m:r>
-          <m:rPr>
-            <m:sty m:val="p"/>
-          </m:rPr>
-          <m:t>Δ</m:t>
-        </m:r>
-      </m:oMath>
-      <w:r>
-        <w:t xml:space="preserve">, the mean with a 95% confidence interval, and the standardised effect</w:t>
+        <w:t xml:space="preserve">, with</w:t>
       </w:r>
       <w:r>
         <w:t xml:space="preserve"> </w:t>
@@ -2965,36 +2096,10 @@
         <w:t xml:space="preserve"> </w:t>
       </w:r>
       <w:r>
-        <w:t xml:space="preserve">(mean over standard deviation of</w:t>
-      </w:r>
-      <w:r>
-        <w:t xml:space="preserve"> </w:t>
-      </w:r>
-      <m:oMath>
-        <m:r>
-          <m:rPr>
-            <m:sty m:val="p"/>
-          </m:rPr>
-          <m:t>Δ</m:t>
-        </m:r>
-      </m:oMath>
-      <w:r>
-        <w:t xml:space="preserve">)</w:t>
-      </w:r>
-      <w:r>
-        <w:t xml:space="preserve"> </w:t>
-      </w:r>
-      <w:r>
         <w:t xml:space="preserve">[23]</w:t>
       </w:r>
       <w:r>
-        <w:t xml:space="preserve">. An effect</w:t>
-      </w:r>
-      <w:r>
-        <w:t xml:space="preserve"> </w:t>
-      </w:r>
-      <w:r>
-        <w:t xml:space="preserve">is called practically relevant when it is significant after correction,</w:t>
+        <w:t xml:space="preserve">; an effect is practically relevant if also</w:t>
       </w:r>
       <w:r>
         <w:t xml:space="preserve"> </w:t>
@@ -3083,13 +2188,7 @@
         </m:r>
       </m:oMath>
       <w:r>
-        <w:t xml:space="preserve">. As a robustness check, the analysis was repeated</w:t>
-      </w:r>
-      <w:r>
-        <w:t xml:space="preserve"> </w:t>
-      </w:r>
-      <w:r>
-        <w:t xml:space="preserve">after averaging</w:t>
+        <w:t xml:space="preserve">. It was repeated with</w:t>
       </w:r>
       <w:r>
         <w:t xml:space="preserve"> </w:t>
@@ -3106,34 +2205,21 @@
         <w:t xml:space="preserve"> </w:t>
       </w:r>
       <w:r>
-        <w:t xml:space="preserve">over the three sampling intensities within each model and seed.</w:t>
-      </w:r>
-      <w:r>
-        <w:t xml:space="preserve"> </w:t>
-      </w:r>
-      <w:r>
-        <w:rPr>
-          <w:b/>
-          <w:bCs/>
-        </w:rPr>
-        <w:t xml:space="preserve">RQ2:</w:t>
+        <w:t xml:space="preserve">averaged over</w:t>
       </w:r>
       <w:r>
         <w:t xml:space="preserve"> </w:t>
       </w:r>
       <m:oMath>
         <m:r>
-          <m:rPr>
-            <m:sty m:val="p"/>
-          </m:rPr>
-          <m:t>Δ</m:t>
+          <m:t>n</m:t>
         </m:r>
       </m:oMath>
       <w:r>
         <w:t xml:space="preserve"> </w:t>
       </w:r>
       <w:r>
-        <w:t xml:space="preserve">by model family, with a Kruskal–Wallis test</w:t>
+        <w:t xml:space="preserve">within model and seed. RQ2 uses Kruskal–Wallis tests across families</w:t>
       </w:r>
       <w:r>
         <w:t xml:space="preserve"> </w:t>
@@ -3145,49 +2231,12 @@
         <w:t xml:space="preserve"> </w:t>
       </w:r>
       <w:r>
-        <w:t xml:space="preserve">per explainer and metric (Holm across 12).</w:t>
-      </w:r>
-      <w:r>
-        <w:t xml:space="preserve"> </w:t>
-      </w:r>
-      <w:r>
-        <w:rPr>
-          <w:b/>
-          <w:bCs/>
-        </w:rPr>
-        <w:t xml:space="preserve">RQ3:</w:t>
-      </w:r>
-      <w:r>
-        <w:t xml:space="preserve"> </w:t>
-      </w:r>
-      <w:r>
-        <w:t xml:space="preserve">as RQ1 with</w:t>
+        <w:t xml:space="preserve">and RQ3 the RQ1 test on</w:t>
       </w:r>
       <w:r>
         <w:t xml:space="preserve"> </w:t>
       </w:r>
       <m:oMath>
-        <m:sSub>
-          <m:e>
-            <m:r>
-              <m:rPr>
-                <m:sty m:val="p"/>
-              </m:rPr>
-              <m:t>Δ</m:t>
-            </m:r>
-          </m:e>
-          <m:sub>
-            <m:r>
-              <m:t>r</m:t>
-            </m:r>
-          </m:sub>
-        </m:sSub>
-        <m:r>
-          <m:rPr>
-            <m:sty m:val="p"/>
-          </m:rPr>
-          <m:t>=</m:t>
-        </m:r>
         <m:sSub>
           <m:e>
             <m:acc>
@@ -3202,15 +2251,6 @@
             </m:acc>
           </m:e>
           <m:sub>
-            <m:r>
-              <m:t>r</m:t>
-            </m:r>
-            <m:r>
-              <m:rPr>
-                <m:sty m:val="p"/>
-              </m:rPr>
-              <m:t>,</m:t>
-            </m:r>
             <m:r>
               <m:rPr>
                 <m:sty m:val="p"/>
@@ -3246,15 +2286,6 @@
           </m:e>
           <m:sub>
             <m:r>
-              <m:t>r</m:t>
-            </m:r>
-            <m:r>
-              <m:rPr>
-                <m:sty m:val="p"/>
-              </m:rPr>
-              <m:t>,</m:t>
-            </m:r>
-            <m:r>
               <m:rPr>
                 <m:sty m:val="p"/>
               </m:rPr>
@@ -3270,31 +2301,13 @@
         </m:sSub>
       </m:oMath>
       <w:r>
-        <w:t xml:space="preserve">.</w:t>
-      </w:r>
-    </w:p>
-    <w:p>
-      <w:pPr>
-        <w:pStyle w:val="BodyText"/>
-      </w:pPr>
-      <w:r>
-        <w:rPr>
-          <w:b/>
-          <w:bCs/>
-        </w:rPr>
-        <w:t xml:space="preserve">RQ4:</w:t>
-      </w:r>
-      <w:r>
-        <w:t xml:space="preserve"> </w:t>
-      </w:r>
-      <w:r>
-        <w:t xml:space="preserve">misclassified instances lie closer to the decision boundary, and metrics</w:t>
-      </w:r>
-      <w:r>
-        <w:t xml:space="preserve"> </w:t>
-      </w:r>
-      <w:r>
-        <w:t xml:space="preserve">that perturb or mask the input may behave differently there. The margin of an instance,</w:t>
+        <w:t xml:space="preserve">,</w:t>
+      </w:r>
+      <w:r>
+        <w:t xml:space="preserve"> </w:t>
+      </w:r>
+      <w:r>
+        <w:t xml:space="preserve">both Holm-corrected. For RQ4 the margin</w:t>
       </w:r>
       <w:r>
         <w:t xml:space="preserve"> </w:t>
@@ -3342,13 +2355,16 @@
         </m:r>
       </m:oMath>
       <w:r>
-        <w:t xml:space="preserve">, was recomputed from the stored models. For each explainer and</w:t>
-      </w:r>
-      <w:r>
-        <w:t xml:space="preserve"> </w:t>
-      </w:r>
-      <w:r>
-        <w:t xml:space="preserve">metric we fitted, at instance level,</w:t>
+        <w:t xml:space="preserve"> </w:t>
+      </w:r>
+      <w:r>
+        <w:t xml:space="preserve">was recomputed from the</w:t>
+      </w:r>
+      <w:r>
+        <w:t xml:space="preserve"> </w:t>
+      </w:r>
+      <w:r>
+        <w:t xml:space="preserve">stored models and, per explainer and metric, we fitted</w:t>
       </w:r>
     </w:p>
     <w:p>
@@ -3497,30 +2513,7 @@
         <w:pStyle w:val="FirstParagraph"/>
       </w:pPr>
       <w:r>
-        <w:t xml:space="preserve">with run fixed effects</w:t>
-      </w:r>
-      <w:r>
-        <w:t xml:space="preserve"> </w:t>
-      </w:r>
-      <m:oMath>
-        <m:sSub>
-          <m:e>
-            <m:r>
-              <m:t>α</m:t>
-            </m:r>
-          </m:e>
-          <m:sub>
-            <m:r>
-              <m:t>r</m:t>
-            </m:r>
-          </m:sub>
-        </m:sSub>
-      </m:oMath>
-      <w:r>
-        <w:t xml:space="preserve"> </w:t>
-      </w:r>
-      <w:r>
-        <w:t xml:space="preserve">and standard errors clustered by run</w:t>
+        <w:t xml:space="preserve">with run fixed effects and standard errors clustered by run</w:t>
       </w:r>
       <w:r>
         <w:t xml:space="preserve"> </w:t>
@@ -3529,7 +2522,7 @@
         <w:t xml:space="preserve">[25]</w:t>
       </w:r>
       <w:r>
-        <w:t xml:space="preserve">, and compared</w:t>
+        <w:t xml:space="preserve">; a difference is explained by the margin if</w:t>
       </w:r>
       <w:r>
         <w:t xml:space="preserve"> </w:t>
@@ -3543,45 +2536,19 @@
         <w:t xml:space="preserve"> </w:t>
       </w:r>
       <w:r>
-        <w:t xml:space="preserve">with its value when the margin is</w:t>
-      </w:r>
-      <w:r>
-        <w:t xml:space="preserve"> </w:t>
-      </w:r>
-      <w:r>
-        <w:t xml:space="preserve">omitted. A difference is called explained by the margin when</w:t>
-      </w:r>
-      <w:r>
-        <w:t xml:space="preserve"> </w:t>
-      </w:r>
-      <m:oMath>
-        <m:r>
-          <m:t>β</m:t>
-        </m:r>
-      </m:oMath>
-      <w:r>
-        <w:t xml:space="preserve"> </w:t>
-      </w:r>
-      <w:r>
-        <w:t xml:space="preserve">shrinks by more than</w:t>
-      </w:r>
-      <w:r>
-        <w:t xml:space="preserve"> </w:t>
-      </w:r>
-      <w:r>
-        <w:t xml:space="preserve">half and its confidence interval includes zero. The external check repeats RQ1 on German</w:t>
-      </w:r>
-      <w:r>
-        <w:t xml:space="preserve"> </w:t>
-      </w:r>
-      <w:r>
-        <w:t xml:space="preserve">Credit descriptively: with six runs per explainer, no test can reach significance after</w:t>
-      </w:r>
-      <w:r>
-        <w:t xml:space="preserve"> </w:t>
-      </w:r>
-      <w:r>
-        <w:t xml:space="preserve">correction.</w:t>
+        <w:t xml:space="preserve">more</w:t>
+      </w:r>
+      <w:r>
+        <w:t xml:space="preserve"> </w:t>
+      </w:r>
+      <w:r>
+        <w:t xml:space="preserve">than halves and its interval includes zero. German Credit, with six runs per explainer, is</w:t>
+      </w:r>
+      <w:r>
+        <w:t xml:space="preserve"> </w:t>
+      </w:r>
+      <w:r>
+        <w:t xml:space="preserve">reported descriptively.</w:t>
       </w:r>
     </w:p>
     <w:p>
@@ -3589,59 +2556,31 @@
         <w:pStyle w:val="BodyText"/>
       </w:pPr>
       <w:r>
-        <w:rPr>
-          <w:b/>
-          <w:bCs/>
-        </w:rPr>
-        <w:t xml:space="preserve">Deviations from the plan.</w:t>
-      </w:r>
-      <w:r>
-        <w:t xml:space="preserve"> </w:t>
-      </w:r>
-      <w:r>
-        <w:t xml:space="preserve">(1) For the random-forest runs executed first, the stored</w:t>
-      </w:r>
-      <w:r>
-        <w:t xml:space="preserve"> </w:t>
-      </w:r>
-      <w:r>
-        <w:t xml:space="preserve">model reproduced only part of the recorded predictions, so their margin cannot be</w:t>
-      </w:r>
-      <w:r>
-        <w:t xml:space="preserve"> </w:t>
-      </w:r>
-      <w:r>
-        <w:t xml:space="preserve">recomputed; RQ4 therefore uses the 223 of</w:t>
-      </w:r>
-      <w:r>
-        <w:t xml:space="preserve"> </w:t>
-      </w:r>
-      <w:r>
-        <w:t xml:space="preserve">274 runs whose recorded predictions the stored model reproduces</w:t>
-      </w:r>
-      <w:r>
-        <w:t xml:space="preserve"> </w:t>
-      </w:r>
-      <w:r>
-        <w:t xml:space="preserve">(at least 99%), which leaves 9 of</w:t>
-      </w:r>
-      <w:r>
-        <w:t xml:space="preserve"> </w:t>
-      </w:r>
-      <w:r>
-        <w:t xml:space="preserve">60 random-forest runs. RQ1–RQ3 are unaffected, because their</w:t>
-      </w:r>
-      <w:r>
-        <w:t xml:space="preserve"> </w:t>
-      </w:r>
-      <w:r>
-        <w:t xml:space="preserve">correct and misclassified labels were assigned by the model that actually ran. (2) For the</w:t>
-      </w:r>
-      <w:r>
-        <w:t xml:space="preserve"> </w:t>
-      </w:r>
-      <w:r>
-        <w:t xml:space="preserve">SVM,</w:t>
+        <w:t xml:space="preserve">Deviations from the plan: (1) for random-forest runs made first, the stored model</w:t>
+      </w:r>
+      <w:r>
+        <w:t xml:space="preserve"> </w:t>
+      </w:r>
+      <w:r>
+        <w:t xml:space="preserve">reproduces only part of the recorded predictions, so RQ4 uses the</w:t>
+      </w:r>
+      <w:r>
+        <w:t xml:space="preserve"> </w:t>
+      </w:r>
+      <w:r>
+        <w:t xml:space="preserve">223 of 274 runs it reproduces (99% or more),</w:t>
+      </w:r>
+      <w:r>
+        <w:t xml:space="preserve"> </w:t>
+      </w:r>
+      <w:r>
+        <w:t xml:space="preserve">including 9 of 60 random-forest runs;</w:t>
+      </w:r>
+      <w:r>
+        <w:t xml:space="preserve"> </w:t>
+      </w:r>
+      <w:r>
+        <w:t xml:space="preserve">RQ1–RQ3 are unaffected, as their labels come from the model that ran. (2) For the SVM,</w:t>
       </w:r>
       <w:r>
         <w:t xml:space="preserve"> </w:t>
@@ -3662,7 +2601,7 @@
         <w:t xml:space="preserve"> </w:t>
       </w:r>
       <w:r>
-        <w:t xml:space="preserve">is the Platt-scaled probability</w:t>
+        <w:t xml:space="preserve">is Platt-scaled</w:t>
       </w:r>
       <w:r>
         <w:t xml:space="preserve"> </w:t>
@@ -3671,24 +2610,33 @@
         <w:t xml:space="preserve">[26]</w:t>
       </w:r>
       <w:r>
-        <w:t xml:space="preserve">, which</w:t>
-      </w:r>
-      <w:r>
-        <w:t xml:space="preserve"> </w:t>
-      </w:r>
-      <w:r>
-        <w:t xml:space="preserve">disagrees with the predicted class for 404 of</w:t>
-      </w:r>
-      <w:r>
-        <w:t xml:space="preserve"> </w:t>
-      </w:r>
-      <w:r>
-        <w:t xml:space="preserve">22,426 instances; they were kept.</w:t>
+        <w:t xml:space="preserve"> </w:t>
+      </w:r>
+      <w:r>
+        <w:t xml:space="preserve">and disagrees with the predicted</w:t>
+      </w:r>
+      <w:r>
+        <w:t xml:space="preserve"> </w:t>
+      </w:r>
+      <w:r>
+        <w:t xml:space="preserve">class for 404 of 22,426 instances,</w:t>
+      </w:r>
+      <w:r>
+        <w:t xml:space="preserve"> </w:t>
+      </w:r>
+      <w:r>
+        <w:t xml:space="preserve">which were kept. Two post-hoc analyses were added: (3) RQ1 and RQ4 without training</w:t>
+      </w:r>
+      <w:r>
+        <w:t xml:space="preserve"> </w:t>
+      </w:r>
+      <w:r>
+        <w:t xml:space="preserve">instances, and RQ1 on seed 42 alone; (4) a check of the mechanism proposed for RQ3.</w:t>
       </w:r>
     </w:p>
+    <w:bookmarkEnd w:id="14"/>
     <w:bookmarkEnd w:id="15"/>
-    <w:bookmarkEnd w:id="16"/>
-    <w:bookmarkStart w:id="37" w:name="results"/>
+    <w:bookmarkStart w:id="35" w:name="results"/>
     <w:p>
       <w:pPr>
         <w:pStyle w:val="Heading1"/>
@@ -3697,7 +2645,7 @@
         <w:t xml:space="preserve">Results</w:t>
       </w:r>
     </w:p>
-    <w:bookmarkStart w:id="22" w:name="X113a1311184c30a7f1c357e0d675c998f9d33b0"/>
+    <w:bookmarkStart w:id="21" w:name="X113a1311184c30a7f1c357e0d675c998f9d33b0"/>
     <w:p>
       <w:pPr>
         <w:pStyle w:val="Heading2"/>
@@ -3711,21 +2659,24 @@
         <w:pStyle w:val="FirstParagraph"/>
       </w:pPr>
       <w:r>
-        <w:t xml:space="preserve">Table </w:t>
+        <w:t xml:space="preserve">Stability was lower on misclassified instances for all four explainers</w:t>
+      </w:r>
+      <w:r>
+        <w:t xml:space="preserve"> </w:t>
+      </w:r>
+      <w:r>
+        <w:t xml:space="preserve">(Table </w:t>
       </w:r>
       <w:hyperlink w:anchor="tab:rq1">
         <w:r>
           <w:rPr>
             <w:rStyle w:val="Hyperlink"/>
           </w:rPr>
-          <w:t xml:space="preserve">2</w:t>
+          <w:t xml:space="preserve">1</w:t>
         </w:r>
       </w:hyperlink>
       <w:r>
-        <w:t xml:space="preserve"> </w:t>
-      </w:r>
-      <w:r>
-        <w:t xml:space="preserve">and Figure </w:t>
+        <w:t xml:space="preserve">, Figure </w:t>
       </w:r>
       <w:hyperlink w:anchor="fig:rq1">
         <w:r>
@@ -3736,252 +2687,94 @@
         </w:r>
       </w:hyperlink>
       <w:r>
-        <w:t xml:space="preserve"> </w:t>
-      </w:r>
-      <w:r>
-        <w:t xml:space="preserve">give the per-run differences. Stability was</w:t>
-      </w:r>
-      <w:r>
-        <w:t xml:space="preserve"> </w:t>
-      </w:r>
-      <w:r>
-        <w:t xml:space="preserve">lower on misclassified instances for all four explainers after correction. The deficit</w:t>
-      </w:r>
-      <w:r>
-        <w:t xml:space="preserve"> </w:t>
-      </w:r>
-      <w:r>
-        <w:t xml:space="preserve">was large for SHAP, lower in all 65 runs (median</w:t>
-      </w:r>
-      <w:r>
-        <w:t xml:space="preserve"> </w:t>
-      </w:r>
-      <w:r>
-        <w:t xml:space="preserve">−0.076,</w:t>
-      </w:r>
-      <w:r>
-        <w:t xml:space="preserve"> </w:t>
-      </w:r>
-      <m:oMath>
-        <m:sSub>
-          <m:e>
-            <m:r>
-              <m:t>d</m:t>
-            </m:r>
-          </m:e>
-          <m:sub>
-            <m:r>
-              <m:t>z</m:t>
-            </m:r>
-          </m:sub>
-        </m:sSub>
-        <m:r>
-          <m:rPr>
-            <m:sty m:val="p"/>
-          </m:rPr>
-          <m:t>=</m:t>
-        </m:r>
-      </m:oMath>
-      <w:r>
-        <w:t xml:space="preserve"> </w:t>
-      </w:r>
-      <w:r>
-        <w:t xml:space="preserve">−1.36), and for DiCE,</w:t>
-      </w:r>
-      <w:r>
-        <w:t xml:space="preserve"> </w:t>
-      </w:r>
-      <w:r>
-        <w:t xml:space="preserve">lower in 67 of 68 runs (median</w:t>
-      </w:r>
-      <w:r>
-        <w:t xml:space="preserve"> </w:t>
-      </w:r>
-      <w:r>
-        <w:t xml:space="preserve">−0.210,</w:t>
-      </w:r>
-      <w:r>
-        <w:t xml:space="preserve"> </w:t>
-      </w:r>
-      <m:oMath>
-        <m:sSub>
-          <m:e>
-            <m:r>
-              <m:t>d</m:t>
-            </m:r>
-          </m:e>
-          <m:sub>
-            <m:r>
-              <m:t>z</m:t>
-            </m:r>
-          </m:sub>
-        </m:sSub>
-        <m:r>
-          <m:rPr>
-            <m:sty m:val="p"/>
-          </m:rPr>
-          <m:t>=</m:t>
-        </m:r>
-      </m:oMath>
-      <w:r>
-        <w:t xml:space="preserve"> </w:t>
-      </w:r>
-      <w:r>
-        <w:t xml:space="preserve">−2.15). For LIME the</w:t>
-      </w:r>
-      <w:r>
-        <w:t xml:space="preserve"> </w:t>
-      </w:r>
-      <w:r>
-        <w:t xml:space="preserve">deficit was consistent, lower in 73 of</w:t>
-      </w:r>
-      <w:r>
-        <w:t xml:space="preserve"> </w:t>
-      </w:r>
-      <w:r>
-        <w:t xml:space="preserve">75 runs, but small in absolute terms</w:t>
-      </w:r>
-      <w:r>
-        <w:t xml:space="preserve"> </w:t>
-      </w:r>
-      <w:r>
-        <w:t xml:space="preserve">(median −0.0034), because LIME’s stability on these data is</w:t>
-      </w:r>
-      <w:r>
-        <w:t xml:space="preserve"> </w:t>
-      </w:r>
-      <w:r>
-        <w:t xml:space="preserve">close to zero on average. For Anchors the median was close to zero.</w:t>
+        <w:t xml:space="preserve">). The deficit was large for SHAP, in all</w:t>
+      </w:r>
+      <w:r>
+        <w:t xml:space="preserve"> </w:t>
+      </w:r>
+      <w:r>
+        <w:t xml:space="preserve">65 runs, and DiCE, in 67 of</w:t>
+      </w:r>
+      <w:r>
+        <w:t xml:space="preserve"> </w:t>
+      </w:r>
+      <w:r>
+        <w:t xml:space="preserve">68. For LIME it was consistent (73 of</w:t>
+      </w:r>
+      <w:r>
+        <w:t xml:space="preserve"> </w:t>
+      </w:r>
+      <w:r>
+        <w:t xml:space="preserve">75 runs) but small, as LIME’s stability on these data is near zero.</w:t>
+      </w:r>
+      <w:r>
+        <w:t xml:space="preserve"> </w:t>
+      </w:r>
+      <w:r>
+        <w:t xml:space="preserve">For Anchors most runs had stability near zero in both groups, so the median is close to</w:t>
+      </w:r>
+      <w:r>
+        <w:t xml:space="preserve"> </w:t>
+      </w:r>
+      <w:r>
+        <w:t xml:space="preserve">zero, yet the difference was negative in 49 of</w:t>
+      </w:r>
+      <w:r>
+        <w:t xml:space="preserve"> </w:t>
+      </w:r>
+      <w:r>
+        <w:t xml:space="preserve">57 runs. Fidelity was lower on errors for DiCE and Anchors,</w:t>
+      </w:r>
+      <w:r>
+        <w:t xml:space="preserve"> </w:t>
+      </w:r>
+      <w:r>
+        <w:t xml:space="preserve">higher for LIME, and not significant for SHAP, whose positive mean comes from a minority of</w:t>
+      </w:r>
+      <w:r>
+        <w:t xml:space="preserve"> </w:t>
+      </w:r>
+      <w:r>
+        <w:t xml:space="preserve">random-forest and SVM runs while its median is near zero. The faithfulness gap was lower on</w:t>
+      </w:r>
+      <w:r>
+        <w:t xml:space="preserve"> </w:t>
+      </w:r>
+      <w:r>
+        <w:t xml:space="preserve">errors for SHAP and DiCE only. Of the 12 tests, 9 were significant and</w:t>
+      </w:r>
+      <w:r>
+        <w:t xml:space="preserve"> </w:t>
+      </w:r>
+      <w:r>
+        <w:t xml:space="preserve">3 practically relevant (SHAP stability, DiCE stability and fidelity); the</w:t>
+      </w:r>
+      <w:r>
+        <w:t xml:space="preserve"> </w:t>
+      </w:r>
+      <w:r>
+        <w:t xml:space="preserve">model–seed analysis agreed for 10, the DiCE faithfulness gap losing</w:t>
+      </w:r>
+      <w:r>
+        <w:t xml:space="preserve"> </w:t>
+      </w:r>
+      <w:r>
+        <w:t xml:space="preserve">significance. Sparsity differences were significant but within</w:t>
+      </w:r>
+      <w:r>
+        <w:t xml:space="preserve"> </w:t>
+      </w:r>
+      <w:r>
+        <w:t xml:space="preserve">0.005 of zero, and only Anchors was slower on errors (median</w:t>
+      </w:r>
+      <w:r>
+        <w:t xml:space="preserve"> </w:t>
+      </w:r>
+      <w:r>
+        <w:t xml:space="preserve">3,338 ms more per instance).</w:t>
       </w:r>
     </w:p>
-    <w:p>
-      <w:pPr>
-        <w:pStyle w:val="BodyText"/>
-      </w:pPr>
-      <w:r>
-        <w:t xml:space="preserve">Fidelity moved in opposite directions. It was lower on errors for DiCE (median</w:t>
-      </w:r>
-      <w:r>
-        <w:t xml:space="preserve"> </w:t>
-      </w:r>
-      <w:r>
-        <w:t xml:space="preserve">−0.053) and Anchors (−0.022),</w:t>
-      </w:r>
-      <w:r>
-        <w:t xml:space="preserve"> </w:t>
-      </w:r>
-      <w:r>
-        <w:t xml:space="preserve">higher for LIME (+0.032), and not significantly different for</w:t>
-      </w:r>
-      <w:r>
-        <w:t xml:space="preserve"> </w:t>
-      </w:r>
-      <w:r>
-        <w:t xml:space="preserve">SHAP after correction (</w:t>
-      </w:r>
-      <m:oMath>
-        <m:sSub>
-          <m:e>
-            <m:r>
-              <m:t>p</m:t>
-            </m:r>
-          </m:e>
-          <m:sub>
-            <m:r>
-              <m:rPr>
-                <m:sty m:val="p"/>
-              </m:rPr>
-              <m:t>H</m:t>
-            </m:r>
-            <m:r>
-              <m:rPr>
-                <m:sty m:val="p"/>
-              </m:rPr>
-              <m:t>o</m:t>
-            </m:r>
-            <m:r>
-              <m:rPr>
-                <m:sty m:val="p"/>
-              </m:rPr>
-              <m:t>l</m:t>
-            </m:r>
-            <m:r>
-              <m:rPr>
-                <m:sty m:val="p"/>
-              </m:rPr>
-              <m:t>m</m:t>
-            </m:r>
-          </m:sub>
-        </m:sSub>
-        <m:r>
-          <m:rPr>
-            <m:sty m:val="p"/>
-          </m:rPr>
-          <m:t>=</m:t>
-        </m:r>
-      </m:oMath>
-      <w:r>
-        <w:t xml:space="preserve"> </w:t>
-      </w:r>
-      <w:r>
-        <w:t xml:space="preserve">0.057). The</w:t>
-      </w:r>
-      <w:r>
-        <w:t xml:space="preserve"> </w:t>
-      </w:r>
-      <w:r>
-        <w:t xml:space="preserve">faithfulness gap was lower on errors for SHAP (median</w:t>
-      </w:r>
-      <w:r>
-        <w:t xml:space="preserve"> </w:t>
-      </w:r>
-      <w:r>
-        <w:t xml:space="preserve">−0.023, lower in 55</w:t>
-      </w:r>
-      <w:r>
-        <w:t xml:space="preserve"> </w:t>
-      </w:r>
-      <w:r>
-        <w:t xml:space="preserve">of 65 runs) and DiCE, and did not differ for LIME and</w:t>
-      </w:r>
-      <w:r>
-        <w:t xml:space="preserve"> </w:t>
-      </w:r>
-      <w:r>
-        <w:t xml:space="preserve">Anchors. Of the 12 primary tests, 9 were significant after</w:t>
-      </w:r>
-      <w:r>
-        <w:t xml:space="preserve"> </w:t>
-      </w:r>
-      <w:r>
-        <w:t xml:space="preserve">correction and 3 met the practical-relevance criterion: SHAP stability,</w:t>
-      </w:r>
-      <w:r>
-        <w:t xml:space="preserve"> </w:t>
-      </w:r>
-      <w:r>
-        <w:t xml:space="preserve">DiCE stability and DiCE fidelity. The robustness analysis over model–seed units agreed in</w:t>
-      </w:r>
-      <w:r>
-        <w:t xml:space="preserve"> </w:t>
-      </w:r>
-      <w:r>
-        <w:t xml:space="preserve">direction and significance for 10 of the 12 tests; the exceptions were the</w:t>
-      </w:r>
-      <w:r>
-        <w:t xml:space="preserve"> </w:t>
-      </w:r>
-      <w:r>
-        <w:t xml:space="preserve">LIME faithfulness gap, not significant in either analysis, and the DiCE faithfulness gap,</w:t>
-      </w:r>
-      <w:r>
-        <w:t xml:space="preserve"> </w:t>
-      </w:r>
-      <w:r>
-        <w:t xml:space="preserve">which lost significance.</w:t>
-      </w:r>
-    </w:p>
-    <w:bookmarkStart w:id="17" w:name="tab:rq1"/>
+    <w:bookmarkStart w:id="16" w:name="tab:rq1"/>
     <w:p>
       <w:pPr>
         <w:pStyle w:val="TableCaption"/>
@@ -4045,7 +2838,7 @@
         <w:t xml:space="preserve"> </w:t>
       </w:r>
       <w:r>
-        <w:t xml:space="preserve">signed-rank, Holm-corrected within the 12 primary and, separately, the 4 sparsity tests.</w:t>
+        <w:t xml:space="preserve">signed-rank, Holm-corrected across the 12 tests.</w:t>
       </w:r>
     </w:p>
     <w:tbl>
@@ -4053,7 +2846,7 @@
         <w:tblStyle w:val="Table"/>
         <w:tblW w:type="auto" w:w="0"/>
         <w:tblLook w:firstRow="1" w:lastRow="0" w:firstColumn="0" w:lastColumn="0" w:noHBand="0" w:noVBand="0" w:val="0020"/>
-        <w:tblCaption w:val="Per-run difference in quality, misclassified minus correct instances (UCI Adult). n: runs; CI: 95% confidence interval of the mean; p_{\mathrm{Holm}}: Wilcoxon signed-rank, Holm-corrected within the 12 primary and, separately, the 4 sparsity tests."/>
+        <w:tblCaption w:val="Per-run difference in quality, misclassified minus correct instances (UCI Adult). n: runs; CI: 95% confidence interval of the mean; p_{\mathrm{Holm}}: Wilcoxon signed-rank, Holm-corrected across the 12 tests."/>
       </w:tblPr>
       <w:tblGrid>
         <w:gridCol w:w="1131"/>
@@ -5674,469 +4467,9 @@
           </w:p>
         </w:tc>
       </w:tr>
-      <w:tr>
-        <w:tc>
-          <w:tcPr/>
-          <w:p>
-            <w:pPr>
-              <w:pStyle w:val="Compact"/>
-              <w:spacing w:before="0" w:after="0" w:line="240" w:lineRule="auto"/>
-              <w:jc w:val="left"/>
-            </w:pPr>
-            <w:r>
-              <w:rPr>
-                <w:sz w:val="20"/>
-                <w:szCs w:val="20"/>
-              </w:rPr>
-              <w:t xml:space="preserve">Sparsity</w:t>
-            </w:r>
-          </w:p>
-        </w:tc>
-        <w:tc>
-          <w:tcPr/>
-          <w:p>
-            <w:pPr>
-              <w:pStyle w:val="Compact"/>
-              <w:spacing w:before="0" w:after="0" w:line="240" w:lineRule="auto"/>
-              <w:jc w:val="left"/>
-            </w:pPr>
-            <w:r>
-              <w:rPr>
-                <w:sz w:val="20"/>
-                <w:szCs w:val="20"/>
-              </w:rPr>
-              <w:t xml:space="preserve">SHAP</w:t>
-            </w:r>
-          </w:p>
-        </w:tc>
-        <w:tc>
-          <w:tcPr/>
-          <w:p>
-            <w:pPr>
-              <w:pStyle w:val="Compact"/>
-              <w:spacing w:before="0" w:after="0" w:line="240" w:lineRule="auto"/>
-              <w:jc w:val="right"/>
-            </w:pPr>
-            <w:r>
-              <w:rPr>
-                <w:sz w:val="20"/>
-                <w:szCs w:val="20"/>
-              </w:rPr>
-              <w:t xml:space="preserve">65</w:t>
-            </w:r>
-          </w:p>
-        </w:tc>
-        <w:tc>
-          <w:tcPr/>
-          <w:p>
-            <w:pPr>
-              <w:pStyle w:val="Compact"/>
-              <w:spacing w:before="0" w:after="0" w:line="240" w:lineRule="auto"/>
-              <w:jc w:val="right"/>
-            </w:pPr>
-            <w:r>
-              <w:rPr>
-                <w:sz w:val="20"/>
-                <w:szCs w:val="20"/>
-              </w:rPr>
-              <w:t xml:space="preserve">0.000</w:t>
-            </w:r>
-          </w:p>
-        </w:tc>
-        <w:tc>
-          <w:tcPr/>
-          <w:p>
-            <w:pPr>
-              <w:pStyle w:val="Compact"/>
-              <w:spacing w:before="0" w:after="0" w:line="240" w:lineRule="auto"/>
-              <w:jc w:val="right"/>
-            </w:pPr>
-            <w:r>
-              <w:rPr>
-                <w:sz w:val="20"/>
-                <w:szCs w:val="20"/>
-              </w:rPr>
-              <w:t xml:space="preserve">+0.009 [+0.006, +0.012]</w:t>
-            </w:r>
-          </w:p>
-        </w:tc>
-        <w:tc>
-          <w:tcPr/>
-          <w:p>
-            <w:pPr>
-              <w:pStyle w:val="Compact"/>
-              <w:spacing w:before="0" w:after="0" w:line="240" w:lineRule="auto"/>
-              <w:jc w:val="right"/>
-            </w:pPr>
-            <w:r>
-              <w:rPr>
-                <w:sz w:val="20"/>
-                <w:szCs w:val="20"/>
-              </w:rPr>
-              <w:t xml:space="preserve">+0.85</w:t>
-            </w:r>
-          </w:p>
-        </w:tc>
-        <w:tc>
-          <w:tcPr/>
-          <w:p>
-            <w:pPr>
-              <w:pStyle w:val="Compact"/>
-              <w:spacing w:before="0" w:after="0" w:line="240" w:lineRule="auto"/>
-              <w:jc w:val="right"/>
-            </w:pPr>
-            <w:r>
-              <w:rPr>
-                <w:sz w:val="20"/>
-                <w:szCs w:val="20"/>
-              </w:rPr>
-              <w:t xml:space="preserve">&lt;0.001</w:t>
-            </w:r>
-          </w:p>
-        </w:tc>
-      </w:tr>
-      <w:tr>
-        <w:tc>
-          <w:tcPr/>
-          <w:p>
-            <w:pPr>
-              <w:pStyle w:val="Compact"/>
-              <w:spacing w:before="0" w:after="0" w:line="240" w:lineRule="auto"/>
-            </w:pPr>
-          </w:p>
-        </w:tc>
-        <w:tc>
-          <w:tcPr/>
-          <w:p>
-            <w:pPr>
-              <w:pStyle w:val="Compact"/>
-              <w:spacing w:before="0" w:after="0" w:line="240" w:lineRule="auto"/>
-              <w:jc w:val="left"/>
-            </w:pPr>
-            <w:r>
-              <w:rPr>
-                <w:sz w:val="20"/>
-                <w:szCs w:val="20"/>
-              </w:rPr>
-              <w:t xml:space="preserve">LIME</w:t>
-            </w:r>
-          </w:p>
-        </w:tc>
-        <w:tc>
-          <w:tcPr/>
-          <w:p>
-            <w:pPr>
-              <w:pStyle w:val="Compact"/>
-              <w:spacing w:before="0" w:after="0" w:line="240" w:lineRule="auto"/>
-              <w:jc w:val="right"/>
-            </w:pPr>
-            <w:r>
-              <w:rPr>
-                <w:sz w:val="20"/>
-                <w:szCs w:val="20"/>
-              </w:rPr>
-              <w:t xml:space="preserve">75</w:t>
-            </w:r>
-          </w:p>
-        </w:tc>
-        <w:tc>
-          <w:tcPr/>
-          <w:p>
-            <w:pPr>
-              <w:pStyle w:val="Compact"/>
-              <w:spacing w:before="0" w:after="0" w:line="240" w:lineRule="auto"/>
-              <w:jc w:val="right"/>
-            </w:pPr>
-            <w:r>
-              <w:rPr>
-                <w:sz w:val="20"/>
-                <w:szCs w:val="20"/>
-              </w:rPr>
-              <w:t xml:space="preserve">+0.001</w:t>
-            </w:r>
-          </w:p>
-        </w:tc>
-        <w:tc>
-          <w:tcPr/>
-          <w:p>
-            <w:pPr>
-              <w:pStyle w:val="Compact"/>
-              <w:spacing w:before="0" w:after="0" w:line="240" w:lineRule="auto"/>
-              <w:jc w:val="right"/>
-            </w:pPr>
-            <w:r>
-              <w:rPr>
-                <w:sz w:val="20"/>
-                <w:szCs w:val="20"/>
-              </w:rPr>
-              <w:t xml:space="preserve">+0.002 [+0.001, +0.003]</w:t>
-            </w:r>
-          </w:p>
-        </w:tc>
-        <w:tc>
-          <w:tcPr/>
-          <w:p>
-            <w:pPr>
-              <w:pStyle w:val="Compact"/>
-              <w:spacing w:before="0" w:after="0" w:line="240" w:lineRule="auto"/>
-              <w:jc w:val="right"/>
-            </w:pPr>
-            <w:r>
-              <w:rPr>
-                <w:sz w:val="20"/>
-                <w:szCs w:val="20"/>
-              </w:rPr>
-              <w:t xml:space="preserve">+0.44</w:t>
-            </w:r>
-          </w:p>
-        </w:tc>
-        <w:tc>
-          <w:tcPr/>
-          <w:p>
-            <w:pPr>
-              <w:pStyle w:val="Compact"/>
-              <w:spacing w:before="0" w:after="0" w:line="240" w:lineRule="auto"/>
-              <w:jc w:val="right"/>
-            </w:pPr>
-            <w:r>
-              <w:rPr>
-                <w:sz w:val="20"/>
-                <w:szCs w:val="20"/>
-              </w:rPr>
-              <w:t xml:space="preserve">0.003</w:t>
-            </w:r>
-          </w:p>
-        </w:tc>
-      </w:tr>
-      <w:tr>
-        <w:tc>
-          <w:tcPr/>
-          <w:p>
-            <w:pPr>
-              <w:pStyle w:val="Compact"/>
-              <w:spacing w:before="0" w:after="0" w:line="240" w:lineRule="auto"/>
-            </w:pPr>
-          </w:p>
-        </w:tc>
-        <w:tc>
-          <w:tcPr/>
-          <w:p>
-            <w:pPr>
-              <w:pStyle w:val="Compact"/>
-              <w:spacing w:before="0" w:after="0" w:line="240" w:lineRule="auto"/>
-              <w:jc w:val="left"/>
-            </w:pPr>
-            <w:r>
-              <w:rPr>
-                <w:sz w:val="20"/>
-                <w:szCs w:val="20"/>
-              </w:rPr>
-              <w:t xml:space="preserve">Anchors</w:t>
-            </w:r>
-          </w:p>
-        </w:tc>
-        <w:tc>
-          <w:tcPr/>
-          <w:p>
-            <w:pPr>
-              <w:pStyle w:val="Compact"/>
-              <w:spacing w:before="0" w:after="0" w:line="240" w:lineRule="auto"/>
-              <w:jc w:val="right"/>
-            </w:pPr>
-            <w:r>
-              <w:rPr>
-                <w:sz w:val="20"/>
-                <w:szCs w:val="20"/>
-              </w:rPr>
-              <w:t xml:space="preserve">57</w:t>
-            </w:r>
-          </w:p>
-        </w:tc>
-        <w:tc>
-          <w:tcPr/>
-          <w:p>
-            <w:pPr>
-              <w:pStyle w:val="Compact"/>
-              <w:spacing w:before="0" w:after="0" w:line="240" w:lineRule="auto"/>
-              <w:jc w:val="right"/>
-            </w:pPr>
-            <w:r>
-              <w:rPr>
-                <w:sz w:val="20"/>
-                <w:szCs w:val="20"/>
-              </w:rPr>
-              <w:t xml:space="preserve">+0.005</w:t>
-            </w:r>
-          </w:p>
-        </w:tc>
-        <w:tc>
-          <w:tcPr/>
-          <w:p>
-            <w:pPr>
-              <w:pStyle w:val="Compact"/>
-              <w:spacing w:before="0" w:after="0" w:line="240" w:lineRule="auto"/>
-              <w:jc w:val="right"/>
-            </w:pPr>
-            <w:r>
-              <w:rPr>
-                <w:sz w:val="20"/>
-                <w:szCs w:val="20"/>
-              </w:rPr>
-              <w:t xml:space="preserve">+0.014 [+0.007, +0.020]</w:t>
-            </w:r>
-          </w:p>
-        </w:tc>
-        <w:tc>
-          <w:tcPr/>
-          <w:p>
-            <w:pPr>
-              <w:pStyle w:val="Compact"/>
-              <w:spacing w:before="0" w:after="0" w:line="240" w:lineRule="auto"/>
-              <w:jc w:val="right"/>
-            </w:pPr>
-            <w:r>
-              <w:rPr>
-                <w:sz w:val="20"/>
-                <w:szCs w:val="20"/>
-              </w:rPr>
-              <w:t xml:space="preserve">+0.58</w:t>
-            </w:r>
-          </w:p>
-        </w:tc>
-        <w:tc>
-          <w:tcPr/>
-          <w:p>
-            <w:pPr>
-              <w:pStyle w:val="Compact"/>
-              <w:spacing w:before="0" w:after="0" w:line="240" w:lineRule="auto"/>
-              <w:jc w:val="right"/>
-            </w:pPr>
-            <w:r>
-              <w:rPr>
-                <w:sz w:val="20"/>
-                <w:szCs w:val="20"/>
-              </w:rPr>
-              <w:t xml:space="preserve">&lt;0.001</w:t>
-            </w:r>
-          </w:p>
-        </w:tc>
-      </w:tr>
-      <w:tr>
-        <w:tc>
-          <w:tcPr/>
-          <w:p>
-            <w:pPr>
-              <w:pStyle w:val="Compact"/>
-              <w:spacing w:before="0" w:after="0" w:line="240" w:lineRule="auto"/>
-            </w:pPr>
-          </w:p>
-        </w:tc>
-        <w:tc>
-          <w:tcPr/>
-          <w:p>
-            <w:pPr>
-              <w:pStyle w:val="Compact"/>
-              <w:spacing w:before="0" w:after="0" w:line="240" w:lineRule="auto"/>
-              <w:jc w:val="left"/>
-            </w:pPr>
-            <w:r>
-              <w:rPr>
-                <w:sz w:val="20"/>
-                <w:szCs w:val="20"/>
-              </w:rPr>
-              <w:t xml:space="preserve">DiCE</w:t>
-            </w:r>
-          </w:p>
-        </w:tc>
-        <w:tc>
-          <w:tcPr/>
-          <w:p>
-            <w:pPr>
-              <w:pStyle w:val="Compact"/>
-              <w:spacing w:before="0" w:after="0" w:line="240" w:lineRule="auto"/>
-              <w:jc w:val="right"/>
-            </w:pPr>
-            <w:r>
-              <w:rPr>
-                <w:sz w:val="20"/>
-                <w:szCs w:val="20"/>
-              </w:rPr>
-              <w:t xml:space="preserve">68</w:t>
-            </w:r>
-          </w:p>
-        </w:tc>
-        <w:tc>
-          <w:tcPr/>
-          <w:p>
-            <w:pPr>
-              <w:pStyle w:val="Compact"/>
-              <w:spacing w:before="0" w:after="0" w:line="240" w:lineRule="auto"/>
-              <w:jc w:val="right"/>
-            </w:pPr>
-            <w:r>
-              <w:rPr>
-                <w:sz w:val="20"/>
-                <w:szCs w:val="20"/>
-              </w:rPr>
-              <w:t xml:space="preserve">−0.003</w:t>
-            </w:r>
-          </w:p>
-        </w:tc>
-        <w:tc>
-          <w:tcPr/>
-          <w:p>
-            <w:pPr>
-              <w:pStyle w:val="Compact"/>
-              <w:spacing w:before="0" w:after="0" w:line="240" w:lineRule="auto"/>
-              <w:jc w:val="right"/>
-            </w:pPr>
-            <w:r>
-              <w:rPr>
-                <w:sz w:val="20"/>
-                <w:szCs w:val="20"/>
-              </w:rPr>
-              <w:t xml:space="preserve">−0.003 [−0.003, −0.002]</w:t>
-            </w:r>
-          </w:p>
-        </w:tc>
-        <w:tc>
-          <w:tcPr/>
-          <w:p>
-            <w:pPr>
-              <w:pStyle w:val="Compact"/>
-              <w:spacing w:before="0" w:after="0" w:line="240" w:lineRule="auto"/>
-              <w:jc w:val="right"/>
-            </w:pPr>
-            <w:r>
-              <w:rPr>
-                <w:sz w:val="20"/>
-                <w:szCs w:val="20"/>
-              </w:rPr>
-              <w:t xml:space="preserve">−1.18</w:t>
-            </w:r>
-          </w:p>
-        </w:tc>
-        <w:tc>
-          <w:tcPr/>
-          <w:p>
-            <w:pPr>
-              <w:pStyle w:val="Compact"/>
-              <w:spacing w:before="0" w:after="0" w:line="240" w:lineRule="auto"/>
-              <w:jc w:val="right"/>
-            </w:pPr>
-            <w:r>
-              <w:rPr>
-                <w:sz w:val="20"/>
-                <w:szCs w:val="20"/>
-              </w:rPr>
-              <w:t xml:space="preserve">&lt;0.001</w:t>
-            </w:r>
-          </w:p>
-        </w:tc>
-      </w:tr>
     </w:tbl>
-    <w:bookmarkEnd w:id="17"/>
-    <w:bookmarkStart w:id="21" w:name="fig:rq1"/>
+    <w:bookmarkEnd w:id="16"/>
+    <w:bookmarkStart w:id="20" w:name="fig:rq1"/>
     <w:p>
       <w:pPr>
         <w:pStyle w:val="CaptionedFigure"/>
@@ -6144,20 +4477,20 @@
       <w:r>
         <w:drawing>
           <wp:inline>
-            <wp:extent cx="5334000" cy="1766904"/>
+            <wp:extent cx="4800600" cy="1590214"/>
             <wp:effectExtent b="0" l="0" r="0" t="0"/>
-            <wp:docPr descr="" title="" id="19" name="Picture"/>
+            <wp:docPr descr="" title="" id="18" name="Picture"/>
             <a:graphic>
               <a:graphicData uri="http://schemas.openxmlformats.org/drawingml/2006/picture">
                 <pic:pic>
                   <pic:nvPicPr>
-                    <pic:cNvPr descr="figures/fig1.png" id="20" name="Picture"/>
+                    <pic:cNvPr descr="figures/fig1.png" id="19" name="Picture"/>
                     <pic:cNvPicPr>
                       <a:picLocks noChangeArrowheads="1" noChangeAspect="1"/>
                     </pic:cNvPicPr>
                   </pic:nvPicPr>
                   <pic:blipFill>
-                    <a:blip r:embed="rId18"/>
+                    <a:blip r:embed="rId17"/>
                     <a:stretch>
                       <a:fillRect/>
                     </a:stretch>
@@ -6165,7 +4498,7 @@
                   <pic:spPr bwMode="auto">
                     <a:xfrm>
                       <a:off x="0" y="0"/>
-                      <a:ext cx="5334000" cy="1766904"/>
+                      <a:ext cx="4800600" cy="1590214"/>
                     </a:xfrm>
                     <a:prstGeom prst="rect">
                       <a:avLst/>
@@ -6201,64 +4534,24 @@
         <w:t xml:space="preserve"> </w:t>
       </w:r>
       <w:r>
-        <w:t xml:space="preserve">correction; open markers: not significant. Negative values mean lower quality on errors.</w:t>
+        <w:t xml:space="preserve">correction; open markers: not significant (the Wilcoxon test concerns the median; for SHAP fidelity the median is</w:t>
+      </w:r>
+      <w:r>
+        <w:t xml:space="preserve"> </w:t>
+      </w:r>
+      <w:r>
+        <w:t xml:space="preserve">near zero while the mean is not). Negative values mean lower quality on errors.</w:t>
       </w:r>
     </w:p>
+    <w:bookmarkEnd w:id="20"/>
     <w:bookmarkEnd w:id="21"/>
+    <w:bookmarkStart w:id="27" w:name="model-families-and-error-types-rq2-rq3"/>
     <w:p>
       <w:pPr>
-        <w:pStyle w:val="BodyText"/>
-      </w:pPr>
-      <w:r>
-        <w:t xml:space="preserve">Sparsity differed little in absolute terms (all medians within</w:t>
-      </w:r>
-      <w:r>
-        <w:t xml:space="preserve"> </w:t>
-      </w:r>
-      <m:oMath>
-        <m:r>
-          <m:rPr>
-            <m:sty m:val="p"/>
-          </m:rPr>
-          <m:t>±</m:t>
-        </m:r>
-        <m:r>
-          <m:t>0.0025</m:t>
-        </m:r>
-      </m:oMath>
-      <w:r>
-        <w:t xml:space="preserve"> </w:t>
-      </w:r>
-      <w:r>
-        <w:t xml:space="preserve">of zero apart from Anchors). Explanation time did</w:t>
-      </w:r>
-      <w:r>
-        <w:t xml:space="preserve"> </w:t>
-      </w:r>
-      <w:r>
-        <w:t xml:space="preserve">not differ systematically, except for Anchors, which took a median</w:t>
-      </w:r>
-      <w:r>
-        <w:t xml:space="preserve"> </w:t>
-      </w:r>
-      <w:r>
-        <w:t xml:space="preserve">3,338 ms longer per instance on errors, plausibly because its rule</w:t>
-      </w:r>
-      <w:r>
-        <w:t xml:space="preserve"> </w:t>
-      </w:r>
-      <w:r>
-        <w:t xml:space="preserve">search runs longer near the boundary.</w:t>
-      </w:r>
-    </w:p>
-    <w:bookmarkEnd w:id="22"/>
-    <w:bookmarkStart w:id="27" w:name="differences-across-model-families-rq2"/>
-    <w:p>
-      <w:pPr>
         <w:pStyle w:val="Heading2"/>
       </w:pPr>
       <w:r>
-        <w:t xml:space="preserve">Differences across model families (RQ2)</w:t>
+        <w:t xml:space="preserve">Model families and error types (RQ2, RQ3)</w:t>
       </w:r>
     </w:p>
     <w:p>
@@ -6266,13 +4559,13 @@
         <w:pStyle w:val="FirstParagraph"/>
       </w:pPr>
       <w:r>
-        <w:t xml:space="preserve">The size, and for fidelity and the faithfulness gap also the sign, of the difference</w:t>
-      </w:r>
-      <w:r>
-        <w:t xml:space="preserve"> </w:t>
-      </w:r>
-      <w:r>
-        <w:t xml:space="preserve">depended on the model family (Figure </w:t>
+        <w:t xml:space="preserve">The size, and for fidelity and faithfulness gap the sign, of the difference depended on the</w:t>
+      </w:r>
+      <w:r>
+        <w:t xml:space="preserve"> </w:t>
+      </w:r>
+      <w:r>
+        <w:t xml:space="preserve">family (Figure </w:t>
       </w:r>
       <w:hyperlink w:anchor="fig:rq2">
         <w:r>
@@ -6283,64 +4576,34 @@
         </w:r>
       </w:hyperlink>
       <w:r>
-        <w:t xml:space="preserve">). The Kruskal–Wallis test was</w:t>
-      </w:r>
-      <w:r>
-        <w:t xml:space="preserve"> </w:t>
-      </w:r>
-      <w:r>
-        <w:t xml:space="preserve">significant after correction for 10 of the</w:t>
-      </w:r>
-      <w:r>
-        <w:t xml:space="preserve"> </w:t>
-      </w:r>
-      <w:r>
-        <w:t xml:space="preserve">12 explainer–metric combinations; the two exceptions were the</w:t>
-      </w:r>
-      <w:r>
-        <w:t xml:space="preserve"> </w:t>
-      </w:r>
-      <w:r>
-        <w:t xml:space="preserve">stability of LIME and Anchors, whose differences were small for every family. The SHAP</w:t>
-      </w:r>
-      <w:r>
-        <w:t xml:space="preserve"> </w:t>
-      </w:r>
-      <w:r>
-        <w:t xml:space="preserve">stability deficit was largest for the multilayer perceptron (median</w:t>
-      </w:r>
-      <w:r>
-        <w:t xml:space="preserve"> </w:t>
-      </w:r>
-      <w:r>
-        <w:t xml:space="preserve">−0.216) and XGBoost (−0.168)</w:t>
-      </w:r>
-      <w:r>
-        <w:t xml:space="preserve"> </w:t>
-      </w:r>
-      <w:r>
-        <w:t xml:space="preserve">and smallest for the random forest (−0.025) and the SVM</w:t>
-      </w:r>
-      <w:r>
-        <w:t xml:space="preserve"> </w:t>
-      </w:r>
-      <w:r>
-        <w:t xml:space="preserve">(−0.030). The DiCE</w:t>
-      </w:r>
-      <w:r>
-        <w:t xml:space="preserve"> </w:t>
-      </w:r>
-      <w:r>
-        <w:t xml:space="preserve">stability deficit was present for every family and largest for logistic regression</w:t>
-      </w:r>
-      <w:r>
-        <w:t xml:space="preserve"> </w:t>
-      </w:r>
-      <w:r>
-        <w:t xml:space="preserve">(−0.321).</w:t>
+        <w:t xml:space="preserve">); the Kruskal–Wallis test was significant for</w:t>
+      </w:r>
+      <w:r>
+        <w:t xml:space="preserve"> </w:t>
+      </w:r>
+      <w:r>
+        <w:t xml:space="preserve">10 of 12 combinations, all but LIME and Anchors</w:t>
+      </w:r>
+      <w:r>
+        <w:t xml:space="preserve"> </w:t>
+      </w:r>
+      <w:r>
+        <w:t xml:space="preserve">stability. The SHAP stability deficit was largest for the multilayer perceptron</w:t>
+      </w:r>
+      <w:r>
+        <w:t xml:space="preserve"> </w:t>
+      </w:r>
+      <w:r>
+        <w:t xml:space="preserve">(−0.216) and XGBoost (−0.168);</w:t>
+      </w:r>
+      <w:r>
+        <w:t xml:space="preserve"> </w:t>
+      </w:r>
+      <w:r>
+        <w:t xml:space="preserve">the DiCE deficit appeared in every family.</w:t>
       </w:r>
     </w:p>
-    <w:bookmarkStart w:id="26" w:name="fig:rq2"/>
+    <w:bookmarkStart w:id="25" w:name="fig:rq2"/>
     <w:p>
       <w:pPr>
         <w:pStyle w:val="CaptionedFigure"/>
@@ -6348,20 +4611,20 @@
       <w:r>
         <w:drawing>
           <wp:inline>
-            <wp:extent cx="5334000" cy="1850118"/>
+            <wp:extent cx="4800600" cy="1665106"/>
             <wp:effectExtent b="0" l="0" r="0" t="0"/>
-            <wp:docPr descr="" title="" id="24" name="Picture"/>
+            <wp:docPr descr="" title="" id="23" name="Picture"/>
             <a:graphic>
               <a:graphicData uri="http://schemas.openxmlformats.org/drawingml/2006/picture">
                 <pic:pic>
                   <pic:nvPicPr>
-                    <pic:cNvPr descr="figures/fig2.png" id="25" name="Picture"/>
+                    <pic:cNvPr descr="figures/fig2.png" id="24" name="Picture"/>
                     <pic:cNvPicPr>
                       <a:picLocks noChangeArrowheads="1" noChangeAspect="1"/>
                     </pic:cNvPicPr>
                   </pic:nvPicPr>
                   <pic:blipFill>
-                    <a:blip r:embed="rId23"/>
+                    <a:blip r:embed="rId22"/>
                     <a:stretch>
                       <a:fillRect/>
                     </a:stretch>
@@ -6369,7 +4632,7 @@
                   <pic:spPr bwMode="auto">
                     <a:xfrm>
                       <a:off x="0" y="0"/>
-                      <a:ext cx="5334000" cy="1850118"/>
+                      <a:ext cx="4800600" cy="1665106"/>
                     </a:xfrm>
                     <a:prstGeom prst="rect">
                       <a:avLst/>
@@ -6405,23 +4668,19 @@
         <w:t xml:space="preserve"> </w:t>
       </w:r>
       <w:r>
-        <w:t xml:space="preserve">machine; MLP: multilayer perceptron. Red: lower quality on errors; blue: higher.</w:t>
+        <w:t xml:space="preserve">machine; MLP: multilayer perceptron. Red: lower quality on errors; blue: higher. LIME</w:t>
+      </w:r>
+      <w:r>
+        <w:t xml:space="preserve"> </w:t>
+      </w:r>
+      <w:r>
+        <w:t xml:space="preserve">and Anchors stability differences are small on this scale.</w:t>
       </w:r>
     </w:p>
-    <w:bookmarkEnd w:id="26"/>
-    <w:bookmarkEnd w:id="27"/>
-    <w:bookmarkStart w:id="29" w:name="Xb36d7a40d8776a67cd5e9eea02f359347024849"/>
+    <w:bookmarkEnd w:id="25"/>
     <w:p>
       <w:pPr>
-        <w:pStyle w:val="Heading2"/>
-      </w:pPr>
-      <w:r>
-        <w:t xml:space="preserve">False positives versus false negatives (RQ3)</w:t>
-      </w:r>
-    </w:p>
-    <w:p>
-      <w:pPr>
-        <w:pStyle w:val="FirstParagraph"/>
+        <w:pStyle w:val="BodyText"/>
       </w:pPr>
       <w:r>
         <w:t xml:space="preserve">Among errors, the faithfulness gap was much larger for false positives than for false</w:t>
@@ -6437,50 +4696,50 @@
           <w:rPr>
             <w:rStyle w:val="Hyperlink"/>
           </w:rPr>
-          <w:t xml:space="preserve">3</w:t>
+          <w:t xml:space="preserve">2</w:t>
         </w:r>
       </w:hyperlink>
       <w:r>
-        <w:t xml:space="preserve">); for SHAP and LIME this held in every</w:t>
-      </w:r>
-      <w:r>
-        <w:t xml:space="preserve"> </w:t>
-      </w:r>
-      <w:r>
-        <w:t xml:space="preserve">run. DiCE stability was lower on false positives. The other differences were small.</w:t>
-      </w:r>
-      <w:r>
-        <w:t xml:space="preserve"> </w:t>
-      </w:r>
-      <w:r>
-        <w:t xml:space="preserve">A likely reason for the faithfulness-gap asymmetry is how the metric masks features:</w:t>
-      </w:r>
-      <w:r>
-        <w:t xml:space="preserve"> </w:t>
-      </w:r>
-      <w:r>
-        <w:t xml:space="preserve">masking to the training mean moves an instance towards the majority, negative class, so</w:t>
-      </w:r>
-      <w:r>
-        <w:t xml:space="preserve"> </w:t>
-      </w:r>
-      <w:r>
-        <w:t xml:space="preserve">removing the top features changes a positive prediction (a false positive) far more than a</w:t>
-      </w:r>
-      <w:r>
-        <w:t xml:space="preserve"> </w:t>
-      </w:r>
-      <w:r>
-        <w:t xml:space="preserve">negative one (a false negative). The gap is therefore not comparable across predicted classes, which</w:t>
-      </w:r>
-      <w:r>
-        <w:t xml:space="preserve"> </w:t>
-      </w:r>
-      <w:r>
-        <w:t xml:space="preserve">matters for any audit that compares explanations of different decisions.</w:t>
+        <w:t xml:space="preserve">). This follows the predicted class, not</w:t>
+      </w:r>
+      <w:r>
+        <w:t xml:space="preserve"> </w:t>
+      </w:r>
+      <w:r>
+        <w:t xml:space="preserve">the error: between correct predictions the gap was far larger for true positives than for</w:t>
+      </w:r>
+      <w:r>
+        <w:t xml:space="preserve"> </w:t>
+      </w:r>
+      <w:r>
+        <w:t xml:space="preserve">true negatives (SHAP +0.597, positive in every run), and errors fell</w:t>
+      </w:r>
+      <w:r>
+        <w:t xml:space="preserve"> </w:t>
+      </w:r>
+      <w:r>
+        <w:t xml:space="preserve">between them (false positives below true positives, SHAP −0.142;</w:t>
+      </w:r>
+      <w:r>
+        <w:t xml:space="preserve"> </w:t>
+      </w:r>
+      <w:r>
+        <w:t xml:space="preserve">false negatives above true negatives, +0.078). Masking to the</w:t>
+      </w:r>
+      <w:r>
+        <w:t xml:space="preserve"> </w:t>
+      </w:r>
+      <w:r>
+        <w:t xml:space="preserve">training mean plausibly pushes instances towards the majority, negative class, so the gap</w:t>
+      </w:r>
+      <w:r>
+        <w:t xml:space="preserve"> </w:t>
+      </w:r>
+      <w:r>
+        <w:t xml:space="preserve">is not comparable across predicted classes.</w:t>
       </w:r>
     </w:p>
-    <w:bookmarkStart w:id="28" w:name="tab:rq3"/>
+    <w:bookmarkStart w:id="26" w:name="tab:rq3"/>
     <w:p>
       <w:pPr>
         <w:pStyle w:val="TableCaption"/>
@@ -6911,9 +5170,9 @@
         </w:tc>
       </w:tr>
     </w:tbl>
-    <w:bookmarkEnd w:id="28"/>
-    <w:bookmarkEnd w:id="29"/>
-    <w:bookmarkStart w:id="35" w:name="the-role-of-the-decision-boundary-rq4"/>
+    <w:bookmarkEnd w:id="26"/>
+    <w:bookmarkEnd w:id="27"/>
+    <w:bookmarkStart w:id="33" w:name="the-role-of-the-decision-boundary-rq4"/>
     <w:p>
       <w:pPr>
         <w:pStyle w:val="Heading2"/>
@@ -6927,25 +5186,25 @@
         <w:pStyle w:val="FirstParagraph"/>
       </w:pPr>
       <w:r>
-        <w:t xml:space="preserve">Errors were indeed closer to the boundary (median margin</w:t>
-      </w:r>
-      <w:r>
-        <w:t xml:space="preserve"> </w:t>
-      </w:r>
-      <w:r>
-        <w:t xml:space="preserve">0.18 against 0.43</w:t>
-      </w:r>
-      <w:r>
-        <w:t xml:space="preserve"> </w:t>
-      </w:r>
-      <w:r>
-        <w:t xml:space="preserve">for correct instances in the SHAP runs), and stability rose with the margin for every</w:t>
-      </w:r>
-      <w:r>
-        <w:t xml:space="preserve"> </w:t>
-      </w:r>
-      <w:r>
-        <w:t xml:space="preserve">explainer (Figure </w:t>
+        <w:t xml:space="preserve">Errors lay closer to the boundary (median margin</w:t>
+      </w:r>
+      <w:r>
+        <w:t xml:space="preserve"> </w:t>
+      </w:r>
+      <w:r>
+        <w:t xml:space="preserve">0.18 against</w:t>
+      </w:r>
+      <w:r>
+        <w:t xml:space="preserve"> </w:t>
+      </w:r>
+      <w:r>
+        <w:t xml:space="preserve">0.43 in the SHAP runs), and stability rose with</w:t>
+      </w:r>
+      <w:r>
+        <w:t xml:space="preserve"> </w:t>
+      </w:r>
+      <w:r>
+        <w:t xml:space="preserve">the margin (Figure </w:t>
       </w:r>
       <w:hyperlink w:anchor="fig:rq4">
         <w:r>
@@ -6956,66 +5215,36 @@
         </w:r>
       </w:hyperlink>
       <w:r>
-        <w:t xml:space="preserve">). Controlling for the margin changed the picture in three</w:t>
-      </w:r>
-      <w:r>
-        <w:t xml:space="preserve"> </w:t>
-      </w:r>
-      <w:r>
-        <w:t xml:space="preserve">ways (Table </w:t>
+        <w:t xml:space="preserve">). With the margin controlled (Table </w:t>
       </w:r>
       <w:hyperlink w:anchor="tab:rq4">
         <w:r>
           <w:rPr>
             <w:rStyle w:val="Hyperlink"/>
           </w:rPr>
-          <w:t xml:space="preserve">4</w:t>
+          <w:t xml:space="preserve">3</w:t>
         </w:r>
       </w:hyperlink>
       <w:r>
-        <w:t xml:space="preserve">). First, the DiCE stability deficit was almost entirely a</w:t>
-      </w:r>
-      <w:r>
-        <w:t xml:space="preserve"> </w:t>
-      </w:r>
-      <w:r>
-        <w:t xml:space="preserve">margin effect: its coefficient fell from −0.191 to</w:t>
-      </w:r>
-      <w:r>
-        <w:t xml:space="preserve"> </w:t>
-      </w:r>
-      <w:r>
-        <w:t xml:space="preserve">−0.014, with a confidence interval including zero. A</w:t>
-      </w:r>
-      <w:r>
-        <w:t xml:space="preserve"> </w:t>
-      </w:r>
-      <w:r>
-        <w:t xml:space="preserve">counterfactual for an instance near the boundary needs only a small change, and small</w:t>
-      </w:r>
-      <w:r>
-        <w:t xml:space="preserve"> </w:t>
-      </w:r>
-      <w:r>
-        <w:t xml:space="preserve">changes vary more under noise. Second, the SHAP stability deficit was reduced but</w:t>
-      </w:r>
-      <w:r>
-        <w:t xml:space="preserve"> </w:t>
-      </w:r>
-      <w:r>
-        <w:t xml:space="preserve">remained: −0.146 without and −0.042</w:t>
-      </w:r>
-      <w:r>
-        <w:t xml:space="preserve"> </w:t>
-      </w:r>
-      <w:r>
-        <w:t xml:space="preserve">[−0.057, −0.027] with the margin.</w:t>
-      </w:r>
-      <w:r>
-        <w:t xml:space="preserve"> </w:t>
-      </w:r>
-      <w:r>
-        <w:t xml:space="preserve">Figure </w:t>
+        <w:t xml:space="preserve">), the</w:t>
+      </w:r>
+      <w:r>
+        <w:t xml:space="preserve"> </w:t>
+      </w:r>
+      <w:r>
+        <w:t xml:space="preserve">DiCE stability deficit almost vanished: near the boundary a counterfactual needs only a</w:t>
+      </w:r>
+      <w:r>
+        <w:t xml:space="preserve"> </w:t>
+      </w:r>
+      <w:r>
+        <w:t xml:space="preserve">small change, which varies more under noise. The SHAP stability deficit shrank but</w:t>
+      </w:r>
+      <w:r>
+        <w:t xml:space="preserve"> </w:t>
+      </w:r>
+      <w:r>
+        <w:t xml:space="preserve">remained, and is visible in every margin bin of Figure </w:t>
       </w:r>
       <w:hyperlink w:anchor="fig:rq4">
         <w:r>
@@ -7026,73 +5255,34 @@
         </w:r>
       </w:hyperlink>
       <w:r>
-        <w:t xml:space="preserve"> </w:t>
-      </w:r>
-      <w:r>
-        <w:t xml:space="preserve">shows the same: at equal margin, SHAP explanations of errors are less</w:t>
-      </w:r>
-      <w:r>
-        <w:t xml:space="preserve"> </w:t>
-      </w:r>
-      <w:r>
-        <w:t xml:space="preserve">stable than those of correct predictions. Third, the faithfulness gap, which in RQ1</w:t>
-      </w:r>
-      <w:r>
-        <w:t xml:space="preserve"> </w:t>
-      </w:r>
-      <w:r>
-        <w:t xml:space="preserve">was lower on errors only for SHAP and DiCE and by small amounts, became lower on errors once</w:t>
-      </w:r>
-      <w:r>
-        <w:t xml:space="preserve"> </w:t>
-      </w:r>
-      <w:r>
-        <w:t xml:space="preserve">the margin was held fixed for SHAP</w:t>
-      </w:r>
-      <w:r>
-        <w:t xml:space="preserve"> </w:t>
-      </w:r>
-      <w:r>
-        <w:t xml:space="preserve">(−0.064), LIME (−0.031)</w:t>
-      </w:r>
-      <w:r>
-        <w:t xml:space="preserve"> </w:t>
-      </w:r>
-      <w:r>
-        <w:t xml:space="preserve">and Anchors (−0.017). Near the boundary any deletion</w:t>
-      </w:r>
-      <w:r>
-        <w:t xml:space="preserve"> </w:t>
-      </w:r>
-      <w:r>
-        <w:t xml:space="preserve">moves the prediction a lot, which inflates the gap of errors; at equal margin, the</w:t>
-      </w:r>
-      <w:r>
-        <w:t xml:space="preserve"> </w:t>
-      </w:r>
-      <w:r>
-        <w:t xml:space="preserve">features named first carry less of an erroneous prediction. The fidelity differences</w:t>
-      </w:r>
-      <w:r>
-        <w:t xml:space="preserve"> </w:t>
-      </w:r>
-      <w:r>
-        <w:t xml:space="preserve">were largely margin effects: the LIME advantage on errors fell from</w:t>
-      </w:r>
-      <w:r>
-        <w:t xml:space="preserve"> </w:t>
-      </w:r>
-      <w:r>
-        <w:t xml:space="preserve">+0.039 to +0.014, the Anchors deficit</w:t>
-      </w:r>
-      <w:r>
-        <w:t xml:space="preserve"> </w:t>
-      </w:r>
-      <w:r>
-        <w:t xml:space="preserve">vanished, and the DiCE deficit reversed sign.</w:t>
+        <w:t xml:space="preserve">. The faithfulness gap,</w:t>
+      </w:r>
+      <w:r>
+        <w:t xml:space="preserve"> </w:t>
+      </w:r>
+      <w:r>
+        <w:t xml:space="preserve">which near the boundary is inflated because any deletion moves the prediction, became</w:t>
+      </w:r>
+      <w:r>
+        <w:t xml:space="preserve"> </w:t>
+      </w:r>
+      <w:r>
+        <w:t xml:space="preserve">lower on errors for SHAP, LIME and Anchors. The fidelity differences were largely margin</w:t>
+      </w:r>
+      <w:r>
+        <w:t xml:space="preserve"> </w:t>
+      </w:r>
+      <w:r>
+        <w:t xml:space="preserve">effects (LIME’s advantage fell from +0.039 to</w:t>
+      </w:r>
+      <w:r>
+        <w:t xml:space="preserve"> </w:t>
+      </w:r>
+      <w:r>
+        <w:t xml:space="preserve">+0.014; DiCE’s deficit reversed).</w:t>
       </w:r>
     </w:p>
-    <w:bookmarkStart w:id="30" w:name="tab:rq4"/>
+    <w:bookmarkStart w:id="28" w:name="tab:rq4"/>
     <w:p>
       <w:pPr>
         <w:pStyle w:val="TableCaption"/>
@@ -7112,19 +5302,31 @@
         <w:t xml:space="preserve"> </w:t>
       </w:r>
       <w:r>
-        <w:t xml:space="preserve">(95% CI) in run fixed-effects</w:t>
-      </w:r>
-      <w:r>
-        <w:t xml:space="preserve"> </w:t>
-      </w:r>
-      <w:r>
-        <w:t xml:space="preserve">regressions, without and with the prediction margin; standard errors clustered by run.</w:t>
-      </w:r>
-      <w:r>
-        <w:t xml:space="preserve"> </w:t>
-      </w:r>
-      <w:r>
-        <w:t xml:space="preserve">Runs whose recorded predictions the stored model reproduces.</w:t>
+        <w:t xml:space="preserve">for stability and faithfulness gap in run</w:t>
+      </w:r>
+      <w:r>
+        <w:t xml:space="preserve"> </w:t>
+      </w:r>
+      <w:r>
+        <w:t xml:space="preserve">fixed-effects regressions:</w:t>
+      </w:r>
+      <w:r>
+        <w:t xml:space="preserve"> </w:t>
+      </w:r>
+      <w:r>
+        <w:t xml:space="preserve">without the margin, with the margin (95% CI), and with the margin on instances outside</w:t>
+      </w:r>
+      <w:r>
+        <w:t xml:space="preserve"> </w:t>
+      </w:r>
+      <w:r>
+        <w:t xml:space="preserve">the training data (95% CI). Standard errors clustered by run; runs whose recorded</w:t>
+      </w:r>
+      <w:r>
+        <w:t xml:space="preserve"> </w:t>
+      </w:r>
+      <w:r>
+        <w:t xml:space="preserve">predictions the stored model reproduces.</w:t>
       </w:r>
     </w:p>
     <w:tbl>
@@ -7132,13 +5334,14 @@
         <w:tblStyle w:val="Table"/>
         <w:tblW w:type="auto" w:w="0"/>
         <w:tblLook w:firstRow="1" w:lastRow="0" w:firstColumn="0" w:lastColumn="0" w:noHBand="0" w:noVBand="0" w:val="0020"/>
-        <w:tblCaption w:val="Coefficient of misclassification \beta (95% CI) in run fixed-effects regressions, without and with the prediction margin; standard errors clustered by run. Runs whose recorded predictions the stored model reproduces."/>
+        <w:tblCaption w:val="Coefficient of misclassification \beta for stability and faithfulness gap in run fixed-effects regressions: without the margin, with the margin (95% CI), and with the margin on instances outside the training data (95% CI). Standard errors clustered by run; runs whose recorded predictions the stored model reproduces."/>
       </w:tblPr>
       <w:tblGrid>
-        <w:gridCol w:w="1980"/>
-        <w:gridCol w:w="1980"/>
-        <w:gridCol w:w="1980"/>
-        <w:gridCol w:w="1980"/>
+        <w:gridCol w:w="1584"/>
+        <w:gridCol w:w="1584"/>
+        <w:gridCol w:w="1584"/>
+        <w:gridCol w:w="1584"/>
+        <w:gridCol w:w="1584"/>
       </w:tblGrid>
       <w:tr>
         <w:trPr>
@@ -7186,24 +5389,12 @@
               <w:spacing w:before="0" w:after="0" w:line="240" w:lineRule="auto"/>
               <w:jc w:val="center"/>
             </w:pPr>
-            <m:oMath>
-              <m:r>
-                <m:t>β</m:t>
-              </m:r>
-            </m:oMath>
-            <w:r>
-              <w:rPr>
-                <w:sz w:val="20"/>
-                <w:szCs w:val="20"/>
-              </w:rPr>
-              <w:t xml:space="preserve"> </w:t>
-            </w:r>
-            <w:r>
-              <w:rPr>
-                <w:sz w:val="20"/>
-                <w:szCs w:val="20"/>
-              </w:rPr>
-              <w:t xml:space="preserve">without margin</w:t>
+            <w:r>
+              <w:rPr>
+                <w:sz w:val="20"/>
+                <w:szCs w:val="20"/>
+              </w:rPr>
+              <w:t xml:space="preserve">Without margin</w:t>
             </w:r>
           </w:p>
         </w:tc>
@@ -7215,24 +5406,29 @@
               <w:spacing w:before="0" w:after="0" w:line="240" w:lineRule="auto"/>
               <w:jc w:val="center"/>
             </w:pPr>
-            <m:oMath>
-              <m:r>
-                <m:t>β</m:t>
-              </m:r>
-            </m:oMath>
-            <w:r>
-              <w:rPr>
-                <w:sz w:val="20"/>
-                <w:szCs w:val="20"/>
-              </w:rPr>
-              <w:t xml:space="preserve"> </w:t>
-            </w:r>
-            <w:r>
-              <w:rPr>
-                <w:sz w:val="20"/>
-                <w:szCs w:val="20"/>
-              </w:rPr>
-              <w:t xml:space="preserve">with margin</w:t>
+            <w:r>
+              <w:rPr>
+                <w:sz w:val="20"/>
+                <w:szCs w:val="20"/>
+              </w:rPr>
+              <w:t xml:space="preserve">With margin</w:t>
+            </w:r>
+          </w:p>
+        </w:tc>
+        <w:tc>
+          <w:tcPr/>
+          <w:p>
+            <w:pPr>
+              <w:pStyle w:val="Compact"/>
+              <w:spacing w:before="0" w:after="0" w:line="240" w:lineRule="auto"/>
+              <w:jc w:val="center"/>
+            </w:pPr>
+            <w:r>
+              <w:rPr>
+                <w:sz w:val="20"/>
+                <w:szCs w:val="20"/>
+              </w:rPr>
+              <w:t xml:space="preserve">With margin, held out</w:t>
             </w:r>
           </w:p>
         </w:tc>
@@ -7285,7 +5481,7 @@
                 <w:sz w:val="20"/>
                 <w:szCs w:val="20"/>
               </w:rPr>
-              <w:t xml:space="preserve">−0.146 [−0.170, −0.123]</w:t>
+              <w:t xml:space="preserve">−0.146</w:t>
             </w:r>
           </w:p>
         </w:tc>
@@ -7303,6 +5499,23 @@
                 <w:szCs w:val="20"/>
               </w:rPr>
               <w:t xml:space="preserve">−0.042 [−0.057, −0.027]</w:t>
+            </w:r>
+          </w:p>
+        </w:tc>
+        <w:tc>
+          <w:tcPr/>
+          <w:p>
+            <w:pPr>
+              <w:pStyle w:val="Compact"/>
+              <w:spacing w:before="0" w:after="0" w:line="240" w:lineRule="auto"/>
+              <w:jc w:val="center"/>
+            </w:pPr>
+            <w:r>
+              <w:rPr>
+                <w:sz w:val="20"/>
+                <w:szCs w:val="20"/>
+              </w:rPr>
+              <w:t xml:space="preserve">−0.040 [−0.059, −0.021]</w:t>
             </w:r>
           </w:p>
         </w:tc>
@@ -7347,7 +5560,7 @@
                 <w:sz w:val="20"/>
                 <w:szCs w:val="20"/>
               </w:rPr>
-              <w:t xml:space="preserve">−0.008 [−0.009, −0.006]</w:t>
+              <w:t xml:space="preserve">−0.008</w:t>
             </w:r>
           </w:p>
         </w:tc>
@@ -7365,6 +5578,23 @@
                 <w:szCs w:val="20"/>
               </w:rPr>
               <w:t xml:space="preserve">−0.003 [−0.004, −0.002]</w:t>
+            </w:r>
+          </w:p>
+        </w:tc>
+        <w:tc>
+          <w:tcPr/>
+          <w:p>
+            <w:pPr>
+              <w:pStyle w:val="Compact"/>
+              <w:spacing w:before="0" w:after="0" w:line="240" w:lineRule="auto"/>
+              <w:jc w:val="center"/>
+            </w:pPr>
+            <w:r>
+              <w:rPr>
+                <w:sz w:val="20"/>
+                <w:szCs w:val="20"/>
+              </w:rPr>
+              <w:t xml:space="preserve">−0.001 [−0.002, 0.000]</w:t>
             </w:r>
           </w:p>
         </w:tc>
@@ -7409,7 +5639,7 @@
                 <w:sz w:val="20"/>
                 <w:szCs w:val="20"/>
               </w:rPr>
-              <w:t xml:space="preserve">−0.030 [−0.062, +0.001]</w:t>
+              <w:t xml:space="preserve">−0.030</w:t>
             </w:r>
           </w:p>
         </w:tc>
@@ -7427,6 +5657,23 @@
                 <w:szCs w:val="20"/>
               </w:rPr>
               <w:t xml:space="preserve">−0.025 [−0.058, +0.008]</w:t>
+            </w:r>
+          </w:p>
+        </w:tc>
+        <w:tc>
+          <w:tcPr/>
+          <w:p>
+            <w:pPr>
+              <w:pStyle w:val="Compact"/>
+              <w:spacing w:before="0" w:after="0" w:line="240" w:lineRule="auto"/>
+              <w:jc w:val="center"/>
+            </w:pPr>
+            <w:r>
+              <w:rPr>
+                <w:sz w:val="20"/>
+                <w:szCs w:val="20"/>
+              </w:rPr>
+              <w:t xml:space="preserve">−0.017 [−0.042, +0.007]</w:t>
             </w:r>
           </w:p>
         </w:tc>
@@ -7471,7 +5718,7 @@
                 <w:sz w:val="20"/>
                 <w:szCs w:val="20"/>
               </w:rPr>
-              <w:t xml:space="preserve">−0.191 [−0.219, −0.163]</w:t>
+              <w:t xml:space="preserve">−0.191</w:t>
             </w:r>
           </w:p>
         </w:tc>
@@ -7489,6 +5736,23 @@
                 <w:szCs w:val="20"/>
               </w:rPr>
               <w:t xml:space="preserve">−0.014 [−0.031, +0.004]</w:t>
+            </w:r>
+          </w:p>
+        </w:tc>
+        <w:tc>
+          <w:tcPr/>
+          <w:p>
+            <w:pPr>
+              <w:pStyle w:val="Compact"/>
+              <w:spacing w:before="0" w:after="0" w:line="240" w:lineRule="auto"/>
+              <w:jc w:val="center"/>
+            </w:pPr>
+            <w:r>
+              <w:rPr>
+                <w:sz w:val="20"/>
+                <w:szCs w:val="20"/>
+              </w:rPr>
+              <w:t xml:space="preserve">−0.027 [−0.052, −0.002]</w:t>
             </w:r>
           </w:p>
         </w:tc>
@@ -7507,7 +5771,7 @@
                 <w:sz w:val="20"/>
                 <w:szCs w:val="20"/>
               </w:rPr>
-              <w:t xml:space="preserve">Fidelity</w:t>
+              <w:t xml:space="preserve">Faithfulness</w:t>
             </w:r>
           </w:p>
         </w:tc>
@@ -7541,7 +5805,7 @@
                 <w:sz w:val="20"/>
                 <w:szCs w:val="20"/>
               </w:rPr>
-              <w:t xml:space="preserve">−0.002 [−0.011, +0.007]</w:t>
+              <w:t xml:space="preserve">−0.024</w:t>
             </w:r>
           </w:p>
         </w:tc>
@@ -7558,7 +5822,24 @@
                 <w:sz w:val="20"/>
                 <w:szCs w:val="20"/>
               </w:rPr>
-              <w:t xml:space="preserve">−0.004 [−0.011, +0.003]</w:t>
+              <w:t xml:space="preserve">−0.064 [−0.075, −0.054]</w:t>
+            </w:r>
+          </w:p>
+        </w:tc>
+        <w:tc>
+          <w:tcPr/>
+          <w:p>
+            <w:pPr>
+              <w:pStyle w:val="Compact"/>
+              <w:spacing w:before="0" w:after="0" w:line="240" w:lineRule="auto"/>
+              <w:jc w:val="center"/>
+            </w:pPr>
+            <w:r>
+              <w:rPr>
+                <w:sz w:val="20"/>
+                <w:szCs w:val="20"/>
+              </w:rPr>
+              <w:t xml:space="preserve">−0.031 [−0.054, −0.008]</w:t>
             </w:r>
           </w:p>
         </w:tc>
@@ -7570,15 +5851,6 @@
             <w:pPr>
               <w:pStyle w:val="Compact"/>
               <w:spacing w:before="0" w:after="0" w:line="240" w:lineRule="auto"/>
-            </w:pPr>
-          </w:p>
-        </w:tc>
-        <w:tc>
-          <w:tcPr/>
-          <w:p>
-            <w:pPr>
-              <w:pStyle w:val="Compact"/>
-              <w:spacing w:before="0" w:after="0" w:line="240" w:lineRule="auto"/>
               <w:jc w:val="left"/>
             </w:pPr>
             <w:r>
@@ -7586,6 +5858,23 @@
                 <w:sz w:val="20"/>
                 <w:szCs w:val="20"/>
               </w:rPr>
+              <w:t xml:space="preserve">gap</w:t>
+            </w:r>
+          </w:p>
+        </w:tc>
+        <w:tc>
+          <w:tcPr/>
+          <w:p>
+            <w:pPr>
+              <w:pStyle w:val="Compact"/>
+              <w:spacing w:before="0" w:after="0" w:line="240" w:lineRule="auto"/>
+              <w:jc w:val="left"/>
+            </w:pPr>
+            <w:r>
+              <w:rPr>
+                <w:sz w:val="20"/>
+                <w:szCs w:val="20"/>
+              </w:rPr>
               <w:t xml:space="preserve">LIME</w:t>
             </w:r>
           </w:p>
@@ -7603,7 +5892,7 @@
                 <w:sz w:val="20"/>
                 <w:szCs w:val="20"/>
               </w:rPr>
-              <w:t xml:space="preserve">+0.039 [+0.032, +0.046]</w:t>
+              <w:t xml:space="preserve">+0.008</w:t>
             </w:r>
           </w:p>
         </w:tc>
@@ -7620,7 +5909,24 @@
                 <w:sz w:val="20"/>
                 <w:szCs w:val="20"/>
               </w:rPr>
-              <w:t xml:space="preserve">+0.014 [+0.006, +0.021]</w:t>
+              <w:t xml:space="preserve">−0.031 [−0.045, −0.018]</w:t>
+            </w:r>
+          </w:p>
+        </w:tc>
+        <w:tc>
+          <w:tcPr/>
+          <w:p>
+            <w:pPr>
+              <w:pStyle w:val="Compact"/>
+              <w:spacing w:before="0" w:after="0" w:line="240" w:lineRule="auto"/>
+              <w:jc w:val="center"/>
+            </w:pPr>
+            <w:r>
+              <w:rPr>
+                <w:sz w:val="20"/>
+                <w:szCs w:val="20"/>
+              </w:rPr>
+              <w:t xml:space="preserve">−0.011 [−0.037, +0.015]</w:t>
             </w:r>
           </w:p>
         </w:tc>
@@ -7665,7 +5971,7 @@
                 <w:sz w:val="20"/>
                 <w:szCs w:val="20"/>
               </w:rPr>
-              <w:t xml:space="preserve">−0.013 [−0.032, +0.005]</w:t>
+              <w:t xml:space="preserve">+0.003</w:t>
             </w:r>
           </w:p>
         </w:tc>
@@ -7682,7 +5988,24 @@
                 <w:sz w:val="20"/>
                 <w:szCs w:val="20"/>
               </w:rPr>
-              <w:t xml:space="preserve">+0.012 [−0.003, +0.027]</w:t>
+              <w:t xml:space="preserve">−0.017 [−0.025, −0.008]</w:t>
+            </w:r>
+          </w:p>
+        </w:tc>
+        <w:tc>
+          <w:tcPr/>
+          <w:p>
+            <w:pPr>
+              <w:pStyle w:val="Compact"/>
+              <w:spacing w:before="0" w:after="0" w:line="240" w:lineRule="auto"/>
+              <w:jc w:val="center"/>
+            </w:pPr>
+            <w:r>
+              <w:rPr>
+                <w:sz w:val="20"/>
+                <w:szCs w:val="20"/>
+              </w:rPr>
+              <w:t xml:space="preserve">−0.008 [−0.021, +0.006]</w:t>
             </w:r>
           </w:p>
         </w:tc>
@@ -7727,7 +6050,7 @@
                 <w:sz w:val="20"/>
                 <w:szCs w:val="20"/>
               </w:rPr>
-              <w:t xml:space="preserve">−0.045 [−0.062, −0.028]</w:t>
+              <w:t xml:space="preserve">−0.013</w:t>
             </w:r>
           </w:p>
         </w:tc>
@@ -7744,43 +6067,7 @@
                 <w:sz w:val="20"/>
                 <w:szCs w:val="20"/>
               </w:rPr>
-              <w:t xml:space="preserve">+0.022 [+0.009, +0.034]</w:t>
-            </w:r>
-          </w:p>
-        </w:tc>
-      </w:tr>
-      <w:tr>
-        <w:tc>
-          <w:tcPr/>
-          <w:p>
-            <w:pPr>
-              <w:pStyle w:val="Compact"/>
-              <w:spacing w:before="0" w:after="0" w:line="240" w:lineRule="auto"/>
-              <w:jc w:val="left"/>
-            </w:pPr>
-            <w:r>
-              <w:rPr>
-                <w:sz w:val="20"/>
-                <w:szCs w:val="20"/>
-              </w:rPr>
-              <w:t xml:space="preserve">Faithfulness</w:t>
-            </w:r>
-          </w:p>
-        </w:tc>
-        <w:tc>
-          <w:tcPr/>
-          <w:p>
-            <w:pPr>
-              <w:pStyle w:val="Compact"/>
-              <w:spacing w:before="0" w:after="0" w:line="240" w:lineRule="auto"/>
-              <w:jc w:val="left"/>
-            </w:pPr>
-            <w:r>
-              <w:rPr>
-                <w:sz w:val="20"/>
-                <w:szCs w:val="20"/>
-              </w:rPr>
-              <w:t xml:space="preserve">SHAP</w:t>
+              <w:t xml:space="preserve">−0.007 [−0.014, 0.000]</w:t>
             </w:r>
           </w:p>
         </w:tc>
@@ -7797,225 +6084,14 @@
                 <w:sz w:val="20"/>
                 <w:szCs w:val="20"/>
               </w:rPr>
-              <w:t xml:space="preserve">−0.024 [−0.031, −0.017]</w:t>
-            </w:r>
-          </w:p>
-        </w:tc>
-        <w:tc>
-          <w:tcPr/>
-          <w:p>
-            <w:pPr>
-              <w:pStyle w:val="Compact"/>
-              <w:spacing w:before="0" w:after="0" w:line="240" w:lineRule="auto"/>
-              <w:jc w:val="center"/>
-            </w:pPr>
-            <w:r>
-              <w:rPr>
-                <w:sz w:val="20"/>
-                <w:szCs w:val="20"/>
-              </w:rPr>
-              <w:t xml:space="preserve">−0.064 [−0.075, −0.054]</w:t>
-            </w:r>
-          </w:p>
-        </w:tc>
-      </w:tr>
-      <w:tr>
-        <w:tc>
-          <w:tcPr/>
-          <w:p>
-            <w:pPr>
-              <w:pStyle w:val="Compact"/>
-              <w:spacing w:before="0" w:after="0" w:line="240" w:lineRule="auto"/>
-              <w:jc w:val="left"/>
-            </w:pPr>
-            <w:r>
-              <w:rPr>
-                <w:sz w:val="20"/>
-                <w:szCs w:val="20"/>
-              </w:rPr>
-              <w:t xml:space="preserve">gap</w:t>
-            </w:r>
-          </w:p>
-        </w:tc>
-        <w:tc>
-          <w:tcPr/>
-          <w:p>
-            <w:pPr>
-              <w:pStyle w:val="Compact"/>
-              <w:spacing w:before="0" w:after="0" w:line="240" w:lineRule="auto"/>
-              <w:jc w:val="left"/>
-            </w:pPr>
-            <w:r>
-              <w:rPr>
-                <w:sz w:val="20"/>
-                <w:szCs w:val="20"/>
-              </w:rPr>
-              <w:t xml:space="preserve">LIME</w:t>
-            </w:r>
-          </w:p>
-        </w:tc>
-        <w:tc>
-          <w:tcPr/>
-          <w:p>
-            <w:pPr>
-              <w:pStyle w:val="Compact"/>
-              <w:spacing w:before="0" w:after="0" w:line="240" w:lineRule="auto"/>
-              <w:jc w:val="center"/>
-            </w:pPr>
-            <w:r>
-              <w:rPr>
-                <w:sz w:val="20"/>
-                <w:szCs w:val="20"/>
-              </w:rPr>
-              <w:t xml:space="preserve">+0.008 [0.000, +0.016]</w:t>
-            </w:r>
-          </w:p>
-        </w:tc>
-        <w:tc>
-          <w:tcPr/>
-          <w:p>
-            <w:pPr>
-              <w:pStyle w:val="Compact"/>
-              <w:spacing w:before="0" w:after="0" w:line="240" w:lineRule="auto"/>
-              <w:jc w:val="center"/>
-            </w:pPr>
-            <w:r>
-              <w:rPr>
-                <w:sz w:val="20"/>
-                <w:szCs w:val="20"/>
-              </w:rPr>
-              <w:t xml:space="preserve">−0.031 [−0.045, −0.018]</w:t>
-            </w:r>
-          </w:p>
-        </w:tc>
-      </w:tr>
-      <w:tr>
-        <w:tc>
-          <w:tcPr/>
-          <w:p>
-            <w:pPr>
-              <w:pStyle w:val="Compact"/>
-              <w:spacing w:before="0" w:after="0" w:line="240" w:lineRule="auto"/>
-            </w:pPr>
-          </w:p>
-        </w:tc>
-        <w:tc>
-          <w:tcPr/>
-          <w:p>
-            <w:pPr>
-              <w:pStyle w:val="Compact"/>
-              <w:spacing w:before="0" w:after="0" w:line="240" w:lineRule="auto"/>
-              <w:jc w:val="left"/>
-            </w:pPr>
-            <w:r>
-              <w:rPr>
-                <w:sz w:val="20"/>
-                <w:szCs w:val="20"/>
-              </w:rPr>
-              <w:t xml:space="preserve">Anchors</w:t>
-            </w:r>
-          </w:p>
-        </w:tc>
-        <w:tc>
-          <w:tcPr/>
-          <w:p>
-            <w:pPr>
-              <w:pStyle w:val="Compact"/>
-              <w:spacing w:before="0" w:after="0" w:line="240" w:lineRule="auto"/>
-              <w:jc w:val="center"/>
-            </w:pPr>
-            <w:r>
-              <w:rPr>
-                <w:sz w:val="20"/>
-                <w:szCs w:val="20"/>
-              </w:rPr>
-              <w:t xml:space="preserve">+0.003 [−0.006, +0.013]</w:t>
-            </w:r>
-          </w:p>
-        </w:tc>
-        <w:tc>
-          <w:tcPr/>
-          <w:p>
-            <w:pPr>
-              <w:pStyle w:val="Compact"/>
-              <w:spacing w:before="0" w:after="0" w:line="240" w:lineRule="auto"/>
-              <w:jc w:val="center"/>
-            </w:pPr>
-            <w:r>
-              <w:rPr>
-                <w:sz w:val="20"/>
-                <w:szCs w:val="20"/>
-              </w:rPr>
-              <w:t xml:space="preserve">−0.017 [−0.025, −0.008]</w:t>
-            </w:r>
-          </w:p>
-        </w:tc>
-      </w:tr>
-      <w:tr>
-        <w:tc>
-          <w:tcPr/>
-          <w:p>
-            <w:pPr>
-              <w:pStyle w:val="Compact"/>
-              <w:spacing w:before="0" w:after="0" w:line="240" w:lineRule="auto"/>
-            </w:pPr>
-          </w:p>
-        </w:tc>
-        <w:tc>
-          <w:tcPr/>
-          <w:p>
-            <w:pPr>
-              <w:pStyle w:val="Compact"/>
-              <w:spacing w:before="0" w:after="0" w:line="240" w:lineRule="auto"/>
-              <w:jc w:val="left"/>
-            </w:pPr>
-            <w:r>
-              <w:rPr>
-                <w:sz w:val="20"/>
-                <w:szCs w:val="20"/>
-              </w:rPr>
-              <w:t xml:space="preserve">DiCE</w:t>
-            </w:r>
-          </w:p>
-        </w:tc>
-        <w:tc>
-          <w:tcPr/>
-          <w:p>
-            <w:pPr>
-              <w:pStyle w:val="Compact"/>
-              <w:spacing w:before="0" w:after="0" w:line="240" w:lineRule="auto"/>
-              <w:jc w:val="center"/>
-            </w:pPr>
-            <w:r>
-              <w:rPr>
-                <w:sz w:val="20"/>
-                <w:szCs w:val="20"/>
-              </w:rPr>
-              <w:t xml:space="preserve">−0.013 [−0.025, 0.000]</w:t>
-            </w:r>
-          </w:p>
-        </w:tc>
-        <w:tc>
-          <w:tcPr/>
-          <w:p>
-            <w:pPr>
-              <w:pStyle w:val="Compact"/>
-              <w:spacing w:before="0" w:after="0" w:line="240" w:lineRule="auto"/>
-              <w:jc w:val="center"/>
-            </w:pPr>
-            <w:r>
-              <w:rPr>
-                <w:sz w:val="20"/>
-                <w:szCs w:val="20"/>
-              </w:rPr>
-              <w:t xml:space="preserve">−0.007 [−0.014, 0.000]</w:t>
+              <w:t xml:space="preserve">−0.005 [−0.016, +0.006]</w:t>
             </w:r>
           </w:p>
         </w:tc>
       </w:tr>
     </w:tbl>
-    <w:bookmarkEnd w:id="30"/>
-    <w:bookmarkStart w:id="34" w:name="fig:rq4"/>
+    <w:bookmarkEnd w:id="28"/>
+    <w:bookmarkStart w:id="32" w:name="fig:rq4"/>
     <w:p>
       <w:pPr>
         <w:pStyle w:val="CaptionedFigure"/>
@@ -8023,20 +6099,20 @@
       <w:r>
         <w:drawing>
           <wp:inline>
-            <wp:extent cx="5334000" cy="1697691"/>
+            <wp:extent cx="4800600" cy="1590955"/>
             <wp:effectExtent b="0" l="0" r="0" t="0"/>
-            <wp:docPr descr="" title="" id="32" name="Picture"/>
+            <wp:docPr descr="" title="" id="30" name="Picture"/>
             <a:graphic>
               <a:graphicData uri="http://schemas.openxmlformats.org/drawingml/2006/picture">
                 <pic:pic>
                   <pic:nvPicPr>
-                    <pic:cNvPr descr="figures/fig3.png" id="33" name="Picture"/>
+                    <pic:cNvPr descr="figures/fig3.png" id="31" name="Picture"/>
                     <pic:cNvPicPr>
                       <a:picLocks noChangeArrowheads="1" noChangeAspect="1"/>
                     </pic:cNvPicPr>
                   </pic:nvPicPr>
                   <pic:blipFill>
-                    <a:blip r:embed="rId31"/>
+                    <a:blip r:embed="rId29"/>
                     <a:stretch>
                       <a:fillRect/>
                     </a:stretch>
@@ -8044,7 +6120,7 @@
                   <pic:spPr bwMode="auto">
                     <a:xfrm>
                       <a:off x="0" y="0"/>
-                      <a:ext cx="5334000" cy="1697691"/>
+                      <a:ext cx="4800600" cy="1590955"/>
                     </a:xfrm>
                     <a:prstGeom prst="rect">
                       <a:avLst/>
@@ -8119,15 +6195,131 @@
         <w:t xml:space="preserve">misclassified instances (UCI Adult; bins of width 0.05 with at least 30 instances).</w:t>
       </w:r>
     </w:p>
+    <w:bookmarkEnd w:id="32"/>
+    <w:bookmarkEnd w:id="33"/>
+    <w:bookmarkStart w:id="34" w:name="sec:sens"/>
+    <w:p>
+      <w:pPr>
+        <w:pStyle w:val="Heading2"/>
+      </w:pPr>
+      <w:r>
+        <w:t xml:space="preserve">Robustness and external check</w:t>
+      </w:r>
+    </w:p>
+    <w:p>
+      <w:pPr>
+        <w:pStyle w:val="FirstParagraph"/>
+      </w:pPr>
+      <w:r>
+        <w:t xml:space="preserve">Errors were less often training instances than correct predictions (for SHAP,</w:t>
+      </w:r>
+      <w:r>
+        <w:t xml:space="preserve"> </w:t>
+      </w:r>
+      <w:r>
+        <w:t xml:space="preserve">0.59 against 0.81 outside seed 42).</w:t>
+      </w:r>
+      <w:r>
+        <w:t xml:space="preserve"> </w:t>
+      </w:r>
+      <w:r>
+        <w:t xml:space="preserve">On held-out instances the stability deficit remained significant for all four explainers</w:t>
+      </w:r>
+      <w:r>
+        <w:t xml:space="preserve"> </w:t>
+      </w:r>
+      <w:r>
+        <w:t xml:space="preserve">(SHAP −0.068, DiCE</w:t>
+      </w:r>
+      <w:r>
+        <w:t xml:space="preserve"> </w:t>
+      </w:r>
+      <w:r>
+        <w:t xml:space="preserve">−0.212), and on seed 42 alone, which has no training</w:t>
+      </w:r>
+      <w:r>
+        <w:t xml:space="preserve"> </w:t>
+      </w:r>
+      <w:r>
+        <w:t xml:space="preserve">instances, for SHAP, LIME and DiCE. The raw faithfulness-gap deficits of SHAP and DiCE</w:t>
+      </w:r>
+      <w:r>
+        <w:t xml:space="preserve"> </w:t>
+      </w:r>
+      <w:r>
+        <w:t xml:space="preserve">fell to medians close to zero, but the margin-adjusted SHAP deficit remained, unlike those</w:t>
+      </w:r>
+      <w:r>
+        <w:t xml:space="preserve"> </w:t>
+      </w:r>
+      <w:r>
+        <w:t xml:space="preserve">of LIME and Anchors, and DiCE stability kept a small margin-adjusted residual</w:t>
+      </w:r>
+      <w:r>
+        <w:t xml:space="preserve"> </w:t>
+      </w:r>
+      <w:r>
+        <w:t xml:space="preserve">(Table </w:t>
+      </w:r>
+      <w:hyperlink w:anchor="tab:rq4">
+        <w:r>
+          <w:rPr>
+            <w:rStyle w:val="Hyperlink"/>
+          </w:rPr>
+          <w:t xml:space="preserve">3</w:t>
+        </w:r>
+      </w:hyperlink>
+      <w:r>
+        <w:t xml:space="preserve">).</w:t>
+      </w:r>
+    </w:p>
+    <w:p>
+      <w:pPr>
+        <w:pStyle w:val="BodyText"/>
+      </w:pPr>
+      <w:r>
+        <w:t xml:space="preserve">On German Credit, Anchors reproduced the Adult pattern, with fidelity and faithfulness</w:t>
+      </w:r>
+      <w:r>
+        <w:t xml:space="preserve"> </w:t>
+      </w:r>
+      <w:r>
+        <w:t xml:space="preserve">gap lower on errors in all six runs (medians −0.084 and</w:t>
+      </w:r>
+      <w:r>
+        <w:t xml:space="preserve"> </w:t>
+      </w:r>
+      <w:r>
+        <w:t xml:space="preserve">−0.017). SHAP did not: its stability was higher on</w:t>
+      </w:r>
+      <w:r>
+        <w:t xml:space="preserve"> </w:t>
+      </w:r>
+      <w:r>
+        <w:t xml:space="preserve">errors in 4 of six runs (+0.025).</w:t>
+      </w:r>
+      <w:r>
+        <w:t xml:space="preserve"> </w:t>
+      </w:r>
+      <w:r>
+        <w:t xml:space="preserve">These runs use only tree models, but on Adult the SHAP deficit was also large for XGBoost,</w:t>
+      </w:r>
+      <w:r>
+        <w:t xml:space="preserve"> </w:t>
+      </w:r>
+      <w:r>
+        <w:t xml:space="preserve">so we know of no reason for the reversal.</w:t>
+      </w:r>
+    </w:p>
     <w:bookmarkEnd w:id="34"/>
     <w:bookmarkEnd w:id="35"/>
-    <w:bookmarkStart w:id="36" w:name="external-check-on-german-credit"/>
+    <w:bookmarkStart w:id="36" w:name="discussion"/>
     <w:p>
       <w:pPr>
-        <w:pStyle w:val="Heading2"/>
-      </w:pPr>
-      <w:r>
-        <w:t xml:space="preserve">External check on German Credit</w:t>
+        <w:pStyle w:val="Heading1"/>
+      </w:pPr>
+      <w:r>
+        <w:t xml:space="preserve">Discussion</w:t>
       </w:r>
     </w:p>
     <w:p>
@@ -8135,60 +6327,123 @@
         <w:pStyle w:val="FirstParagraph"/>
       </w:pPr>
       <w:r>
-        <w:t xml:space="preserve">On German Credit, Anchors reproduced the Adult pattern: fidelity and faithfulness gap were</w:t>
-      </w:r>
-      <w:r>
-        <w:t xml:space="preserve"> </w:t>
-      </w:r>
-      <w:r>
-        <w:t xml:space="preserve">lower on errors in all six runs (medians −0.084 and</w:t>
-      </w:r>
-      <w:r>
-        <w:t xml:space="preserve"> </w:t>
-      </w:r>
-      <w:r>
-        <w:t xml:space="preserve">−0.017) and stability in five</w:t>
-      </w:r>
-      <w:r>
-        <w:t xml:space="preserve"> </w:t>
-      </w:r>
-      <w:r>
-        <w:t xml:space="preserve">(−0.043). SHAP did not: its stability was higher on errors</w:t>
-      </w:r>
-      <w:r>
-        <w:t xml:space="preserve"> </w:t>
-      </w:r>
-      <w:r>
-        <w:t xml:space="preserve">in 4 of six runs (median +0.025),</w:t>
-      </w:r>
-      <w:r>
-        <w:t xml:space="preserve"> </w:t>
-      </w:r>
-      <w:r>
-        <w:t xml:space="preserve">while its fidelity was lower in all six (−0.045). With six runs</w:t>
-      </w:r>
-      <w:r>
-        <w:t xml:space="preserve"> </w:t>
-      </w:r>
-      <w:r>
-        <w:t xml:space="preserve">these are descriptive. They show that the size, and for SHAP the direction, of the</w:t>
-      </w:r>
-      <w:r>
-        <w:t xml:space="preserve"> </w:t>
-      </w:r>
-      <w:r>
-        <w:t xml:space="preserve">difference depends on the data as well as on the model.</w:t>
+        <w:t xml:space="preserve">The answer to the title question is a qualified yes. Explanations of wrong predictions</w:t>
+      </w:r>
+      <w:r>
+        <w:t xml:space="preserve"> </w:t>
+      </w:r>
+      <w:r>
+        <w:t xml:space="preserve">were less stable for every explainer, also outside the training data, and markedly so for</w:t>
+      </w:r>
+      <w:r>
+        <w:t xml:space="preserve"> </w:t>
+      </w:r>
+      <w:r>
+        <w:t xml:space="preserve">SHAP and DiCE. Averages hide this, and would hide it further in deployment, where errors</w:t>
+      </w:r>
+      <w:r>
+        <w:t xml:space="preserve"> </w:t>
+      </w:r>
+      <w:r>
+        <w:t xml:space="preserve">are rarer than in this balanced sample. The margin control separates two causes. For DiCE</w:t>
+      </w:r>
+      <w:r>
+        <w:t xml:space="preserve"> </w:t>
+      </w:r>
+      <w:r>
+        <w:t xml:space="preserve">the deficit is mainly geometric: errors lie near the boundary, where explanations are less</w:t>
+      </w:r>
+      <w:r>
+        <w:t xml:space="preserve"> </w:t>
+      </w:r>
+      <w:r>
+        <w:t xml:space="preserve">stable whether or not the prediction is right. For SHAP it remains at equal margin, and</w:t>
+      </w:r>
+      <w:r>
+        <w:t xml:space="preserve"> </w:t>
+      </w:r>
+      <w:r>
+        <w:t xml:space="preserve">there its top features also carry less of an erroneous prediction.</w:t>
+      </w:r>
+    </w:p>
+    <w:p>
+      <w:pPr>
+        <w:pStyle w:val="BodyText"/>
+      </w:pPr>
+      <w:r>
+        <w:t xml:space="preserve">Three consequences follow for practice: explanation quality should be reported</w:t>
+      </w:r>
+      <w:r>
+        <w:t xml:space="preserve"> </w:t>
+      </w:r>
+      <w:r>
+        <w:t xml:space="preserve">separately for correct and misclassified instances; the stability of an explanation used</w:t>
+      </w:r>
+      <w:r>
+        <w:t xml:space="preserve"> </w:t>
+      </w:r>
+      <w:r>
+        <w:t xml:space="preserve">to contest or justify a decision should be checked for that instance; and deletion</w:t>
+      </w:r>
+      <w:r>
+        <w:t xml:space="preserve"> </w:t>
+      </w:r>
+      <w:r>
+        <w:t xml:space="preserve">metrics with a mean baseline should be reported per predicted class.</w:t>
+      </w:r>
+    </w:p>
+    <w:p>
+      <w:pPr>
+        <w:pStyle w:val="BodyText"/>
+      </w:pPr>
+      <w:r>
+        <w:t xml:space="preserve">The study has limits. It rests on one tabular benchmark, and the external check, with six</w:t>
+      </w:r>
+      <w:r>
+        <w:t xml:space="preserve"> </w:t>
+      </w:r>
+      <w:r>
+        <w:t xml:space="preserve">runs per explainer, did not reproduce the SHAP stability deficit. The runs are existing</w:t>
+      </w:r>
+      <w:r>
+        <w:t xml:space="preserve"> </w:t>
+      </w:r>
+      <w:r>
+        <w:t xml:space="preserve">ones, so explainer settings were fixed; LIME’s stability is near zero here, a scale on</w:t>
+      </w:r>
+      <w:r>
+        <w:t xml:space="preserve"> </w:t>
+      </w:r>
+      <w:r>
+        <w:t xml:space="preserve">which the absolute relevance threshold cannot be met. Anchors and DiCE runs are missing</w:t>
+      </w:r>
+      <w:r>
+        <w:t xml:space="preserve"> </w:t>
+      </w:r>
+      <w:r>
+        <w:t xml:space="preserve">not at random, which removes units but does not bias within-run contrasts. RQ4 used part of</w:t>
+      </w:r>
+      <w:r>
+        <w:t xml:space="preserve"> </w:t>
+      </w:r>
+      <w:r>
+        <w:t xml:space="preserve">the random-forest runs, and the training overlap was handled post hoc. Finally, the</w:t>
+      </w:r>
+      <w:r>
+        <w:t xml:space="preserve"> </w:t>
+      </w:r>
+      <w:r>
+        <w:t xml:space="preserve">metrics are proxies; whether users are misled requires a user study.</w:t>
       </w:r>
     </w:p>
     <w:bookmarkEnd w:id="36"/>
-    <w:bookmarkEnd w:id="37"/>
-    <w:bookmarkStart w:id="38" w:name="discussion"/>
+    <w:bookmarkStart w:id="37" w:name="conclusions"/>
     <w:p>
       <w:pPr>
         <w:pStyle w:val="Heading1"/>
       </w:pPr>
       <w:r>
-        <w:t xml:space="preserve">Discussion</w:t>
+        <w:t xml:space="preserve">Conclusions</w:t>
       </w:r>
     </w:p>
     <w:p>
@@ -8196,335 +6451,107 @@
         <w:pStyle w:val="FirstParagraph"/>
       </w:pPr>
       <w:r>
-        <w:t xml:space="preserve">The answer to the title question is a qualified yes. On the Adult benchmark, explanations</w:t>
-      </w:r>
-      <w:r>
-        <w:t xml:space="preserve"> </w:t>
-      </w:r>
-      <w:r>
-        <w:t xml:space="preserve">of wrong predictions were less stable for every explainer, and for SHAP and DiCE the</w:t>
-      </w:r>
-      <w:r>
-        <w:t xml:space="preserve"> </w:t>
-      </w:r>
-      <w:r>
-        <w:t xml:space="preserve">difference was large: a SHAP explanation of a misclassified instance is markedly more</w:t>
-      </w:r>
-      <w:r>
-        <w:t xml:space="preserve"> </w:t>
-      </w:r>
-      <w:r>
-        <w:t xml:space="preserve">sensitive to small input noise than one of a correct prediction. Averages over all</w:t>
-      </w:r>
-      <w:r>
-        <w:t xml:space="preserve"> </w:t>
-      </w:r>
-      <w:r>
-        <w:t xml:space="preserve">instances hide this, because correct and incorrect predictions are pooled. Because the</w:t>
-      </w:r>
-      <w:r>
-        <w:t xml:space="preserve"> </w:t>
-      </w:r>
-      <w:r>
-        <w:t xml:space="preserve">benchmark sampled the four quadrants in balance, the pooled average even overweights</w:t>
-      </w:r>
-      <w:r>
-        <w:t xml:space="preserve"> </w:t>
-      </w:r>
-      <w:r>
-        <w:t xml:space="preserve">errors relative to their real frequency; in deployment, where errors are rarer, the</w:t>
-      </w:r>
-      <w:r>
-        <w:t xml:space="preserve"> </w:t>
-      </w:r>
-      <w:r>
-        <w:t xml:space="preserve">average would hide the deficit further.</w:t>
+        <w:t xml:space="preserve">Post-hoc explanations were less reliable when the model was wrong. In</w:t>
+      </w:r>
+      <w:r>
+        <w:t xml:space="preserve"> </w:t>
+      </w:r>
+      <w:r>
+        <w:t xml:space="preserve">265 benchmark runs, stability was lower on misclassified instances for</w:t>
+      </w:r>
+      <w:r>
+        <w:t xml:space="preserve"> </w:t>
+      </w:r>
+      <w:r>
+        <w:t xml:space="preserve">SHAP, LIME, Anchors and DiCE, also outside the training data. The DiCE deficit is mostly</w:t>
+      </w:r>
+      <w:r>
+        <w:t xml:space="preserve"> </w:t>
+      </w:r>
+      <w:r>
+        <w:t xml:space="preserve">explained by the proximity of errors to the boundary; the SHAP deficit is not, and at equal</w:t>
+      </w:r>
+      <w:r>
+        <w:t xml:space="preserve"> </w:t>
+      </w:r>
+      <w:r>
+        <w:t xml:space="preserve">margin SHAP’s top features carry less of an erroneous prediction. Explanation quality</w:t>
+      </w:r>
+      <w:r>
+        <w:t xml:space="preserve"> </w:t>
+      </w:r>
+      <w:r>
+        <w:t xml:space="preserve">should be reported separately for correct and incorrect predictions, because an average</w:t>
+      </w:r>
+      <w:r>
+        <w:t xml:space="preserve"> </w:t>
+      </w:r>
+      <w:r>
+        <w:t xml:space="preserve">describes the explanations that are needed least.</w:t>
+      </w:r>
+    </w:p>
+    <w:bookmarkEnd w:id="37"/>
+    <w:bookmarkStart w:id="38" w:name="data-availability"/>
+    <w:p>
+      <w:pPr>
+        <w:pStyle w:val="Heading1"/>
+      </w:pPr>
+      <w:r>
+        <w:t xml:space="preserve">Data availability</w:t>
       </w:r>
     </w:p>
     <w:p>
       <w:pPr>
-        <w:pStyle w:val="BodyText"/>
-      </w:pPr>
-      <w:r>
-        <w:t xml:space="preserve">The margin control separates two explanations of the deficit. For DiCE the cause is</w:t>
-      </w:r>
-      <w:r>
-        <w:t xml:space="preserve"> </w:t>
-      </w:r>
-      <w:r>
-        <w:t xml:space="preserve">geometric: errors are near the boundary, and explanations near the boundary are less</w:t>
-      </w:r>
-      <w:r>
-        <w:t xml:space="preserve"> </w:t>
-      </w:r>
-      <w:r>
-        <w:t xml:space="preserve">stable whether or not the prediction is right. For SHAP a deficit remains at equal</w:t>
-      </w:r>
-      <w:r>
-        <w:t xml:space="preserve"> </w:t>
-      </w:r>
-      <w:r>
-        <w:t xml:space="preserve">margin, so correctness itself, or something correlated with it beyond the margin, matters.</w:t>
-      </w:r>
-      <w:r>
-        <w:t xml:space="preserve"> </w:t>
-      </w:r>
-      <w:r>
-        <w:t xml:space="preserve">The faithfulness gap shows the opposite masking effect: the raw contrast understates the</w:t>
-      </w:r>
-      <w:r>
-        <w:t xml:space="preserve"> </w:t>
-      </w:r>
-      <w:r>
-        <w:t xml:space="preserve">deficit because near-boundary instances are easy to move. In both directions, comparing</w:t>
-      </w:r>
-      <w:r>
-        <w:t xml:space="preserve"> </w:t>
-      </w:r>
-      <w:r>
-        <w:t xml:space="preserve">explanation quality across instances without accounting for the margin can mislead.</w:t>
+        <w:pStyle w:val="FirstParagraph"/>
+      </w:pPr>
+      <w:r>
+        <w:t xml:space="preserve">Code, run artifacts and the analysis script are in a public repository and a versioned</w:t>
+      </w:r>
+      <w:r>
+        <w:t xml:space="preserve"> </w:t>
+      </w:r>
+      <w:r>
+        <w:t xml:space="preserve">archive whose addresses are withheld for double-blind review.</w:t>
+      </w:r>
+    </w:p>
+    <w:bookmarkEnd w:id="38"/>
+    <w:bookmarkStart w:id="72" w:name="acknowledgments"/>
+    <w:p>
+      <w:pPr>
+        <w:pStyle w:val="Heading1"/>
+      </w:pPr>
+      <w:r>
+        <w:t xml:space="preserve">Acknowledgments</w:t>
       </w:r>
     </w:p>
     <w:p>
       <w:pPr>
-        <w:pStyle w:val="BodyText"/>
-      </w:pPr>
-      <w:r>
-        <w:t xml:space="preserve">Three practical consequences follow. First, explanation benchmarks and audits should</w:t>
-      </w:r>
-      <w:r>
-        <w:t xml:space="preserve"> </w:t>
-      </w:r>
-      <w:r>
-        <w:t xml:space="preserve">report quality separately for correct and misclassified instances, or at least by error</w:t>
-      </w:r>
-      <w:r>
-        <w:t xml:space="preserve"> </w:t>
-      </w:r>
-      <w:r>
-        <w:t xml:space="preserve">quadrant, rather than only as an average. Second, when an explanation of an individual</w:t>
-      </w:r>
-      <w:r>
-        <w:t xml:space="preserve"> </w:t>
-      </w:r>
-      <w:r>
-        <w:t xml:space="preserve">decision is used to contest or justify it, its stability should be checked for that</w:t>
-      </w:r>
-      <w:r>
-        <w:t xml:space="preserve"> </w:t>
-      </w:r>
-      <w:r>
-        <w:t xml:space="preserve">instance, since it is lower precisely for the decisions that are most likely to be</w:t>
-      </w:r>
-      <w:r>
-        <w:t xml:space="preserve"> </w:t>
-      </w:r>
-      <w:r>
-        <w:t xml:space="preserve">contested. Third, deletion-based metrics with a mean baseline are not comparable across</w:t>
-      </w:r>
-      <w:r>
-        <w:t xml:space="preserve"> </w:t>
-      </w:r>
-      <w:r>
-        <w:t xml:space="preserve">predicted classes (RQ3) and should be reported per class.</w:t>
+        <w:pStyle w:val="FirstParagraph"/>
+      </w:pPr>
+      <w:r>
+        <w:t xml:space="preserve">The research questions, analysis plan, experimental design and interpretation are the</w:t>
+      </w:r>
+      <w:r>
+        <w:t xml:space="preserve"> </w:t>
+      </w:r>
+      <w:r>
+        <w:t xml:space="preserve">author’s. An AI assistant (Claude, Anthropic) was used under the author’s direction to</w:t>
+      </w:r>
+      <w:r>
+        <w:t xml:space="preserve"> </w:t>
+      </w:r>
+      <w:r>
+        <w:t xml:space="preserve">help write analysis code and to edit the text; the author checked every result and</w:t>
+      </w:r>
+      <w:r>
+        <w:t xml:space="preserve"> </w:t>
+      </w:r>
+      <w:r>
+        <w:t xml:space="preserve">statement and is responsible for the content.</w:t>
       </w:r>
     </w:p>
-    <w:p>
-      <w:pPr>
-        <w:pStyle w:val="BodyText"/>
-      </w:pPr>
-      <w:r>
-        <w:t xml:space="preserve">The study has limits. The main dataset is a single tabular benchmark; the external check</w:t>
-      </w:r>
-      <w:r>
-        <w:t xml:space="preserve"> </w:t>
-      </w:r>
-      <w:r>
-        <w:t xml:space="preserve">covers two explainers on one more dataset, with only six runs each, and it did not</w:t>
-      </w:r>
-      <w:r>
-        <w:t xml:space="preserve"> </w:t>
-      </w:r>
-      <w:r>
-        <w:t xml:space="preserve">reproduce the SHAP stability deficit. The data are existing runs, so the analysis could</w:t>
-      </w:r>
-      <w:r>
-        <w:t xml:space="preserve"> </w:t>
-      </w:r>
-      <w:r>
-        <w:t xml:space="preserve">not change the explainer settings; LIME’s stability is near zero on these data, which</w:t>
-      </w:r>
-      <w:r>
-        <w:t xml:space="preserve"> </w:t>
-      </w:r>
-      <w:r>
-        <w:t xml:space="preserve">limits what can be said about it. Anchors and DiCE have missing runs that are not missing</w:t>
-      </w:r>
-      <w:r>
-        <w:t xml:space="preserve"> </w:t>
-      </w:r>
-      <w:r>
-        <w:t xml:space="preserve">at random, although the within-run design means missing runs remove units without biasing</w:t>
-      </w:r>
-      <w:r>
-        <w:t xml:space="preserve"> </w:t>
-      </w:r>
-      <w:r>
-        <w:t xml:space="preserve">the contrast within the runs that exist. RQ4 could use only part of the random-forest</w:t>
-      </w:r>
-      <w:r>
-        <w:t xml:space="preserve"> </w:t>
-      </w:r>
-      <w:r>
-        <w:t xml:space="preserve">runs. The models were trained on the partition of one seed, so for the other seeds the</w:t>
-      </w:r>
-      <w:r>
-        <w:t xml:space="preserve"> </w:t>
-      </w:r>
-      <w:r>
-        <w:t xml:space="preserve">sampled instances partly overlap the training data; this changes which instances are</w:t>
-      </w:r>
-      <w:r>
-        <w:t xml:space="preserve"> </w:t>
-      </w:r>
-      <w:r>
-        <w:t xml:space="preserve">errors, not how the contrast within a run is computed, but errors on training instances</w:t>
-      </w:r>
-      <w:r>
-        <w:t xml:space="preserve"> </w:t>
-      </w:r>
-      <w:r>
-        <w:t xml:space="preserve">may be atypical. The metrics are proxies: lower stability or faithfulness on errors does not by</w:t>
-      </w:r>
-      <w:r>
-        <w:t xml:space="preserve"> </w:t>
-      </w:r>
-      <w:r>
-        <w:t xml:space="preserve">itself show that users would be misled, which requires a user study.</w:t>
-      </w:r>
-    </w:p>
-    <w:bookmarkEnd w:id="38"/>
-    <w:bookmarkStart w:id="39" w:name="conclusions"/>
-    <w:p>
-      <w:pPr>
-        <w:pStyle w:val="Heading1"/>
-      </w:pPr>
-      <w:r>
-        <w:t xml:space="preserve">Conclusions</w:t>
-      </w:r>
-    </w:p>
-    <w:p>
-      <w:pPr>
-        <w:pStyle w:val="FirstParagraph"/>
-      </w:pPr>
-      <w:r>
-        <w:t xml:space="preserve">Post-hoc explanations were less reliable when the model was wrong. In a pre-specified</w:t>
-      </w:r>
-      <w:r>
-        <w:t xml:space="preserve"> </w:t>
-      </w:r>
-      <w:r>
-        <w:t xml:space="preserve">analysis of 265 benchmark runs, stability was lower on misclassified</w:t>
-      </w:r>
-      <w:r>
-        <w:t xml:space="preserve"> </w:t>
-      </w:r>
-      <w:r>
-        <w:t xml:space="preserve">instances for SHAP, LIME, Anchors and DiCE, with large deficits for SHAP and DiCE. The</w:t>
-      </w:r>
-      <w:r>
-        <w:t xml:space="preserve"> </w:t>
-      </w:r>
-      <w:r>
-        <w:t xml:space="preserve">DiCE deficit is explained by the proximity of errors to the decision boundary; the SHAP</w:t>
-      </w:r>
-      <w:r>
-        <w:t xml:space="preserve"> </w:t>
-      </w:r>
-      <w:r>
-        <w:t xml:space="preserve">deficit is not. At equal margin, the features that explanations rank first carry less of</w:t>
-      </w:r>
-      <w:r>
-        <w:t xml:space="preserve"> </w:t>
-      </w:r>
-      <w:r>
-        <w:t xml:space="preserve">an erroneous prediction. The pattern depends on the model family and the dataset.</w:t>
-      </w:r>
-      <w:r>
-        <w:t xml:space="preserve"> </w:t>
-      </w:r>
-      <w:r>
-        <w:t xml:space="preserve">Explanation quality should therefore be reported separately for correct and incorrect</w:t>
-      </w:r>
-      <w:r>
-        <w:t xml:space="preserve"> </w:t>
-      </w:r>
-      <w:r>
-        <w:t xml:space="preserve">predictions, because an average describes the explanations that are needed least.</w:t>
-      </w:r>
-    </w:p>
-    <w:bookmarkEnd w:id="39"/>
-    <w:bookmarkStart w:id="40" w:name="data-availability"/>
-    <w:p>
-      <w:pPr>
-        <w:pStyle w:val="Heading1"/>
-      </w:pPr>
-      <w:r>
-        <w:t xml:space="preserve">Data availability</w:t>
-      </w:r>
-    </w:p>
-    <w:p>
-      <w:pPr>
-        <w:pStyle w:val="FirstParagraph"/>
-      </w:pPr>
-      <w:r>
-        <w:t xml:space="preserve">Code, run artifacts and the analysis script are in a public repository and a versioned</w:t>
-      </w:r>
-      <w:r>
-        <w:t xml:space="preserve"> </w:t>
-      </w:r>
-      <w:r>
-        <w:t xml:space="preserve">archive whose addresses are withheld for double-blind review.</w:t>
-      </w:r>
-    </w:p>
-    <w:bookmarkEnd w:id="40"/>
-    <w:bookmarkStart w:id="76" w:name="acknowledgments"/>
-    <w:p>
-      <w:pPr>
-        <w:pStyle w:val="Heading1"/>
-      </w:pPr>
-      <w:r>
-        <w:t xml:space="preserve">Acknowledgments</w:t>
-      </w:r>
-    </w:p>
-    <w:p>
-      <w:pPr>
-        <w:pStyle w:val="FirstParagraph"/>
-      </w:pPr>
-      <w:r>
-        <w:t xml:space="preserve">The research questions, analysis plan, experimental design and interpretation are the</w:t>
-      </w:r>
-      <w:r>
-        <w:t xml:space="preserve"> </w:t>
-      </w:r>
-      <w:r>
-        <w:t xml:space="preserve">author’s. An AI assistant (Claude, Anthropic) was used under the author’s direction to</w:t>
-      </w:r>
-      <w:r>
-        <w:t xml:space="preserve"> </w:t>
-      </w:r>
-      <w:r>
-        <w:t xml:space="preserve">help write analysis code and to edit the text; the author checked every result and</w:t>
-      </w:r>
-      <w:r>
-        <w:t xml:space="preserve"> </w:t>
-      </w:r>
-      <w:r>
-        <w:t xml:space="preserve">statement and is responsible for the content.</w:t>
-      </w:r>
-    </w:p>
-    <w:bookmarkStart w:id="75" w:name="refs"/>
-    <w:bookmarkStart w:id="41" w:name="ref-lundberg2017unified"/>
+    <w:bookmarkStart w:id="71" w:name="refs"/>
+    <w:bookmarkStart w:id="39" w:name="ref-lundberg2017unified"/>
     <w:p>
       <w:pPr>
         <w:pStyle w:val="Bibliography"/>
@@ -8567,8 +6594,8 @@
         <w:t xml:space="preserve">, 2017, pp. 4765–4774.</w:t>
       </w:r>
     </w:p>
-    <w:bookmarkEnd w:id="41"/>
-    <w:bookmarkStart w:id="43" w:name="ref-ribeiro2016why"/>
+    <w:bookmarkEnd w:id="39"/>
+    <w:bookmarkStart w:id="41" w:name="ref-ribeiro2016why"/>
     <w:p>
       <w:pPr>
         <w:pStyle w:val="Bibliography"/>
@@ -8634,7 +6661,7 @@
       <w:r>
         <w:t xml:space="preserve"> </w:t>
       </w:r>
-      <w:hyperlink r:id="rId42">
+      <w:hyperlink r:id="rId40">
         <w:r>
           <w:rPr>
             <w:rStyle w:val="Hyperlink"/>
@@ -8646,8 +6673,8 @@
         <w:t xml:space="preserve">.</w:t>
       </w:r>
     </w:p>
-    <w:bookmarkEnd w:id="43"/>
-    <w:bookmarkStart w:id="45" w:name="ref-ribeiro2018anchors"/>
+    <w:bookmarkEnd w:id="41"/>
+    <w:bookmarkStart w:id="43" w:name="ref-ribeiro2018anchors"/>
     <w:p>
       <w:pPr>
         <w:pStyle w:val="Bibliography"/>
@@ -8692,7 +6719,7 @@
       <w:r>
         <w:t xml:space="preserve"> </w:t>
       </w:r>
-      <w:hyperlink r:id="rId44">
+      <w:hyperlink r:id="rId42">
         <w:r>
           <w:rPr>
             <w:rStyle w:val="Hyperlink"/>
@@ -8704,8 +6731,8 @@
         <w:t xml:space="preserve">.</w:t>
       </w:r>
     </w:p>
-    <w:bookmarkEnd w:id="45"/>
-    <w:bookmarkStart w:id="47" w:name="ref-mothilal2020dice"/>
+    <w:bookmarkEnd w:id="43"/>
+    <w:bookmarkStart w:id="45" w:name="ref-mothilal2020dice"/>
     <w:p>
       <w:pPr>
         <w:pStyle w:val="Bibliography"/>
@@ -8750,7 +6777,7 @@
       <w:r>
         <w:t xml:space="preserve"> </w:t>
       </w:r>
-      <w:hyperlink r:id="rId46">
+      <w:hyperlink r:id="rId44">
         <w:r>
           <w:rPr>
             <w:rStyle w:val="Hyperlink"/>
@@ -8762,8 +6789,8 @@
         <w:t xml:space="preserve">.</w:t>
       </w:r>
     </w:p>
-    <w:bookmarkEnd w:id="47"/>
-    <w:bookmarkStart w:id="48" w:name="ref-adadi2018xai"/>
+    <w:bookmarkEnd w:id="45"/>
+    <w:bookmarkStart w:id="46" w:name="ref-adadi2018xai"/>
     <w:p>
       <w:pPr>
         <w:pStyle w:val="Bibliography"/>
@@ -8806,8 +6833,8 @@
         <w:t xml:space="preserve">, vol. 6, pp. 52138–52160, 2018.</w:t>
       </w:r>
     </w:p>
-    <w:bookmarkEnd w:id="48"/>
-    <w:bookmarkStart w:id="49" w:name="ref-bhatt2020evaluating"/>
+    <w:bookmarkEnd w:id="46"/>
+    <w:bookmarkStart w:id="47" w:name="ref-bhatt2020evaluating"/>
     <w:p>
       <w:pPr>
         <w:pStyle w:val="Bibliography"/>
@@ -8850,8 +6877,8 @@
         <w:t xml:space="preserve">, 2020, pp. 3016–3022.</w:t>
       </w:r>
     </w:p>
-    <w:bookmarkEnd w:id="49"/>
-    <w:bookmarkStart w:id="50" w:name="ref-samek2017evaluating"/>
+    <w:bookmarkEnd w:id="47"/>
+    <w:bookmarkStart w:id="48" w:name="ref-samek2017evaluating"/>
     <w:p>
       <w:pPr>
         <w:pStyle w:val="Bibliography"/>
@@ -8888,8 +6915,8 @@
         <w:t xml:space="preserve">, vol. 28, no. 11, pp. 2660–2673, 2017.</w:t>
       </w:r>
     </w:p>
-    <w:bookmarkEnd w:id="50"/>
-    <w:bookmarkStart w:id="51" w:name="ref-hooker2019benchmark"/>
+    <w:bookmarkEnd w:id="48"/>
+    <w:bookmarkStart w:id="49" w:name="ref-hooker2019benchmark"/>
     <w:p>
       <w:pPr>
         <w:pStyle w:val="Bibliography"/>
@@ -8932,8 +6959,8 @@
         <w:t xml:space="preserve">, 2019, pp. 9737–9748.</w:t>
       </w:r>
     </w:p>
-    <w:bookmarkEnd w:id="51"/>
-    <w:bookmarkStart w:id="53" w:name="ref-alvarezmelis2018robustness"/>
+    <w:bookmarkEnd w:id="49"/>
+    <w:bookmarkStart w:id="51" w:name="ref-alvarezmelis2018robustness"/>
     <w:p>
       <w:pPr>
         <w:pStyle w:val="Bibliography"/>
@@ -8978,7 +7005,7 @@
       <w:r>
         <w:t xml:space="preserve"> </w:t>
       </w:r>
-      <w:hyperlink r:id="rId52">
+      <w:hyperlink r:id="rId50">
         <w:r>
           <w:rPr>
             <w:rStyle w:val="Hyperlink"/>
@@ -8987,8 +7014,8 @@
         </w:r>
       </w:hyperlink>
     </w:p>
-    <w:bookmarkEnd w:id="53"/>
-    <w:bookmarkStart w:id="54" w:name="ref-herrera2026framework"/>
+    <w:bookmarkEnd w:id="51"/>
+    <w:bookmarkStart w:id="52" w:name="ref-herrera2026framework"/>
     <w:p>
       <w:pPr>
         <w:pStyle w:val="Bibliography"/>
@@ -9039,8 +7066,8 @@
         <w:t xml:space="preserve">, no. 3, 2026.</w:t>
       </w:r>
     </w:p>
-    <w:bookmarkEnd w:id="54"/>
-    <w:bookmarkStart w:id="55" w:name="ref-bansal2021whole"/>
+    <w:bookmarkEnd w:id="52"/>
+    <w:bookmarkStart w:id="53" w:name="ref-bansal2021whole"/>
     <w:p>
       <w:pPr>
         <w:pStyle w:val="Bibliography"/>
@@ -9120,8 +7147,8 @@
         <w:t xml:space="preserve">, 2021, pp. 1–16.</w:t>
       </w:r>
     </w:p>
-    <w:bookmarkEnd w:id="55"/>
-    <w:bookmarkStart w:id="56" w:name="ref-adebayo2018sanity"/>
+    <w:bookmarkEnd w:id="53"/>
+    <w:bookmarkStart w:id="54" w:name="ref-adebayo2018sanity"/>
     <w:p>
       <w:pPr>
         <w:pStyle w:val="Bibliography"/>
@@ -9164,8 +7191,8 @@
         <w:t xml:space="preserve">, 2018, pp. 9505–9515.</w:t>
       </w:r>
     </w:p>
-    <w:bookmarkEnd w:id="56"/>
-    <w:bookmarkStart w:id="57" w:name="ref-slack2020fooling"/>
+    <w:bookmarkEnd w:id="54"/>
+    <w:bookmarkStart w:id="55" w:name="ref-slack2020fooling"/>
     <w:p>
       <w:pPr>
         <w:pStyle w:val="Bibliography"/>
@@ -9229,8 +7256,8 @@
         <w:t xml:space="preserve">, 2020, pp. 180–186.</w:t>
       </w:r>
     </w:p>
-    <w:bookmarkEnd w:id="57"/>
-    <w:bookmarkStart w:id="58" w:name="ref-rudin2019stop"/>
+    <w:bookmarkEnd w:id="55"/>
+    <w:bookmarkStart w:id="56" w:name="ref-rudin2019stop"/>
     <w:p>
       <w:pPr>
         <w:pStyle w:val="Bibliography"/>
@@ -9267,8 +7294,8 @@
         <w:t xml:space="preserve">, vol. 1, no. 5, pp. 206–215, 2019.</w:t>
       </w:r>
     </w:p>
-    <w:bookmarkEnd w:id="58"/>
-    <w:bookmarkStart w:id="59" w:name="ref-jacovi2020faithfulness"/>
+    <w:bookmarkEnd w:id="56"/>
+    <w:bookmarkStart w:id="57" w:name="ref-jacovi2020faithfulness"/>
     <w:p>
       <w:pPr>
         <w:pStyle w:val="Bibliography"/>
@@ -9323,8 +7350,8 @@
         <w:t xml:space="preserve">, 2020, pp. 4198–4205.</w:t>
       </w:r>
     </w:p>
-    <w:bookmarkEnd w:id="59"/>
-    <w:bookmarkStart w:id="60" w:name="ref-kohavi1996scaling"/>
+    <w:bookmarkEnd w:id="57"/>
+    <w:bookmarkStart w:id="58" w:name="ref-kohavi1996scaling"/>
     <w:p>
       <w:pPr>
         <w:pStyle w:val="Bibliography"/>
@@ -9379,8 +7406,8 @@
         <w:t xml:space="preserve">, 1996, pp. 202–207.</w:t>
       </w:r>
     </w:p>
-    <w:bookmarkEnd w:id="60"/>
-    <w:bookmarkStart w:id="62" w:name="ref-becker1996adult"/>
+    <w:bookmarkEnd w:id="58"/>
+    <w:bookmarkStart w:id="59" w:name="ref-becker1996adult"/>
     <w:p>
       <w:pPr>
         <w:pStyle w:val="Bibliography"/>
@@ -9407,25 +7434,11 @@
         <w:t xml:space="preserve"> </w:t>
       </w:r>
       <w:r>
-        <w:t xml:space="preserve">UCI Machine Learning Repository, 1996. doi:</w:t>
-      </w:r>
-      <w:r>
-        <w:t xml:space="preserve"> </w:t>
-      </w:r>
-      <w:hyperlink r:id="rId61">
-        <w:r>
-          <w:rPr>
-            <w:rStyle w:val="Hyperlink"/>
-          </w:rPr>
-          <w:t xml:space="preserve">10.24432/C5XW20</w:t>
-        </w:r>
-      </w:hyperlink>
-      <w:r>
-        <w:t xml:space="preserve">.</w:t>
+        <w:t xml:space="preserve">UCI Machine Learning Repository, 1996.</w:t>
       </w:r>
     </w:p>
-    <w:bookmarkEnd w:id="62"/>
-    <w:bookmarkStart w:id="63" w:name="ref-breiman2001random"/>
+    <w:bookmarkEnd w:id="59"/>
+    <w:bookmarkStart w:id="60" w:name="ref-breiman2001random"/>
     <w:p>
       <w:pPr>
         <w:pStyle w:val="Bibliography"/>
@@ -9462,8 +7475,8 @@
         <w:t xml:space="preserve">, vol. 45, no. 1, pp. 5–32, 2001.</w:t>
       </w:r>
     </w:p>
-    <w:bookmarkEnd w:id="63"/>
-    <w:bookmarkStart w:id="64" w:name="ref-chen2016xgboost"/>
+    <w:bookmarkEnd w:id="60"/>
+    <w:bookmarkStart w:id="61" w:name="ref-chen2016xgboost"/>
     <w:p>
       <w:pPr>
         <w:pStyle w:val="Bibliography"/>
@@ -9512,8 +7525,8 @@
         <w:t xml:space="preserve">, 2016, pp. 785–794.</w:t>
       </w:r>
     </w:p>
-    <w:bookmarkEnd w:id="64"/>
-    <w:bookmarkStart w:id="66" w:name="ref-hofmann1994statlog"/>
+    <w:bookmarkEnd w:id="61"/>
+    <w:bookmarkStart w:id="62" w:name="ref-hofmann1994statlog"/>
     <w:p>
       <w:pPr>
         <w:pStyle w:val="Bibliography"/>
@@ -9549,25 +7562,11 @@
         <w:t xml:space="preserve"> </w:t>
       </w:r>
       <w:r>
-        <w:t xml:space="preserve">UCI Machine Learning Repository, 1994. doi:</w:t>
-      </w:r>
-      <w:r>
-        <w:t xml:space="preserve"> </w:t>
-      </w:r>
-      <w:hyperlink r:id="rId65">
-        <w:r>
-          <w:rPr>
-            <w:rStyle w:val="Hyperlink"/>
-          </w:rPr>
-          <w:t xml:space="preserve">10.24432/C5NC77</w:t>
-        </w:r>
-      </w:hyperlink>
-      <w:r>
-        <w:t xml:space="preserve">.</w:t>
+        <w:t xml:space="preserve">UCI Machine Learning Repository, 1994.</w:t>
       </w:r>
     </w:p>
-    <w:bookmarkEnd w:id="66"/>
-    <w:bookmarkStart w:id="67" w:name="ref-wilcoxon1945individual"/>
+    <w:bookmarkEnd w:id="62"/>
+    <w:bookmarkStart w:id="63" w:name="ref-wilcoxon1945individual"/>
     <w:p>
       <w:pPr>
         <w:pStyle w:val="Bibliography"/>
@@ -9604,8 +7603,8 @@
         <w:t xml:space="preserve">, vol. 1, no. 6, pp. 80–83, 1945.</w:t>
       </w:r>
     </w:p>
-    <w:bookmarkEnd w:id="67"/>
-    <w:bookmarkStart w:id="68" w:name="ref-holm1979simple"/>
+    <w:bookmarkEnd w:id="63"/>
+    <w:bookmarkStart w:id="64" w:name="ref-holm1979simple"/>
     <w:p>
       <w:pPr>
         <w:pStyle w:val="Bibliography"/>
@@ -9642,8 +7641,8 @@
         <w:t xml:space="preserve">, vol. 6, no. 2, pp. 65–70, 1979.</w:t>
       </w:r>
     </w:p>
-    <w:bookmarkEnd w:id="68"/>
-    <w:bookmarkStart w:id="69" w:name="ref-lakens2013calculating"/>
+    <w:bookmarkEnd w:id="64"/>
+    <w:bookmarkStart w:id="65" w:name="ref-lakens2013calculating"/>
     <w:p>
       <w:pPr>
         <w:pStyle w:val="Bibliography"/>
@@ -9689,8 +7688,8 @@
         <w:t xml:space="preserve">, vol. 4, p. 863, 2013.</w:t>
       </w:r>
     </w:p>
-    <w:bookmarkEnd w:id="69"/>
-    <w:bookmarkStart w:id="71" w:name="ref-kruskal1952use"/>
+    <w:bookmarkEnd w:id="65"/>
+    <w:bookmarkStart w:id="67" w:name="ref-kruskal1952use"/>
     <w:p>
       <w:pPr>
         <w:pStyle w:val="Bibliography"/>
@@ -9729,7 +7728,7 @@
       <w:r>
         <w:t xml:space="preserve"> </w:t>
       </w:r>
-      <w:hyperlink r:id="rId70">
+      <w:hyperlink r:id="rId66">
         <w:r>
           <w:rPr>
             <w:rStyle w:val="Hyperlink"/>
@@ -9741,8 +7740,8 @@
         <w:t xml:space="preserve">.</w:t>
       </w:r>
     </w:p>
-    <w:bookmarkEnd w:id="71"/>
-    <w:bookmarkStart w:id="73" w:name="ref-cameron2015practitioner"/>
+    <w:bookmarkEnd w:id="67"/>
+    <w:bookmarkStart w:id="69" w:name="ref-cameron2015practitioner"/>
     <w:p>
       <w:pPr>
         <w:pStyle w:val="Bibliography"/>
@@ -9781,7 +7780,7 @@
       <w:r>
         <w:t xml:space="preserve"> </w:t>
       </w:r>
-      <w:hyperlink r:id="rId72">
+      <w:hyperlink r:id="rId68">
         <w:r>
           <w:rPr>
             <w:rStyle w:val="Hyperlink"/>
@@ -9793,8 +7792,8 @@
         <w:t xml:space="preserve">.</w:t>
       </w:r>
     </w:p>
-    <w:bookmarkEnd w:id="73"/>
-    <w:bookmarkStart w:id="74" w:name="ref-platt1999probabilistic"/>
+    <w:bookmarkEnd w:id="69"/>
+    <w:bookmarkStart w:id="70" w:name="ref-platt1999probabilistic"/>
     <w:p>
       <w:pPr>
         <w:pStyle w:val="Bibliography"/>
@@ -9837,9 +7836,9 @@
         <w:t xml:space="preserve">, A. J. Smola, P. Bartlett, B. Schölkopf, and D. Schuurmans, Eds., MIT Press, 1999, pp. 61–74.</w:t>
       </w:r>
     </w:p>
-    <w:bookmarkEnd w:id="74"/>
-    <w:bookmarkEnd w:id="75"/>
-    <w:bookmarkEnd w:id="76"/>
+    <w:bookmarkEnd w:id="70"/>
+    <w:bookmarkEnd w:id="71"/>
+    <w:bookmarkEnd w:id="72"/>
     <w:sectPr>
       <w:pgSz w:w="12240" w:h="15840"/>
       <w:pgMar w:top="1418" w:right="1418" w:bottom="1418" w:left="1418" w:header="720" w:footer="720" w:gutter="0"/>
@@ -9949,114 +7948,8 @@
       </w:pPr>
     </w:lvl>
   </w:abstractNum>
-  <w:abstractNum w:abstractNumId="991">
-    <w:nsid w:val="0000A991"/>
-    <w:multiLevelType w:val="multilevel"/>
-    <w:lvl w:ilvl="0">
-      <w:numFmt w:val="bullet"/>
-      <w:lvlText w:val=""/>
-      <w:lvlJc w:val="left"/>
-      <w:pPr>
-        <w:ind w:left="720" w:hanging="360"/>
-      </w:pPr>
-      <w:rPr>
-        <w:rFonts w:ascii="Symbol" w:hAnsi="Symbol" w:cs="Symbol" w:hint="default"/>
-      </w:rPr>
-    </w:lvl>
-    <w:lvl w:ilvl="1">
-      <w:numFmt w:val="bullet"/>
-      <w:lvlText w:val="o"/>
-      <w:lvlJc w:val="left"/>
-      <w:pPr>
-        <w:ind w:left="1440" w:hanging="360"/>
-      </w:pPr>
-      <w:rPr>
-        <w:rFonts w:ascii="Courier New" w:hAnsi="Courier New" w:cs="Courier New" w:hint="default"/>
-      </w:rPr>
-    </w:lvl>
-    <w:lvl w:ilvl="2">
-      <w:numFmt w:val="bullet"/>
-      <w:lvlText w:val=""/>
-      <w:lvlJc w:val="left"/>
-      <w:pPr>
-        <w:ind w:left="2160" w:hanging="360"/>
-      </w:pPr>
-      <w:rPr>
-        <w:rFonts w:ascii="Wingdings" w:hAnsi="Wingdings" w:cs="Wingdings" w:hint="default"/>
-      </w:rPr>
-    </w:lvl>
-    <w:lvl w:ilvl="3">
-      <w:numFmt w:val="bullet"/>
-      <w:lvlText w:val=""/>
-      <w:lvlJc w:val="left"/>
-      <w:pPr>
-        <w:ind w:left="2880" w:hanging="360"/>
-      </w:pPr>
-      <w:rPr>
-        <w:rFonts w:ascii="Symbol" w:hAnsi="Symbol" w:cs="Symbol" w:hint="default"/>
-      </w:rPr>
-    </w:lvl>
-    <w:lvl w:ilvl="4">
-      <w:numFmt w:val="bullet"/>
-      <w:lvlText w:val="o"/>
-      <w:lvlJc w:val="left"/>
-      <w:pPr>
-        <w:ind w:left="3600" w:hanging="360"/>
-      </w:pPr>
-      <w:rPr>
-        <w:rFonts w:ascii="Courier New" w:hAnsi="Courier New" w:cs="Courier New" w:hint="default"/>
-      </w:rPr>
-    </w:lvl>
-    <w:lvl w:ilvl="5">
-      <w:numFmt w:val="bullet"/>
-      <w:lvlText w:val=""/>
-      <w:lvlJc w:val="left"/>
-      <w:pPr>
-        <w:ind w:left="4320" w:hanging="360"/>
-      </w:pPr>
-      <w:rPr>
-        <w:rFonts w:ascii="Wingdings" w:hAnsi="Wingdings" w:cs="Wingdings" w:hint="default"/>
-      </w:rPr>
-    </w:lvl>
-    <w:lvl w:ilvl="6">
-      <w:numFmt w:val="bullet"/>
-      <w:lvlText w:val=""/>
-      <w:lvlJc w:val="left"/>
-      <w:pPr>
-        <w:ind w:left="5040" w:hanging="360"/>
-      </w:pPr>
-      <w:rPr>
-        <w:rFonts w:ascii="Symbol" w:hAnsi="Symbol" w:cs="Symbol" w:hint="default"/>
-      </w:rPr>
-    </w:lvl>
-    <w:lvl w:ilvl="7">
-      <w:numFmt w:val="bullet"/>
-      <w:lvlText w:val="o"/>
-      <w:lvlJc w:val="left"/>
-      <w:pPr>
-        <w:ind w:left="5760" w:hanging="360"/>
-      </w:pPr>
-      <w:rPr>
-        <w:rFonts w:ascii="Courier New" w:hAnsi="Courier New" w:cs="Courier New" w:hint="default"/>
-      </w:rPr>
-    </w:lvl>
-    <w:lvl w:ilvl="8">
-      <w:numFmt w:val="bullet"/>
-      <w:lvlText w:val=""/>
-      <w:lvlJc w:val="left"/>
-      <w:pPr>
-        <w:ind w:left="6480" w:hanging="360"/>
-      </w:pPr>
-      <w:rPr>
-        <w:rFonts w:ascii="Wingdings" w:hAnsi="Wingdings" w:cs="Wingdings" w:hint="default"/>
-      </w:rPr>
-    </w:lvl>
-  </w:abstractNum>
   <w:num w:numId="1000">
     <w:abstractNumId w:val="990"/>
-  </w:num>
-  <w:num w:numId="1001">
-    <w:abstractNumId w:val="991"/>
   </w:num>
 </w:numbering>
 </file>

--- a/docs/reports/paper_d/submission/paper_d_blind.docx
+++ b/docs/reports/paper_d/submission/paper_d_blind.docx
@@ -544,16 +544,7 @@
         <w:t xml:space="preserve"> </w:t>
       </w:r>
       <w:r>
-        <w:t xml:space="preserve">inspect the predictions of an opaque classifier</w:t>
-      </w:r>
-      <w:r>
-        <w:t xml:space="preserve"> </w:t>
-      </w:r>
-      <w:r>
-        <w:t xml:space="preserve">[5]</w:t>
-      </w:r>
-      <w:r>
-        <w:t xml:space="preserve">. Their quality is</w:t>
+        <w:t xml:space="preserve">inspect the predictions of an opaque classifier. Their quality is</w:t>
       </w:r>
       <w:r>
         <w:t xml:space="preserve"> </w:t>
@@ -571,7 +562,7 @@
         <w:t xml:space="preserve"> </w:t>
       </w:r>
       <w:r>
-        <w:t xml:space="preserve">[6], [7], [8]</w:t>
+        <w:t xml:space="preserve">[5], [6], [7]</w:t>
       </w:r>
       <w:r>
         <w:t xml:space="preserve">, and</w:t>
@@ -586,22 +577,22 @@
         <w:t xml:space="preserve"> </w:t>
       </w:r>
       <w:r>
+        <w:t xml:space="preserve">[8]</w:t>
+      </w:r>
+      <w:r>
+        <w:t xml:space="preserve">.</w:t>
+      </w:r>
+      <w:r>
+        <w:t xml:space="preserve"> </w:t>
+      </w:r>
+      <w:r>
+        <w:t xml:space="preserve">Benchmarks report these metrics as averages over instances</w:t>
+      </w:r>
+      <w:r>
+        <w:t xml:space="preserve"> </w:t>
+      </w:r>
+      <w:r>
         <w:t xml:space="preserve">[9]</w:t>
-      </w:r>
-      <w:r>
-        <w:t xml:space="preserve">.</w:t>
-      </w:r>
-      <w:r>
-        <w:t xml:space="preserve"> </w:t>
-      </w:r>
-      <w:r>
-        <w:t xml:space="preserve">Benchmarks report these metrics as averages over instances</w:t>
-      </w:r>
-      <w:r>
-        <w:t xml:space="preserve"> </w:t>
-      </w:r>
-      <w:r>
-        <w:t xml:space="preserve">[10]</w:t>
       </w:r>
       <w:r>
         <w:t xml:space="preserve">.</w:t>
@@ -642,7 +633,7 @@
         <w:t xml:space="preserve"> </w:t>
       </w:r>
       <w:r>
-        <w:t xml:space="preserve">[11]</w:t>
+        <w:t xml:space="preserve">[10]</w:t>
       </w:r>
       <w:r>
         <w:t xml:space="preserve">, and they can be</w:t>
@@ -657,7 +648,7 @@
         <w:t xml:space="preserve"> </w:t>
       </w:r>
       <w:r>
-        <w:t xml:space="preserve">[12], [13]</w:t>
+        <w:t xml:space="preserve">[11], [12]</w:t>
       </w:r>
       <w:r>
         <w:t xml:space="preserve">.</w:t>
@@ -678,10 +669,90 @@
         <w:t xml:space="preserve"> </w:t>
       </w:r>
       <w:r>
-        <w:t xml:space="preserve">[14], [15]</w:t>
+        <w:t xml:space="preserve">[13]</w:t>
       </w:r>
       <w:r>
         <w:t xml:space="preserve">.</w:t>
+      </w:r>
+    </w:p>
+    <w:p>
+      <w:pPr>
+        <w:pStyle w:val="BodyText"/>
+      </w:pPr>
+      <w:r>
+        <w:t xml:space="preserve">The closest line of work relates explanations to model uncertainty. A recent survey of</w:t>
+      </w:r>
+      <w:r>
+        <w:t xml:space="preserve"> </w:t>
+      </w:r>
+      <w:r>
+        <w:t xml:space="preserve">uncertainty-aware XAI finds that the stability of explanations is reported inconsistently</w:t>
+      </w:r>
+      <w:r>
+        <w:t xml:space="preserve"> </w:t>
+      </w:r>
+      <w:r>
+        <w:t xml:space="preserve">[14]</w:t>
+      </w:r>
+      <w:r>
+        <w:t xml:space="preserve">; uncertainty in inputs and model parameters propagates into</w:t>
+      </w:r>
+      <w:r>
+        <w:t xml:space="preserve"> </w:t>
+      </w:r>
+      <w:r>
+        <w:t xml:space="preserve">explanation variance, and not all methods propagate it reliably</w:t>
+      </w:r>
+      <w:r>
+        <w:t xml:space="preserve"> </w:t>
+      </w:r>
+      <w:r>
+        <w:t xml:space="preserve">[15]</w:t>
+      </w:r>
+      <w:r>
+        <w:t xml:space="preserve">; counterfactual explanations are highly sensitive to model</w:t>
+      </w:r>
+      <w:r>
+        <w:t xml:space="preserve"> </w:t>
+      </w:r>
+      <w:r>
+        <w:t xml:space="preserve">uncertainty, even when accuracy is high</w:t>
+      </w:r>
+      <w:r>
+        <w:t xml:space="preserve"> </w:t>
+      </w:r>
+      <w:r>
+        <w:t xml:space="preserve">[16]</w:t>
+      </w:r>
+      <w:r>
+        <w:t xml:space="preserve">; and SHAP can be</w:t>
+      </w:r>
+      <w:r>
+        <w:t xml:space="preserve"> </w:t>
+      </w:r>
+      <w:r>
+        <w:t xml:space="preserve">used to explain the uncertainty itself rather than the prediction</w:t>
+      </w:r>
+      <w:r>
+        <w:t xml:space="preserve"> </w:t>
+      </w:r>
+      <w:r>
+        <w:t xml:space="preserve">[17]</w:t>
+      </w:r>
+      <w:r>
+        <w:t xml:space="preserve">. These studies vary uncertainty; whether the quality of an</w:t>
+      </w:r>
+      <w:r>
+        <w:t xml:space="preserve"> </w:t>
+      </w:r>
+      <w:r>
+        <w:t xml:space="preserve">explanation differs between the correct and the wrong predictions of a given model is a</w:t>
+      </w:r>
+      <w:r>
+        <w:t xml:space="preserve"> </w:t>
+      </w:r>
+      <w:r>
+        <w:t xml:space="preserve">related but separate question.</w:t>
       </w:r>
     </w:p>
     <w:p>
@@ -758,7 +829,7 @@
         <w:t xml:space="preserve"> </w:t>
       </w:r>
       <w:r>
-        <w:t xml:space="preserve">[16], [17]</w:t>
+        <w:t xml:space="preserve">[18]</w:t>
       </w:r>
       <w:r>
         <w:t xml:space="preserve">, released with its protocol in</w:t>
@@ -767,7 +838,7 @@
         <w:t xml:space="preserve"> </w:t>
       </w:r>
       <w:r>
-        <w:t xml:space="preserve">[10]</w:t>
+        <w:t xml:space="preserve">[9]</w:t>
       </w:r>
       <w:r>
         <w:t xml:space="preserve">. That study, and a later analysis of the same runs, compare</w:t>
@@ -802,7 +873,7 @@
         <w:t xml:space="preserve"> </w:t>
       </w:r>
       <w:r>
-        <w:t xml:space="preserve">[18]</w:t>
+        <w:t xml:space="preserve">[19]</w:t>
       </w:r>
       <w:r>
         <w:t xml:space="preserve">, XGBoost</w:t>
@@ -811,7 +882,7 @@
         <w:t xml:space="preserve"> </w:t>
       </w:r>
       <w:r>
-        <w:t xml:space="preserve">[19]</w:t>
+        <w:t xml:space="preserve">[20]</w:t>
       </w:r>
       <w:r>
         <w:t xml:space="preserve">, a support vector machine and a</w:t>
@@ -892,31 +963,19 @@
         <w:t xml:space="preserve"> </w:t>
       </w:r>
       <w:r>
-        <w:t xml:space="preserve">299 runs, 265 were analysed: Anchors and DiCE</w:t>
-      </w:r>
-      <w:r>
-        <w:t xml:space="preserve"> </w:t>
-      </w:r>
-      <w:r>
-        <w:t xml:space="preserve">returned no explanations in 18 and</w:t>
-      </w:r>
-      <w:r>
-        <w:t xml:space="preserve"> </w:t>
-      </w:r>
-      <w:r>
-        <w:t xml:space="preserve">7 runs, and</w:t>
-      </w:r>
-      <w:r>
-        <w:t xml:space="preserve"> </w:t>
-      </w:r>
-      <w:r>
-        <w:t xml:space="preserve">9 SHAP runs had fewer than ten instances</w:t>
-      </w:r>
-      <w:r>
-        <w:t xml:space="preserve"> </w:t>
-      </w:r>
-      <w:r>
-        <w:t xml:space="preserve">in a group. They contain 122,529 explained instances, of which</w:t>
+        <w:t xml:space="preserve">299 runs, 265 were analysed (Anchors and DiCE runs</w:t>
+      </w:r>
+      <w:r>
+        <w:t xml:space="preserve"> </w:t>
+      </w:r>
+      <w:r>
+        <w:t xml:space="preserve">without explanations, and SHAP runs with fewer than ten instances in a group, were</w:t>
+      </w:r>
+      <w:r>
+        <w:t xml:space="preserve"> </w:t>
+      </w:r>
+      <w:r>
+        <w:t xml:space="preserve">excluded). They contain 122,529 explained instances, of which</w:t>
       </w:r>
       <w:r>
         <w:t xml:space="preserve"> </w:t>
@@ -951,7 +1010,7 @@
         <w:t xml:space="preserve"> </w:t>
       </w:r>
       <w:r>
-        <w:t xml:space="preserve">[20]</w:t>
+        <w:t xml:space="preserve">[21]</w:t>
       </w:r>
       <w:r>
         <w:t xml:space="preserve">: random forest and</w:t>
@@ -1167,7 +1226,7 @@
         <w:t xml:space="preserve"> </w:t>
       </w:r>
       <w:r>
-        <w:t xml:space="preserve">[10]</w:t>
+        <w:t xml:space="preserve">[9]</w:t>
       </w:r>
       <w:r>
         <w:t xml:space="preserve"> </w:t>
@@ -1185,7 +1244,7 @@
         <w:t xml:space="preserve"> </w:t>
       </w:r>
       <w:r>
-        <w:t xml:space="preserve">[9]</w:t>
+        <w:t xml:space="preserve">[8]</w:t>
       </w:r>
       <w:r>
         <w:t xml:space="preserve">, the mean cosine similarity of</w:t>
@@ -1398,7 +1457,7 @@
         <w:t xml:space="preserve"> </w:t>
       </w:r>
       <w:r>
-        <w:t xml:space="preserve">[6]</w:t>
+        <w:t xml:space="preserve">[5]</w:t>
       </w:r>
       <w:r>
         <w:t xml:space="preserve">, the correlation across features between</w:t>
@@ -1657,7 +1716,7 @@
         <w:t xml:space="preserve"> </w:t>
       </w:r>
       <w:r>
-        <w:t xml:space="preserve">[7], [8]</w:t>
+        <w:t xml:space="preserve">[6], [7]</w:t>
       </w:r>
       <w:r>
         <w:t xml:space="preserve">, the effect of</w:t>
@@ -2032,7 +2091,7 @@
         <w:t xml:space="preserve"> </w:t>
       </w:r>
       <w:r>
-        <w:t xml:space="preserve">[21]</w:t>
+        <w:t xml:space="preserve">[22]</w:t>
       </w:r>
       <w:r>
         <w:t xml:space="preserve">, Holm-corrected</w:t>
@@ -2047,7 +2106,7 @@
         <w:t xml:space="preserve"> </w:t>
       </w:r>
       <w:r>
-        <w:t xml:space="preserve">[22]</w:t>
+        <w:t xml:space="preserve">[23]</w:t>
       </w:r>
       <w:r>
         <w:t xml:space="preserve"> </w:t>
@@ -2096,7 +2155,7 @@
         <w:t xml:space="preserve"> </w:t>
       </w:r>
       <w:r>
-        <w:t xml:space="preserve">[23]</w:t>
+        <w:t xml:space="preserve">[24]</w:t>
       </w:r>
       <w:r>
         <w:t xml:space="preserve">; an effect is practically relevant if also</w:t>
@@ -2225,7 +2284,7 @@
         <w:t xml:space="preserve"> </w:t>
       </w:r>
       <w:r>
-        <w:t xml:space="preserve">[24]</w:t>
+        <w:t xml:space="preserve">[25]</w:t>
       </w:r>
       <w:r>
         <w:t xml:space="preserve"> </w:t>
@@ -2519,7 +2578,7 @@
         <w:t xml:space="preserve"> </w:t>
       </w:r>
       <w:r>
-        <w:t xml:space="preserve">[25]</w:t>
+        <w:t xml:space="preserve">[26]</w:t>
       </w:r>
       <w:r>
         <w:t xml:space="preserve">; a difference is explained by the margin if</w:t>
@@ -2607,7 +2666,7 @@
         <w:t xml:space="preserve"> </w:t>
       </w:r>
       <w:r>
-        <w:t xml:space="preserve">[26]</w:t>
+        <w:t xml:space="preserve">[27]</w:t>
       </w:r>
       <w:r>
         <w:t xml:space="preserve"> </w:t>
@@ -2753,25 +2812,13 @@
         <w:t xml:space="preserve"> </w:t>
       </w:r>
       <w:r>
-        <w:t xml:space="preserve">model–seed analysis agreed for 10, the DiCE faithfulness gap losing</w:t>
-      </w:r>
-      <w:r>
-        <w:t xml:space="preserve"> </w:t>
-      </w:r>
-      <w:r>
-        <w:t xml:space="preserve">significance. Sparsity differences were significant but within</w:t>
-      </w:r>
-      <w:r>
-        <w:t xml:space="preserve"> </w:t>
-      </w:r>
-      <w:r>
-        <w:t xml:space="preserve">0.005 of zero, and only Anchors was slower on errors (median</w:t>
-      </w:r>
-      <w:r>
-        <w:t xml:space="preserve"> </w:t>
-      </w:r>
-      <w:r>
-        <w:t xml:space="preserve">3,338 ms more per instance).</w:t>
+        <w:t xml:space="preserve">model–seed analysis agreed for 10. Sparsity differences were within</w:t>
+      </w:r>
+      <w:r>
+        <w:t xml:space="preserve"> </w:t>
+      </w:r>
+      <w:r>
+        <w:t xml:space="preserve">0.005 of zero; only Anchors was slower on errors.</w:t>
       </w:r>
     </w:p>
     <w:bookmarkStart w:id="16" w:name="tab:rq1"/>
@@ -6357,13 +6404,52 @@
         <w:t xml:space="preserve"> </w:t>
       </w:r>
       <w:r>
-        <w:t xml:space="preserve">stable whether or not the prediction is right. For SHAP it remains at equal margin, and</w:t>
-      </w:r>
-      <w:r>
-        <w:t xml:space="preserve"> </w:t>
-      </w:r>
-      <w:r>
-        <w:t xml:space="preserve">there its top features also carry less of an erroneous prediction.</w:t>
+        <w:t xml:space="preserve">stable whether or not the prediction is right, consistent with the sensitivity of</w:t>
+      </w:r>
+      <w:r>
+        <w:t xml:space="preserve"> </w:t>
+      </w:r>
+      <w:r>
+        <w:t xml:space="preserve">counterfactuals to model uncertainty</w:t>
+      </w:r>
+      <w:r>
+        <w:t xml:space="preserve"> </w:t>
+      </w:r>
+      <w:r>
+        <w:t xml:space="preserve">[16]</w:t>
+      </w:r>
+      <w:r>
+        <w:t xml:space="preserve">. For SHAP it remains at</w:t>
+      </w:r>
+      <w:r>
+        <w:t xml:space="preserve"> </w:t>
+      </w:r>
+      <w:r>
+        <w:t xml:space="preserve">equal margin, and there its top features also carry less of an erroneous prediction. A</w:t>
+      </w:r>
+      <w:r>
+        <w:t xml:space="preserve"> </w:t>
+      </w:r>
+      <w:r>
+        <w:t xml:space="preserve">small margin is a simple proxy for predictive uncertainty; uncertainty-aware explanations</w:t>
+      </w:r>
+      <w:r>
+        <w:t xml:space="preserve"> </w:t>
+      </w:r>
+      <w:r>
+        <w:t xml:space="preserve">[14], [15]</w:t>
+      </w:r>
+      <w:r>
+        <w:t xml:space="preserve"> </w:t>
+      </w:r>
+      <w:r>
+        <w:t xml:space="preserve">would be a natural way to flag the</w:t>
+      </w:r>
+      <w:r>
+        <w:t xml:space="preserve"> </w:t>
+      </w:r>
+      <w:r>
+        <w:t xml:space="preserve">explanations this study finds least reliable.</w:t>
       </w:r>
     </w:p>
     <w:p>
@@ -6397,43 +6483,37 @@
         <w:pStyle w:val="BodyText"/>
       </w:pPr>
       <w:r>
-        <w:t xml:space="preserve">The study has limits. It rests on one tabular benchmark, and the external check, with six</w:t>
-      </w:r>
-      <w:r>
-        <w:t xml:space="preserve"> </w:t>
-      </w:r>
-      <w:r>
-        <w:t xml:space="preserve">runs per explainer, did not reproduce the SHAP stability deficit. The runs are existing</w:t>
-      </w:r>
-      <w:r>
-        <w:t xml:space="preserve"> </w:t>
-      </w:r>
-      <w:r>
-        <w:t xml:space="preserve">ones, so explainer settings were fixed; LIME’s stability is near zero here, a scale on</w:t>
-      </w:r>
-      <w:r>
-        <w:t xml:space="preserve"> </w:t>
-      </w:r>
-      <w:r>
-        <w:t xml:space="preserve">which the absolute relevance threshold cannot be met. Anchors and DiCE runs are missing</w:t>
-      </w:r>
-      <w:r>
-        <w:t xml:space="preserve"> </w:t>
-      </w:r>
-      <w:r>
-        <w:t xml:space="preserve">not at random, which removes units but does not bias within-run contrasts. RQ4 used part of</w:t>
-      </w:r>
-      <w:r>
-        <w:t xml:space="preserve"> </w:t>
-      </w:r>
-      <w:r>
-        <w:t xml:space="preserve">the random-forest runs, and the training overlap was handled post hoc. Finally, the</w:t>
-      </w:r>
-      <w:r>
-        <w:t xml:space="preserve"> </w:t>
-      </w:r>
-      <w:r>
-        <w:t xml:space="preserve">metrics are proxies; whether users are misled requires a user study.</w:t>
+        <w:t xml:space="preserve">Limits: one tabular benchmark, with an external check of six runs per explainer that</w:t>
+      </w:r>
+      <w:r>
+        <w:t xml:space="preserve"> </w:t>
+      </w:r>
+      <w:r>
+        <w:t xml:space="preserve">did not reproduce the SHAP stability deficit; fixed explainer settings, under which LIME’s</w:t>
+      </w:r>
+      <w:r>
+        <w:t xml:space="preserve"> </w:t>
+      </w:r>
+      <w:r>
+        <w:t xml:space="preserve">stability is near zero and the absolute relevance threshold cannot be met; Anchors and DiCE</w:t>
+      </w:r>
+      <w:r>
+        <w:t xml:space="preserve"> </w:t>
+      </w:r>
+      <w:r>
+        <w:t xml:space="preserve">runs missing not at random (removing units, not biasing within-run contrasts); part of the</w:t>
+      </w:r>
+      <w:r>
+        <w:t xml:space="preserve"> </w:t>
+      </w:r>
+      <w:r>
+        <w:t xml:space="preserve">random-forest runs in RQ4; a post-hoc treatment of the training overlap; and proxy metrics,</w:t>
+      </w:r>
+      <w:r>
+        <w:t xml:space="preserve"> </w:t>
+      </w:r>
+      <w:r>
+        <w:t xml:space="preserve">so whether users are misled needs a user study.</w:t>
       </w:r>
     </w:p>
     <w:bookmarkEnd w:id="36"/>
@@ -6515,7 +6595,7 @@
       </w:r>
     </w:p>
     <w:bookmarkEnd w:id="38"/>
-    <w:bookmarkStart w:id="72" w:name="acknowledgments"/>
+    <w:bookmarkStart w:id="75" w:name="acknowledgments"/>
     <w:p>
       <w:pPr>
         <w:pStyle w:val="Heading1"/>
@@ -6550,7 +6630,7 @@
         <w:t xml:space="preserve">statement and is responsible for the content.</w:t>
       </w:r>
     </w:p>
-    <w:bookmarkStart w:id="71" w:name="refs"/>
+    <w:bookmarkStart w:id="74" w:name="refs"/>
     <w:bookmarkStart w:id="39" w:name="ref-lundberg2017unified"/>
     <w:p>
       <w:pPr>
@@ -6790,57 +6870,13 @@
       </w:r>
     </w:p>
     <w:bookmarkEnd w:id="45"/>
-    <w:bookmarkStart w:id="46" w:name="ref-adadi2018xai"/>
+    <w:bookmarkStart w:id="46" w:name="ref-bhatt2020evaluating"/>
     <w:p>
       <w:pPr>
         <w:pStyle w:val="Bibliography"/>
       </w:pPr>
       <w:r>
         <w:t xml:space="preserve">[5]</w:t>
-      </w:r>
-      <w:r>
-        <w:t xml:space="preserve"> </w:t>
-      </w:r>
-      <w:r>
-        <w:t xml:space="preserve">	</w:t>
-      </w:r>
-      <w:r>
-        <w:t xml:space="preserve">A. Adadi and M. Berrada,</w:t>
-      </w:r>
-      <w:r>
-        <w:t xml:space="preserve"> </w:t>
-      </w:r>
-      <w:r>
-        <w:t xml:space="preserve">“Peeking inside the black-box: A survey on explainable artificial intelligence (</w:t>
-      </w:r>
-      <w:r>
-        <w:t xml:space="preserve">XAI</w:t>
-      </w:r>
-      <w:r>
-        <w:t xml:space="preserve">),”</w:t>
-      </w:r>
-      <w:r>
-        <w:t xml:space="preserve"> </w:t>
-      </w:r>
-      <w:r>
-        <w:rPr>
-          <w:i/>
-          <w:iCs/>
-        </w:rPr>
-        <w:t xml:space="preserve">IEEE Access</w:t>
-      </w:r>
-      <w:r>
-        <w:t xml:space="preserve">, vol. 6, pp. 52138–52160, 2018.</w:t>
-      </w:r>
-    </w:p>
-    <w:bookmarkEnd w:id="46"/>
-    <w:bookmarkStart w:id="47" w:name="ref-bhatt2020evaluating"/>
-    <w:p>
-      <w:pPr>
-        <w:pStyle w:val="Bibliography"/>
-      </w:pPr>
-      <w:r>
-        <w:t xml:space="preserve">[6]</w:t>
       </w:r>
       <w:r>
         <w:t xml:space="preserve"> </w:t>
@@ -6877,14 +6913,14 @@
         <w:t xml:space="preserve">, 2020, pp. 3016–3022.</w:t>
       </w:r>
     </w:p>
-    <w:bookmarkEnd w:id="47"/>
-    <w:bookmarkStart w:id="48" w:name="ref-samek2017evaluating"/>
+    <w:bookmarkEnd w:id="46"/>
+    <w:bookmarkStart w:id="47" w:name="ref-samek2017evaluating"/>
     <w:p>
       <w:pPr>
         <w:pStyle w:val="Bibliography"/>
       </w:pPr>
       <w:r>
-        <w:t xml:space="preserve">[7]</w:t>
+        <w:t xml:space="preserve">[6]</w:t>
       </w:r>
       <w:r>
         <w:t xml:space="preserve"> </w:t>
@@ -6915,14 +6951,14 @@
         <w:t xml:space="preserve">, vol. 28, no. 11, pp. 2660–2673, 2017.</w:t>
       </w:r>
     </w:p>
-    <w:bookmarkEnd w:id="48"/>
-    <w:bookmarkStart w:id="49" w:name="ref-hooker2019benchmark"/>
+    <w:bookmarkEnd w:id="47"/>
+    <w:bookmarkStart w:id="48" w:name="ref-hooker2019benchmark"/>
     <w:p>
       <w:pPr>
         <w:pStyle w:val="Bibliography"/>
       </w:pPr>
       <w:r>
-        <w:t xml:space="preserve">[8]</w:t>
+        <w:t xml:space="preserve">[7]</w:t>
       </w:r>
       <w:r>
         <w:t xml:space="preserve"> </w:t>
@@ -6959,14 +6995,14 @@
         <w:t xml:space="preserve">, 2019, pp. 9737–9748.</w:t>
       </w:r>
     </w:p>
-    <w:bookmarkEnd w:id="49"/>
-    <w:bookmarkStart w:id="51" w:name="ref-alvarezmelis2018robustness"/>
+    <w:bookmarkEnd w:id="48"/>
+    <w:bookmarkStart w:id="50" w:name="ref-alvarezmelis2018robustness"/>
     <w:p>
       <w:pPr>
         <w:pStyle w:val="Bibliography"/>
       </w:pPr>
       <w:r>
-        <w:t xml:space="preserve">[9]</w:t>
+        <w:t xml:space="preserve">[8]</w:t>
       </w:r>
       <w:r>
         <w:t xml:space="preserve"> </w:t>
@@ -7005,7 +7041,7 @@
       <w:r>
         <w:t xml:space="preserve"> </w:t>
       </w:r>
-      <w:hyperlink r:id="rId50">
+      <w:hyperlink r:id="rId49">
         <w:r>
           <w:rPr>
             <w:rStyle w:val="Hyperlink"/>
@@ -7014,14 +7050,14 @@
         </w:r>
       </w:hyperlink>
     </w:p>
-    <w:bookmarkEnd w:id="51"/>
-    <w:bookmarkStart w:id="52" w:name="ref-herrera2026framework"/>
+    <w:bookmarkEnd w:id="50"/>
+    <w:bookmarkStart w:id="51" w:name="ref-herrera2026framework"/>
     <w:p>
       <w:pPr>
         <w:pStyle w:val="Bibliography"/>
       </w:pPr>
       <w:r>
-        <w:t xml:space="preserve">[10]</w:t>
+        <w:t xml:space="preserve">[9]</w:t>
       </w:r>
       <w:r>
         <w:t xml:space="preserve"> </w:t>
@@ -7066,14 +7102,14 @@
         <w:t xml:space="preserve">, no. 3, 2026.</w:t>
       </w:r>
     </w:p>
-    <w:bookmarkEnd w:id="52"/>
-    <w:bookmarkStart w:id="53" w:name="ref-bansal2021whole"/>
+    <w:bookmarkEnd w:id="51"/>
+    <w:bookmarkStart w:id="52" w:name="ref-bansal2021whole"/>
     <w:p>
       <w:pPr>
         <w:pStyle w:val="Bibliography"/>
       </w:pPr>
       <w:r>
-        <w:t xml:space="preserve">[11]</w:t>
+        <w:t xml:space="preserve">[10]</w:t>
       </w:r>
       <w:r>
         <w:t xml:space="preserve"> </w:t>
@@ -7147,14 +7183,14 @@
         <w:t xml:space="preserve">, 2021, pp. 1–16.</w:t>
       </w:r>
     </w:p>
-    <w:bookmarkEnd w:id="53"/>
-    <w:bookmarkStart w:id="54" w:name="ref-adebayo2018sanity"/>
+    <w:bookmarkEnd w:id="52"/>
+    <w:bookmarkStart w:id="53" w:name="ref-adebayo2018sanity"/>
     <w:p>
       <w:pPr>
         <w:pStyle w:val="Bibliography"/>
       </w:pPr>
       <w:r>
-        <w:t xml:space="preserve">[12]</w:t>
+        <w:t xml:space="preserve">[11]</w:t>
       </w:r>
       <w:r>
         <w:t xml:space="preserve"> </w:t>
@@ -7191,14 +7227,14 @@
         <w:t xml:space="preserve">, 2018, pp. 9505–9515.</w:t>
       </w:r>
     </w:p>
-    <w:bookmarkEnd w:id="54"/>
-    <w:bookmarkStart w:id="55" w:name="ref-slack2020fooling"/>
+    <w:bookmarkEnd w:id="53"/>
+    <w:bookmarkStart w:id="54" w:name="ref-slack2020fooling"/>
     <w:p>
       <w:pPr>
         <w:pStyle w:val="Bibliography"/>
       </w:pPr>
       <w:r>
-        <w:t xml:space="preserve">[13]</w:t>
+        <w:t xml:space="preserve">[12]</w:t>
       </w:r>
       <w:r>
         <w:t xml:space="preserve"> </w:t>
@@ -7256,14 +7292,14 @@
         <w:t xml:space="preserve">, 2020, pp. 180–186.</w:t>
       </w:r>
     </w:p>
-    <w:bookmarkEnd w:id="55"/>
-    <w:bookmarkStart w:id="56" w:name="ref-rudin2019stop"/>
+    <w:bookmarkEnd w:id="54"/>
+    <w:bookmarkStart w:id="55" w:name="ref-rudin2019stop"/>
     <w:p>
       <w:pPr>
         <w:pStyle w:val="Bibliography"/>
       </w:pPr>
       <w:r>
-        <w:t xml:space="preserve">[14]</w:t>
+        <w:t xml:space="preserve">[13]</w:t>
       </w:r>
       <w:r>
         <w:t xml:space="preserve"> </w:t>
@@ -7294,14 +7330,14 @@
         <w:t xml:space="preserve">, vol. 1, no. 5, pp. 206–215, 2019.</w:t>
       </w:r>
     </w:p>
-    <w:bookmarkEnd w:id="56"/>
-    <w:bookmarkStart w:id="57" w:name="ref-jacovi2020faithfulness"/>
+    <w:bookmarkEnd w:id="55"/>
+    <w:bookmarkStart w:id="56" w:name="ref-lofstrom2026concerning"/>
     <w:p>
       <w:pPr>
         <w:pStyle w:val="Bibliography"/>
       </w:pPr>
       <w:r>
-        <w:t xml:space="preserve">[15]</w:t>
+        <w:t xml:space="preserve">[14]</w:t>
       </w:r>
       <w:r>
         <w:t xml:space="preserve"> </w:t>
@@ -7310,31 +7346,22 @@
         <w:t xml:space="preserve">	</w:t>
       </w:r>
       <w:r>
-        <w:t xml:space="preserve">A. Jacovi and Y. Goldberg,</w:t>
-      </w:r>
-      <w:r>
-        <w:t xml:space="preserve"> </w:t>
-      </w:r>
-      <w:r>
-        <w:t xml:space="preserve">“Towards faithfully interpretable</w:t>
-      </w:r>
-      <w:r>
-        <w:t xml:space="preserve"> </w:t>
-      </w:r>
-      <w:r>
-        <w:t xml:space="preserve">NLP</w:t>
-      </w:r>
-      <w:r>
-        <w:t xml:space="preserve"> </w:t>
-      </w:r>
-      <w:r>
-        <w:t xml:space="preserve">systems: How should we define and evaluate faithfulness?”</w:t>
-      </w:r>
-      <w:r>
-        <w:t xml:space="preserve"> </w:t>
-      </w:r>
-      <w:r>
-        <w:t xml:space="preserve">in</w:t>
+        <w:t xml:space="preserve">H. Löfström, T. Löfström, A. Hjort, and F. R. Yapicioglu,</w:t>
+      </w:r>
+      <w:r>
+        <w:t xml:space="preserve"> </w:t>
+      </w:r>
+      <w:r>
+        <w:t xml:space="preserve">“Concerning uncertainty—a systematic survey of uncertainty-aware</w:t>
+      </w:r>
+      <w:r>
+        <w:t xml:space="preserve"> </w:t>
+      </w:r>
+      <w:r>
+        <w:t xml:space="preserve">XAI</w:t>
+      </w:r>
+      <w:r>
+        <w:t xml:space="preserve">,”</w:t>
       </w:r>
       <w:r>
         <w:t xml:space="preserve"> </w:t>
@@ -7344,20 +7371,20 @@
           <w:i/>
           <w:iCs/>
         </w:rPr>
-        <w:t xml:space="preserve">Proceedings of the 58th annual meeting of the association for computational linguistics</w:t>
-      </w:r>
-      <w:r>
-        <w:t xml:space="preserve">, 2020, pp. 4198–4205.</w:t>
+        <w:t xml:space="preserve">Philosophical Transactions of the Royal Society A</w:t>
+      </w:r>
+      <w:r>
+        <w:t xml:space="preserve">, vol. 384, no. 2327, p. 20250079, 2026.</w:t>
       </w:r>
     </w:p>
-    <w:bookmarkEnd w:id="57"/>
-    <w:bookmarkStart w:id="58" w:name="ref-kohavi1996scaling"/>
+    <w:bookmarkEnd w:id="56"/>
+    <w:bookmarkStart w:id="57" w:name="ref-chiaburu2025uncertainty"/>
     <w:p>
       <w:pPr>
         <w:pStyle w:val="Bibliography"/>
       </w:pPr>
       <w:r>
-        <w:t xml:space="preserve">[16]</w:t>
+        <w:t xml:space="preserve">[15]</w:t>
       </w:r>
       <w:r>
         <w:t xml:space="preserve"> </w:t>
@@ -7366,25 +7393,22 @@
         <w:t xml:space="preserve">	</w:t>
       </w:r>
       <w:r>
-        <w:t xml:space="preserve">R. Kohavi,</w:t>
-      </w:r>
-      <w:r>
-        <w:t xml:space="preserve"> </w:t>
-      </w:r>
-      <w:r>
-        <w:t xml:space="preserve">“Scaling up the accuracy of</w:t>
-      </w:r>
-      <w:r>
-        <w:t xml:space="preserve"> </w:t>
-      </w:r>
-      <w:r>
-        <w:t xml:space="preserve">Naive-Bayes</w:t>
-      </w:r>
-      <w:r>
-        <w:t xml:space="preserve"> </w:t>
-      </w:r>
-      <w:r>
-        <w:t xml:space="preserve">classifiers: A decision-tree hybrid,”</w:t>
+        <w:t xml:space="preserve">T. Chiaburu, F. Bießmann, and F. Haußer,</w:t>
+      </w:r>
+      <w:r>
+        <w:t xml:space="preserve"> </w:t>
+      </w:r>
+      <w:r>
+        <w:t xml:space="preserve">“Uncertainty propagation in</w:t>
+      </w:r>
+      <w:r>
+        <w:t xml:space="preserve"> </w:t>
+      </w:r>
+      <w:r>
+        <w:t xml:space="preserve">XAI</w:t>
+      </w:r>
+      <w:r>
+        <w:t xml:space="preserve">: A comparison of analytical and empirical estimators,”</w:t>
       </w:r>
       <w:r>
         <w:t xml:space="preserve"> </w:t>
@@ -7400,20 +7424,20 @@
           <w:i/>
           <w:iCs/>
         </w:rPr>
-        <w:t xml:space="preserve">Proceedings of the second international conference on knowledge discovery and data mining</w:t>
-      </w:r>
-      <w:r>
-        <w:t xml:space="preserve">, 1996, pp. 202–207.</w:t>
+        <w:t xml:space="preserve">Explainable artificial intelligence: Third world conference, xAI 2025</w:t>
+      </w:r>
+      <w:r>
+        <w:t xml:space="preserve">, in Communications in computer and information science. Springer, 2025, pp. 390–411.</w:t>
       </w:r>
     </w:p>
-    <w:bookmarkEnd w:id="58"/>
-    <w:bookmarkStart w:id="59" w:name="ref-becker1996adult"/>
+    <w:bookmarkEnd w:id="57"/>
+    <w:bookmarkStart w:id="59" w:name="ref-christodoulou2026impact"/>
     <w:p>
       <w:pPr>
         <w:pStyle w:val="Bibliography"/>
       </w:pPr>
       <w:r>
-        <w:t xml:space="preserve">[17]</w:t>
+        <w:t xml:space="preserve">[16]</w:t>
       </w:r>
       <w:r>
         <w:t xml:space="preserve"> </w:t>
@@ -7422,29 +7446,142 @@
         <w:t xml:space="preserve">	</w:t>
       </w:r>
       <w:r>
-        <w:t xml:space="preserve">B. Becker and R. Kohavi,</w:t>
-      </w:r>
-      <w:r>
-        <w:t xml:space="preserve"> </w:t>
-      </w:r>
-      <w:r>
-        <w:t xml:space="preserve">“Adult [dataset].”</w:t>
-      </w:r>
-      <w:r>
-        <w:t xml:space="preserve"> </w:t>
-      </w:r>
-      <w:r>
-        <w:t xml:space="preserve">UCI Machine Learning Repository, 1996.</w:t>
+        <w:t xml:space="preserve">L. Christodoulou and C. Sun,</w:t>
+      </w:r>
+      <w:r>
+        <w:t xml:space="preserve"> </w:t>
+      </w:r>
+      <w:r>
+        <w:t xml:space="preserve">“The impact of machine learning uncertainty on the robustness of counterfactual explanations,”</w:t>
+      </w:r>
+      <w:r>
+        <w:t xml:space="preserve"> </w:t>
+      </w:r>
+      <w:r>
+        <w:rPr>
+          <w:i/>
+          <w:iCs/>
+        </w:rPr>
+        <w:t xml:space="preserve">Expert Systems with Applications</w:t>
+      </w:r>
+      <w:r>
+        <w:t xml:space="preserve">, vol. 309, p. 131198, 2026, doi:</w:t>
+      </w:r>
+      <w:r>
+        <w:t xml:space="preserve"> </w:t>
+      </w:r>
+      <w:hyperlink r:id="rId58">
+        <w:r>
+          <w:rPr>
+            <w:rStyle w:val="Hyperlink"/>
+          </w:rPr>
+          <w:t xml:space="preserve">10.1016/j.eswa.2026.131198</w:t>
+        </w:r>
+      </w:hyperlink>
+      <w:r>
+        <w:t xml:space="preserve">.</w:t>
       </w:r>
     </w:p>
     <w:bookmarkEnd w:id="59"/>
-    <w:bookmarkStart w:id="60" w:name="ref-breiman2001random"/>
+    <w:bookmarkStart w:id="61" w:name="ref-cheng2026uncertainty"/>
     <w:p>
       <w:pPr>
         <w:pStyle w:val="Bibliography"/>
       </w:pPr>
       <w:r>
+        <w:t xml:space="preserve">[17]</w:t>
+      </w:r>
+      <w:r>
+        <w:t xml:space="preserve"> </w:t>
+      </w:r>
+      <w:r>
+        <w:t xml:space="preserve">	</w:t>
+      </w:r>
+      <w:r>
+        <w:t xml:space="preserve">X. Cheng, T. Wang, D. Zhu, and J. Ma,</w:t>
+      </w:r>
+      <w:r>
+        <w:t xml:space="preserve"> </w:t>
+      </w:r>
+      <w:r>
+        <w:t xml:space="preserve">“Uncertainty explanation of artificial intelligence models by</w:t>
+      </w:r>
+      <w:r>
+        <w:t xml:space="preserve"> </w:t>
+      </w:r>
+      <w:r>
+        <w:t xml:space="preserve">SHAP</w:t>
+      </w:r>
+      <w:r>
+        <w:t xml:space="preserve">,”</w:t>
+      </w:r>
+      <w:r>
+        <w:t xml:space="preserve"> </w:t>
+      </w:r>
+      <w:r>
+        <w:rPr>
+          <w:i/>
+          <w:iCs/>
+        </w:rPr>
+        <w:t xml:space="preserve">Knowledge-Based Systems</w:t>
+      </w:r>
+      <w:r>
+        <w:t xml:space="preserve">, vol. 337, p. 115437, 2026, doi:</w:t>
+      </w:r>
+      <w:r>
+        <w:t xml:space="preserve"> </w:t>
+      </w:r>
+      <w:hyperlink r:id="rId60">
+        <w:r>
+          <w:rPr>
+            <w:rStyle w:val="Hyperlink"/>
+          </w:rPr>
+          <w:t xml:space="preserve">10.1016/j.knosys.2026.115437</w:t>
+        </w:r>
+      </w:hyperlink>
+      <w:r>
+        <w:t xml:space="preserve">.</w:t>
+      </w:r>
+    </w:p>
+    <w:bookmarkEnd w:id="61"/>
+    <w:bookmarkStart w:id="62" w:name="ref-becker1996adult"/>
+    <w:p>
+      <w:pPr>
+        <w:pStyle w:val="Bibliography"/>
+      </w:pPr>
+      <w:r>
         <w:t xml:space="preserve">[18]</w:t>
+      </w:r>
+      <w:r>
+        <w:t xml:space="preserve"> </w:t>
+      </w:r>
+      <w:r>
+        <w:t xml:space="preserve">	</w:t>
+      </w:r>
+      <w:r>
+        <w:t xml:space="preserve">B. Becker and R. Kohavi,</w:t>
+      </w:r>
+      <w:r>
+        <w:t xml:space="preserve"> </w:t>
+      </w:r>
+      <w:r>
+        <w:t xml:space="preserve">“Adult [dataset].”</w:t>
+      </w:r>
+      <w:r>
+        <w:t xml:space="preserve"> </w:t>
+      </w:r>
+      <w:r>
+        <w:t xml:space="preserve">UCI Machine Learning Repository, 1996.</w:t>
+      </w:r>
+    </w:p>
+    <w:bookmarkEnd w:id="62"/>
+    <w:bookmarkStart w:id="63" w:name="ref-breiman2001random"/>
+    <w:p>
+      <w:pPr>
+        <w:pStyle w:val="Bibliography"/>
+      </w:pPr>
+      <w:r>
+        <w:t xml:space="preserve">[19]</w:t>
       </w:r>
       <w:r>
         <w:t xml:space="preserve"> </w:t>
@@ -7475,14 +7612,14 @@
         <w:t xml:space="preserve">, vol. 45, no. 1, pp. 5–32, 2001.</w:t>
       </w:r>
     </w:p>
-    <w:bookmarkEnd w:id="60"/>
-    <w:bookmarkStart w:id="61" w:name="ref-chen2016xgboost"/>
+    <w:bookmarkEnd w:id="63"/>
+    <w:bookmarkStart w:id="64" w:name="ref-chen2016xgboost"/>
     <w:p>
       <w:pPr>
         <w:pStyle w:val="Bibliography"/>
       </w:pPr>
       <w:r>
-        <w:t xml:space="preserve">[19]</w:t>
+        <w:t xml:space="preserve">[20]</w:t>
       </w:r>
       <w:r>
         <w:t xml:space="preserve"> </w:t>
@@ -7525,14 +7662,14 @@
         <w:t xml:space="preserve">, 2016, pp. 785–794.</w:t>
       </w:r>
     </w:p>
-    <w:bookmarkEnd w:id="61"/>
-    <w:bookmarkStart w:id="62" w:name="ref-hofmann1994statlog"/>
+    <w:bookmarkEnd w:id="64"/>
+    <w:bookmarkStart w:id="65" w:name="ref-hofmann1994statlog"/>
     <w:p>
       <w:pPr>
         <w:pStyle w:val="Bibliography"/>
       </w:pPr>
       <w:r>
-        <w:t xml:space="preserve">[20]</w:t>
+        <w:t xml:space="preserve">[21]</w:t>
       </w:r>
       <w:r>
         <w:t xml:space="preserve"> </w:t>
@@ -7565,14 +7702,14 @@
         <w:t xml:space="preserve">UCI Machine Learning Repository, 1994.</w:t>
       </w:r>
     </w:p>
-    <w:bookmarkEnd w:id="62"/>
-    <w:bookmarkStart w:id="63" w:name="ref-wilcoxon1945individual"/>
+    <w:bookmarkEnd w:id="65"/>
+    <w:bookmarkStart w:id="66" w:name="ref-wilcoxon1945individual"/>
     <w:p>
       <w:pPr>
         <w:pStyle w:val="Bibliography"/>
       </w:pPr>
       <w:r>
-        <w:t xml:space="preserve">[21]</w:t>
+        <w:t xml:space="preserve">[22]</w:t>
       </w:r>
       <w:r>
         <w:t xml:space="preserve"> </w:t>
@@ -7603,14 +7740,14 @@
         <w:t xml:space="preserve">, vol. 1, no. 6, pp. 80–83, 1945.</w:t>
       </w:r>
     </w:p>
-    <w:bookmarkEnd w:id="63"/>
-    <w:bookmarkStart w:id="64" w:name="ref-holm1979simple"/>
+    <w:bookmarkEnd w:id="66"/>
+    <w:bookmarkStart w:id="67" w:name="ref-holm1979simple"/>
     <w:p>
       <w:pPr>
         <w:pStyle w:val="Bibliography"/>
       </w:pPr>
       <w:r>
-        <w:t xml:space="preserve">[22]</w:t>
+        <w:t xml:space="preserve">[23]</w:t>
       </w:r>
       <w:r>
         <w:t xml:space="preserve"> </w:t>
@@ -7641,14 +7778,14 @@
         <w:t xml:space="preserve">, vol. 6, no. 2, pp. 65–70, 1979.</w:t>
       </w:r>
     </w:p>
-    <w:bookmarkEnd w:id="64"/>
-    <w:bookmarkStart w:id="65" w:name="ref-lakens2013calculating"/>
+    <w:bookmarkEnd w:id="67"/>
+    <w:bookmarkStart w:id="68" w:name="ref-lakens2013calculating"/>
     <w:p>
       <w:pPr>
         <w:pStyle w:val="Bibliography"/>
       </w:pPr>
       <w:r>
-        <w:t xml:space="preserve">[23]</w:t>
+        <w:t xml:space="preserve">[24]</w:t>
       </w:r>
       <w:r>
         <w:t xml:space="preserve"> </w:t>
@@ -7688,14 +7825,14 @@
         <w:t xml:space="preserve">, vol. 4, p. 863, 2013.</w:t>
       </w:r>
     </w:p>
-    <w:bookmarkEnd w:id="65"/>
-    <w:bookmarkStart w:id="67" w:name="ref-kruskal1952use"/>
+    <w:bookmarkEnd w:id="68"/>
+    <w:bookmarkStart w:id="70" w:name="ref-kruskal1952use"/>
     <w:p>
       <w:pPr>
         <w:pStyle w:val="Bibliography"/>
       </w:pPr>
       <w:r>
-        <w:t xml:space="preserve">[24]</w:t>
+        <w:t xml:space="preserve">[25]</w:t>
       </w:r>
       <w:r>
         <w:t xml:space="preserve"> </w:t>
@@ -7728,7 +7865,7 @@
       <w:r>
         <w:t xml:space="preserve"> </w:t>
       </w:r>
-      <w:hyperlink r:id="rId66">
+      <w:hyperlink r:id="rId69">
         <w:r>
           <w:rPr>
             <w:rStyle w:val="Hyperlink"/>
@@ -7740,14 +7877,14 @@
         <w:t xml:space="preserve">.</w:t>
       </w:r>
     </w:p>
-    <w:bookmarkEnd w:id="67"/>
-    <w:bookmarkStart w:id="69" w:name="ref-cameron2015practitioner"/>
+    <w:bookmarkEnd w:id="70"/>
+    <w:bookmarkStart w:id="72" w:name="ref-cameron2015practitioner"/>
     <w:p>
       <w:pPr>
         <w:pStyle w:val="Bibliography"/>
       </w:pPr>
       <w:r>
-        <w:t xml:space="preserve">[25]</w:t>
+        <w:t xml:space="preserve">[26]</w:t>
       </w:r>
       <w:r>
         <w:t xml:space="preserve"> </w:t>
@@ -7780,7 +7917,7 @@
       <w:r>
         <w:t xml:space="preserve"> </w:t>
       </w:r>
-      <w:hyperlink r:id="rId68">
+      <w:hyperlink r:id="rId71">
         <w:r>
           <w:rPr>
             <w:rStyle w:val="Hyperlink"/>
@@ -7792,14 +7929,14 @@
         <w:t xml:space="preserve">.</w:t>
       </w:r>
     </w:p>
-    <w:bookmarkEnd w:id="69"/>
-    <w:bookmarkStart w:id="70" w:name="ref-platt1999probabilistic"/>
+    <w:bookmarkEnd w:id="72"/>
+    <w:bookmarkStart w:id="73" w:name="ref-platt1999probabilistic"/>
     <w:p>
       <w:pPr>
         <w:pStyle w:val="Bibliography"/>
       </w:pPr>
       <w:r>
-        <w:t xml:space="preserve">[26]</w:t>
+        <w:t xml:space="preserve">[27]</w:t>
       </w:r>
       <w:r>
         <w:t xml:space="preserve"> </w:t>
@@ -7836,9 +7973,9 @@
         <w:t xml:space="preserve">, A. J. Smola, P. Bartlett, B. Schölkopf, and D. Schuurmans, Eds., MIT Press, 1999, pp. 61–74.</w:t>
       </w:r>
     </w:p>
-    <w:bookmarkEnd w:id="70"/>
-    <w:bookmarkEnd w:id="71"/>
-    <w:bookmarkEnd w:id="72"/>
+    <w:bookmarkEnd w:id="73"/>
+    <w:bookmarkEnd w:id="74"/>
+    <w:bookmarkEnd w:id="75"/>
     <w:sectPr>
       <w:pgSz w:w="12240" w:h="15840"/>
       <w:pgMar w:top="1418" w:right="1418" w:bottom="1418" w:left="1418" w:header="720" w:footer="720" w:gutter="0"/>

--- a/docs/reports/paper_d/submission/paper_d_blind.docx
+++ b/docs/reports/paper_d/submission/paper_d_blind.docx
@@ -92,13 +92,13 @@
         <w:t xml:space="preserve"> </w:t>
       </w:r>
       <w:r>
-        <w:t xml:space="preserve">post-hoc explanations are less reliable when the model is wrong. Using an existing</w:t>
-      </w:r>
-      <w:r>
-        <w:t xml:space="preserve"> </w:t>
-      </w:r>
-      <w:r>
-        <w:t xml:space="preserve">benchmark on the UCI Adult data, we compare fidelity, stability and faithfulness gap</w:t>
+        <w:t xml:space="preserve">post-hoc explanations are less reliable when the model is wrong. On the UCI Adult Income</w:t>
+      </w:r>
+      <w:r>
+        <w:t xml:space="preserve"> </w:t>
+      </w:r>
+      <w:r>
+        <w:t xml:space="preserve">dataset, we compare fidelity, stability and faithfulness gap</w:t>
       </w:r>
       <w:r>
         <w:t xml:space="preserve"> </w:t>
@@ -122,19 +122,19 @@
         <w:t xml:space="preserve"> </w:t>
       </w:r>
       <w:r>
-        <w:t xml:space="preserve">signed-rank tests with Holm correction, a control for the prediction margin, and an</w:t>
-      </w:r>
-      <w:r>
-        <w:t xml:space="preserve"> </w:t>
-      </w:r>
-      <w:r>
-        <w:t xml:space="preserve">external check on German Credit. Explanations were less stable on misclassified instances</w:t>
-      </w:r>
-      <w:r>
-        <w:t xml:space="preserve"> </w:t>
-      </w:r>
-      <w:r>
-        <w:t xml:space="preserve">for all four explainers, and the deficit was large for SHAP (median difference</w:t>
+        <w:t xml:space="preserve">signed-rank tests with Holm correction and a control for the prediction margin; the</w:t>
+      </w:r>
+      <w:r>
+        <w:t xml:space="preserve"> </w:t>
+      </w:r>
+      <w:r>
+        <w:t xml:space="preserve">Statlog German Credit dataset serves for external validation. Explanations were less</w:t>
+      </w:r>
+      <w:r>
+        <w:t xml:space="preserve"> </w:t>
+      </w:r>
+      <w:r>
+        <w:t xml:space="preserve">stable on misclassified instances for all four explainers, and the deficit was large for SHAP (median difference</w:t>
       </w:r>
       <w:r>
         <w:t xml:space="preserve"> </w:t>
@@ -228,13 +228,13 @@
         <w:t xml:space="preserve"> </w:t>
       </w:r>
       <w:r>
-        <w:t xml:space="preserve">opposite directions across explainers. The pattern depended on the model family, and on</w:t>
-      </w:r>
-      <w:r>
-        <w:t xml:space="preserve"> </w:t>
-      </w:r>
-      <w:r>
-        <w:t xml:space="preserve">German Credit it held for Anchors but not for SHAP stability. Quality reported as an average can therefore</w:t>
+        <w:t xml:space="preserve">opposite directions across explainers. The pattern depended on the model family; external</w:t>
+      </w:r>
+      <w:r>
+        <w:t xml:space="preserve"> </w:t>
+      </w:r>
+      <w:r>
+        <w:t xml:space="preserve">validation reproduced it for Anchors but not for SHAP stability. Quality reported as an average can therefore</w:t>
       </w:r>
       <w:r>
         <w:t xml:space="preserve"> </w:t>
@@ -306,7 +306,7 @@
         <w:t xml:space="preserve"> </w:t>
       </w:r>
       <w:r>
-        <w:t xml:space="preserve">cuando el modelo se equivoca. Con un banco de pruebas existente sobre UCI Adult,</w:t>
+        <w:t xml:space="preserve">cuando el modelo se equivoca. Sobre el conjunto de datos UCI Adult Income,</w:t>
       </w:r>
       <w:r>
         <w:t xml:space="preserve"> </w:t>
@@ -336,7 +336,13 @@
         <w:t xml:space="preserve"> </w:t>
       </w:r>
       <w:r>
-        <w:t xml:space="preserve">un control del margen de predicción y una verificación externa con German Credit.</w:t>
+        <w:t xml:space="preserve">y un control del margen de predicción; el conjunto Statlog German Credit sirve de</w:t>
+      </w:r>
+      <w:r>
+        <w:t xml:space="preserve"> </w:t>
+      </w:r>
+      <w:r>
+        <w:t xml:space="preserve">validación externa.</w:t>
       </w:r>
       <w:r>
         <w:t xml:space="preserve"> </w:t>
@@ -430,13 +436,13 @@
         <w:t xml:space="preserve"> </w:t>
       </w:r>
       <w:r>
-        <w:t xml:space="preserve">de SHAP se mantuvieron fuera de los datos de entrenamiento. El patrón dependió de la familia de modelos y, en German Credit, se mantuvo</w:t>
-      </w:r>
-      <w:r>
-        <w:t xml:space="preserve"> </w:t>
-      </w:r>
-      <w:r>
-        <w:t xml:space="preserve">para Anchors pero no para la estabilidad de SHAP. La calidad promedio puede exagerar la</w:t>
+        <w:t xml:space="preserve">de SHAP se mantuvieron fuera de los datos de entrenamiento. El patrón dependió de la familia de modelos; la validación externa lo</w:t>
+      </w:r>
+      <w:r>
+        <w:t xml:space="preserve"> </w:t>
+      </w:r>
+      <w:r>
+        <w:t xml:space="preserve">reprodujo para Anchors, pero no para la estabilidad de SHAP. La calidad promedio puede exagerar la</w:t>
       </w:r>
       <w:r>
         <w:t xml:space="preserve"> </w:t>
@@ -809,13 +815,13 @@
         <w:t xml:space="preserve">Materials and methods</w:t>
       </w:r>
     </w:p>
-    <w:bookmarkStart w:id="12" w:name="benchmark-and-data"/>
+    <w:bookmarkStart w:id="12" w:name="datasets-and-experimental-runs"/>
     <w:p>
       <w:pPr>
         <w:pStyle w:val="Heading2"/>
       </w:pPr>
       <w:r>
-        <w:t xml:space="preserve">Benchmark and data</w:t>
+        <w:t xml:space="preserve">Datasets and experimental runs</w:t>
       </w:r>
     </w:p>
     <w:p>
@@ -823,7 +829,7 @@
         <w:pStyle w:val="FirstParagraph"/>
       </w:pPr>
       <w:r>
-        <w:t xml:space="preserve">The data are the runs of an existing benchmark on the UCI Adult income data</w:t>
+        <w:t xml:space="preserve">Two tabular datasets are used: UCI Adult Income</w:t>
       </w:r>
       <w:r>
         <w:t xml:space="preserve"> </w:t>
@@ -832,7 +838,34 @@
         <w:t xml:space="preserve">[18]</w:t>
       </w:r>
       <w:r>
-        <w:t xml:space="preserve">, released with its protocol in</w:t>
+        <w:t xml:space="preserve"> </w:t>
+      </w:r>
+      <w:r>
+        <w:t xml:space="preserve">(primary) and Statlog</w:t>
+      </w:r>
+      <w:r>
+        <w:t xml:space="preserve"> </w:t>
+      </w:r>
+      <w:r>
+        <w:t xml:space="preserve">German Credit</w:t>
+      </w:r>
+      <w:r>
+        <w:t xml:space="preserve"> </w:t>
+      </w:r>
+      <w:r>
+        <w:t xml:space="preserve">[19]</w:t>
+      </w:r>
+      <w:r>
+        <w:t xml:space="preserve"> </w:t>
+      </w:r>
+      <w:r>
+        <w:t xml:space="preserve">(external validation). The explanation runs come from</w:t>
+      </w:r>
+      <w:r>
+        <w:t xml:space="preserve"> </w:t>
+      </w:r>
+      <w:r>
+        <w:t xml:space="preserve">a benchmark whose protocol is described in</w:t>
       </w:r>
       <w:r>
         <w:t xml:space="preserve"> </w:t>
@@ -841,25 +874,25 @@
         <w:t xml:space="preserve">[9]</w:t>
       </w:r>
       <w:r>
-        <w:t xml:space="preserve">. That study, and a later analysis of the same runs, compare</w:t>
-      </w:r>
-      <w:r>
-        <w:t xml:space="preserve"> </w:t>
-      </w:r>
-      <w:r>
-        <w:t xml:space="preserve">explainers by their average quality; the present analysis reports none of their results</w:t>
-      </w:r>
-      <w:r>
-        <w:t xml:space="preserve"> </w:t>
-      </w:r>
-      <w:r>
-        <w:t xml:space="preserve">and compares each explainer with itself, between correct and misclassified instances of</w:t>
-      </w:r>
-      <w:r>
-        <w:t xml:space="preserve"> </w:t>
-      </w:r>
-      <w:r>
-        <w:t xml:space="preserve">the same run.</w:t>
+        <w:t xml:space="preserve">. That study, and a</w:t>
+      </w:r>
+      <w:r>
+        <w:t xml:space="preserve"> </w:t>
+      </w:r>
+      <w:r>
+        <w:t xml:space="preserve">later analysis of the same runs, compare explainers by their average quality; the present</w:t>
+      </w:r>
+      <w:r>
+        <w:t xml:space="preserve"> </w:t>
+      </w:r>
+      <w:r>
+        <w:t xml:space="preserve">analysis reports none of their results and compares each explainer with itself, between</w:t>
+      </w:r>
+      <w:r>
+        <w:t xml:space="preserve"> </w:t>
+      </w:r>
+      <w:r>
+        <w:t xml:space="preserve">correct and misclassified instances of the same run.</w:t>
       </w:r>
     </w:p>
     <w:p>
@@ -873,7 +906,7 @@
         <w:t xml:space="preserve"> </w:t>
       </w:r>
       <w:r>
-        <w:t xml:space="preserve">[19]</w:t>
+        <w:t xml:space="preserve">[20]</w:t>
       </w:r>
       <w:r>
         <w:t xml:space="preserve">, XGBoost</w:t>
@@ -882,7 +915,7 @@
         <w:t xml:space="preserve"> </w:t>
       </w:r>
       <w:r>
-        <w:t xml:space="preserve">[20]</w:t>
+        <w:t xml:space="preserve">[21]</w:t>
       </w:r>
       <w:r>
         <w:t xml:space="preserve">, a support vector machine and a</w:t>
@@ -998,28 +1031,13 @@
         <w:t xml:space="preserve"> </w:t>
       </w:r>
       <w:r>
-        <w:t xml:space="preserve">278 instances without a quadrant were excluded. The external check</w:t>
-      </w:r>
-      <w:r>
-        <w:t xml:space="preserve"> </w:t>
-      </w:r>
-      <w:r>
-        <w:t xml:space="preserve">uses the benchmark’s German Credit runs</w:t>
-      </w:r>
-      <w:r>
-        <w:t xml:space="preserve"> </w:t>
-      </w:r>
-      <w:r>
-        <w:t xml:space="preserve">[21]</w:t>
-      </w:r>
-      <w:r>
-        <w:t xml:space="preserve">: random forest and</w:t>
-      </w:r>
-      <w:r>
-        <w:t xml:space="preserve"> </w:t>
-      </w:r>
-      <w:r>
-        <w:t xml:space="preserve">XGBoost, explained by SHAP and Anchors, three seeds each (12 runs, 13 to</w:t>
+        <w:t xml:space="preserve">278 instances without a quadrant were excluded. On German Credit, random</w:t>
+      </w:r>
+      <w:r>
+        <w:t xml:space="preserve"> </w:t>
+      </w:r>
+      <w:r>
+        <w:t xml:space="preserve">forest and XGBoost were explained by SHAP and Anchors with three seeds each (12 runs, 13 to</w:t>
       </w:r>
       <w:r>
         <w:t xml:space="preserve"> </w:t>
@@ -7575,13 +7593,53 @@
       </w:r>
     </w:p>
     <w:bookmarkEnd w:id="62"/>
-    <w:bookmarkStart w:id="63" w:name="ref-breiman2001random"/>
+    <w:bookmarkStart w:id="63" w:name="ref-hofmann1994statlog"/>
     <w:p>
       <w:pPr>
         <w:pStyle w:val="Bibliography"/>
       </w:pPr>
       <w:r>
         <w:t xml:space="preserve">[19]</w:t>
+      </w:r>
+      <w:r>
+        <w:t xml:space="preserve"> </w:t>
+      </w:r>
+      <w:r>
+        <w:t xml:space="preserve">	</w:t>
+      </w:r>
+      <w:r>
+        <w:t xml:space="preserve">H. Hofmann,</w:t>
+      </w:r>
+      <w:r>
+        <w:t xml:space="preserve"> </w:t>
+      </w:r>
+      <w:r>
+        <w:t xml:space="preserve">“Statlog (</w:t>
+      </w:r>
+      <w:r>
+        <w:t xml:space="preserve">German</w:t>
+      </w:r>
+      <w:r>
+        <w:t xml:space="preserve"> </w:t>
+      </w:r>
+      <w:r>
+        <w:t xml:space="preserve">credit data) [dataset].”</w:t>
+      </w:r>
+      <w:r>
+        <w:t xml:space="preserve"> </w:t>
+      </w:r>
+      <w:r>
+        <w:t xml:space="preserve">UCI Machine Learning Repository, 1994.</w:t>
+      </w:r>
+    </w:p>
+    <w:bookmarkEnd w:id="63"/>
+    <w:bookmarkStart w:id="64" w:name="ref-breiman2001random"/>
+    <w:p>
+      <w:pPr>
+        <w:pStyle w:val="Bibliography"/>
+      </w:pPr>
+      <w:r>
+        <w:t xml:space="preserve">[20]</w:t>
       </w:r>
       <w:r>
         <w:t xml:space="preserve"> </w:t>
@@ -7612,14 +7670,14 @@
         <w:t xml:space="preserve">, vol. 45, no. 1, pp. 5–32, 2001.</w:t>
       </w:r>
     </w:p>
-    <w:bookmarkEnd w:id="63"/>
-    <w:bookmarkStart w:id="64" w:name="ref-chen2016xgboost"/>
+    <w:bookmarkEnd w:id="64"/>
+    <w:bookmarkStart w:id="65" w:name="ref-chen2016xgboost"/>
     <w:p>
       <w:pPr>
         <w:pStyle w:val="Bibliography"/>
       </w:pPr>
       <w:r>
-        <w:t xml:space="preserve">[20]</w:t>
+        <w:t xml:space="preserve">[21]</w:t>
       </w:r>
       <w:r>
         <w:t xml:space="preserve"> </w:t>
@@ -7660,46 +7718,6 @@
       </w:r>
       <w:r>
         <w:t xml:space="preserve">, 2016, pp. 785–794.</w:t>
-      </w:r>
-    </w:p>
-    <w:bookmarkEnd w:id="64"/>
-    <w:bookmarkStart w:id="65" w:name="ref-hofmann1994statlog"/>
-    <w:p>
-      <w:pPr>
-        <w:pStyle w:val="Bibliography"/>
-      </w:pPr>
-      <w:r>
-        <w:t xml:space="preserve">[21]</w:t>
-      </w:r>
-      <w:r>
-        <w:t xml:space="preserve"> </w:t>
-      </w:r>
-      <w:r>
-        <w:t xml:space="preserve">	</w:t>
-      </w:r>
-      <w:r>
-        <w:t xml:space="preserve">H. Hofmann,</w:t>
-      </w:r>
-      <w:r>
-        <w:t xml:space="preserve"> </w:t>
-      </w:r>
-      <w:r>
-        <w:t xml:space="preserve">“Statlog (</w:t>
-      </w:r>
-      <w:r>
-        <w:t xml:space="preserve">German</w:t>
-      </w:r>
-      <w:r>
-        <w:t xml:space="preserve"> </w:t>
-      </w:r>
-      <w:r>
-        <w:t xml:space="preserve">credit data) [dataset].”</w:t>
-      </w:r>
-      <w:r>
-        <w:t xml:space="preserve"> </w:t>
-      </w:r>
-      <w:r>
-        <w:t xml:space="preserve">UCI Machine Learning Repository, 1994.</w:t>
       </w:r>
     </w:p>
     <w:bookmarkEnd w:id="65"/>

--- a/docs/reports/paper_d/submission/paper_d_blind.docx
+++ b/docs/reports/paper_d/submission/paper_d_blind.docx
@@ -6613,7 +6613,7 @@
       </w:r>
     </w:p>
     <w:bookmarkEnd w:id="38"/>
-    <w:bookmarkStart w:id="75" w:name="acknowledgments"/>
+    <w:bookmarkStart w:id="76" w:name="acknowledgments"/>
     <w:p>
       <w:pPr>
         <w:pStyle w:val="Heading1"/>
@@ -6648,7 +6648,7 @@
         <w:t xml:space="preserve">statement and is responsible for the content.</w:t>
       </w:r>
     </w:p>
-    <w:bookmarkStart w:id="74" w:name="refs"/>
+    <w:bookmarkStart w:id="75" w:name="refs"/>
     <w:bookmarkStart w:id="39" w:name="ref-lundberg2017unified"/>
     <w:p>
       <w:pPr>
@@ -7396,7 +7396,7 @@
       </w:r>
     </w:p>
     <w:bookmarkEnd w:id="56"/>
-    <w:bookmarkStart w:id="57" w:name="ref-chiaburu2025uncertainty"/>
+    <w:bookmarkStart w:id="58" w:name="ref-chiaburu2026uncertainty"/>
     <w:p>
       <w:pPr>
         <w:pStyle w:val="Bibliography"/>
@@ -7442,14 +7442,37 @@
           <w:i/>
           <w:iCs/>
         </w:rPr>
-        <w:t xml:space="preserve">Explainable artificial intelligence: Third world conference, xAI 2025</w:t>
-      </w:r>
-      <w:r>
-        <w:t xml:space="preserve">, in Communications in computer and information science. Springer, 2025, pp. 390–411.</w:t>
+        <w:t xml:space="preserve">Explainable Artificial Intelligence (xAI 2025)</w:t>
+      </w:r>
+      <w:r>
+        <w:t xml:space="preserve">, in</w:t>
+      </w:r>
+      <w:r>
+        <w:t xml:space="preserve"> </w:t>
+      </w:r>
+      <w:r>
+        <w:t xml:space="preserve">Communications in Computer and Information Science</w:t>
+      </w:r>
+      <w:r>
+        <w:t xml:space="preserve">, vol. 2580. Springer, 2026, pp. 390–411. doi:</w:t>
+      </w:r>
+      <w:r>
+        <w:t xml:space="preserve"> </w:t>
+      </w:r>
+      <w:hyperlink r:id="rId57">
+        <w:r>
+          <w:rPr>
+            <w:rStyle w:val="Hyperlink"/>
+          </w:rPr>
+          <w:t xml:space="preserve">10.1007/978-3-032-08333-3_18</w:t>
+        </w:r>
+      </w:hyperlink>
+      <w:r>
+        <w:t xml:space="preserve">.</w:t>
       </w:r>
     </w:p>
-    <w:bookmarkEnd w:id="57"/>
-    <w:bookmarkStart w:id="59" w:name="ref-christodoulou2026impact"/>
+    <w:bookmarkEnd w:id="58"/>
+    <w:bookmarkStart w:id="60" w:name="ref-christodoulou2026impact"/>
     <w:p>
       <w:pPr>
         <w:pStyle w:val="Bibliography"/>
@@ -7488,7 +7511,7 @@
       <w:r>
         <w:t xml:space="preserve"> </w:t>
       </w:r>
-      <w:hyperlink r:id="rId58">
+      <w:hyperlink r:id="rId59">
         <w:r>
           <w:rPr>
             <w:rStyle w:val="Hyperlink"/>
@@ -7500,8 +7523,8 @@
         <w:t xml:space="preserve">.</w:t>
       </w:r>
     </w:p>
-    <w:bookmarkEnd w:id="59"/>
-    <w:bookmarkStart w:id="61" w:name="ref-cheng2026uncertainty"/>
+    <w:bookmarkEnd w:id="60"/>
+    <w:bookmarkStart w:id="62" w:name="ref-cheng2026uncertainty"/>
     <w:p>
       <w:pPr>
         <w:pStyle w:val="Bibliography"/>
@@ -7549,7 +7572,7 @@
       <w:r>
         <w:t xml:space="preserve"> </w:t>
       </w:r>
-      <w:hyperlink r:id="rId60">
+      <w:hyperlink r:id="rId61">
         <w:r>
           <w:rPr>
             <w:rStyle w:val="Hyperlink"/>
@@ -7561,8 +7584,8 @@
         <w:t xml:space="preserve">.</w:t>
       </w:r>
     </w:p>
-    <w:bookmarkEnd w:id="61"/>
-    <w:bookmarkStart w:id="62" w:name="ref-becker1996adult"/>
+    <w:bookmarkEnd w:id="62"/>
+    <w:bookmarkStart w:id="63" w:name="ref-becker1996adult"/>
     <w:p>
       <w:pPr>
         <w:pStyle w:val="Bibliography"/>
@@ -7590,50 +7613,50 @@
       </w:r>
       <w:r>
         <w:t xml:space="preserve">UCI Machine Learning Repository, 1996.</w:t>
-      </w:r>
-    </w:p>
-    <w:bookmarkEnd w:id="62"/>
-    <w:bookmarkStart w:id="63" w:name="ref-hofmann1994statlog"/>
-    <w:p>
-      <w:pPr>
-        <w:pStyle w:val="Bibliography"/>
-      </w:pPr>
-      <w:r>
-        <w:t xml:space="preserve">[19]</w:t>
-      </w:r>
-      <w:r>
-        <w:t xml:space="preserve"> </w:t>
-      </w:r>
-      <w:r>
-        <w:t xml:space="preserve">	</w:t>
-      </w:r>
-      <w:r>
-        <w:t xml:space="preserve">H. Hofmann,</w:t>
-      </w:r>
-      <w:r>
-        <w:t xml:space="preserve"> </w:t>
-      </w:r>
-      <w:r>
-        <w:t xml:space="preserve">“Statlog (</w:t>
-      </w:r>
-      <w:r>
-        <w:t xml:space="preserve">German</w:t>
-      </w:r>
-      <w:r>
-        <w:t xml:space="preserve"> </w:t>
-      </w:r>
-      <w:r>
-        <w:t xml:space="preserve">credit data) [dataset].”</w:t>
-      </w:r>
-      <w:r>
-        <w:t xml:space="preserve"> </w:t>
-      </w:r>
-      <w:r>
-        <w:t xml:space="preserve">UCI Machine Learning Repository, 1994.</w:t>
       </w:r>
     </w:p>
     <w:bookmarkEnd w:id="63"/>
-    <w:bookmarkStart w:id="64" w:name="ref-breiman2001random"/>
+    <w:bookmarkStart w:id="64" w:name="ref-hofmann1994statlog"/>
+    <w:p>
+      <w:pPr>
+        <w:pStyle w:val="Bibliography"/>
+      </w:pPr>
+      <w:r>
+        <w:t xml:space="preserve">[19]</w:t>
+      </w:r>
+      <w:r>
+        <w:t xml:space="preserve"> </w:t>
+      </w:r>
+      <w:r>
+        <w:t xml:space="preserve">	</w:t>
+      </w:r>
+      <w:r>
+        <w:t xml:space="preserve">H. Hofmann,</w:t>
+      </w:r>
+      <w:r>
+        <w:t xml:space="preserve"> </w:t>
+      </w:r>
+      <w:r>
+        <w:t xml:space="preserve">“Statlog (</w:t>
+      </w:r>
+      <w:r>
+        <w:t xml:space="preserve">German</w:t>
+      </w:r>
+      <w:r>
+        <w:t xml:space="preserve"> </w:t>
+      </w:r>
+      <w:r>
+        <w:t xml:space="preserve">credit data) [dataset].”</w:t>
+      </w:r>
+      <w:r>
+        <w:t xml:space="preserve"> </w:t>
+      </w:r>
+      <w:r>
+        <w:t xml:space="preserve">UCI Machine Learning Repository, 1994.</w:t>
+      </w:r>
+    </w:p>
+    <w:bookmarkEnd w:id="64"/>
+    <w:bookmarkStart w:id="65" w:name="ref-breiman2001random"/>
     <w:p>
       <w:pPr>
         <w:pStyle w:val="Bibliography"/>
@@ -7670,8 +7693,8 @@
         <w:t xml:space="preserve">, vol. 45, no. 1, pp. 5–32, 2001.</w:t>
       </w:r>
     </w:p>
-    <w:bookmarkEnd w:id="64"/>
-    <w:bookmarkStart w:id="65" w:name="ref-chen2016xgboost"/>
+    <w:bookmarkEnd w:id="65"/>
+    <w:bookmarkStart w:id="66" w:name="ref-chen2016xgboost"/>
     <w:p>
       <w:pPr>
         <w:pStyle w:val="Bibliography"/>
@@ -7720,8 +7743,8 @@
         <w:t xml:space="preserve">, 2016, pp. 785–794.</w:t>
       </w:r>
     </w:p>
-    <w:bookmarkEnd w:id="65"/>
-    <w:bookmarkStart w:id="66" w:name="ref-wilcoxon1945individual"/>
+    <w:bookmarkEnd w:id="66"/>
+    <w:bookmarkStart w:id="67" w:name="ref-wilcoxon1945individual"/>
     <w:p>
       <w:pPr>
         <w:pStyle w:val="Bibliography"/>
@@ -7758,8 +7781,8 @@
         <w:t xml:space="preserve">, vol. 1, no. 6, pp. 80–83, 1945.</w:t>
       </w:r>
     </w:p>
-    <w:bookmarkEnd w:id="66"/>
-    <w:bookmarkStart w:id="67" w:name="ref-holm1979simple"/>
+    <w:bookmarkEnd w:id="67"/>
+    <w:bookmarkStart w:id="68" w:name="ref-holm1979simple"/>
     <w:p>
       <w:pPr>
         <w:pStyle w:val="Bibliography"/>
@@ -7796,8 +7819,8 @@
         <w:t xml:space="preserve">, vol. 6, no. 2, pp. 65–70, 1979.</w:t>
       </w:r>
     </w:p>
-    <w:bookmarkEnd w:id="67"/>
-    <w:bookmarkStart w:id="68" w:name="ref-lakens2013calculating"/>
+    <w:bookmarkEnd w:id="68"/>
+    <w:bookmarkStart w:id="69" w:name="ref-lakens2013calculating"/>
     <w:p>
       <w:pPr>
         <w:pStyle w:val="Bibliography"/>
@@ -7843,8 +7866,8 @@
         <w:t xml:space="preserve">, vol. 4, p. 863, 2013.</w:t>
       </w:r>
     </w:p>
-    <w:bookmarkEnd w:id="68"/>
-    <w:bookmarkStart w:id="70" w:name="ref-kruskal1952use"/>
+    <w:bookmarkEnd w:id="69"/>
+    <w:bookmarkStart w:id="71" w:name="ref-kruskal1952use"/>
     <w:p>
       <w:pPr>
         <w:pStyle w:val="Bibliography"/>
@@ -7883,7 +7906,7 @@
       <w:r>
         <w:t xml:space="preserve"> </w:t>
       </w:r>
-      <w:hyperlink r:id="rId69">
+      <w:hyperlink r:id="rId70">
         <w:r>
           <w:rPr>
             <w:rStyle w:val="Hyperlink"/>
@@ -7895,8 +7918,8 @@
         <w:t xml:space="preserve">.</w:t>
       </w:r>
     </w:p>
-    <w:bookmarkEnd w:id="70"/>
-    <w:bookmarkStart w:id="72" w:name="ref-cameron2015practitioner"/>
+    <w:bookmarkEnd w:id="71"/>
+    <w:bookmarkStart w:id="73" w:name="ref-cameron2015practitioner"/>
     <w:p>
       <w:pPr>
         <w:pStyle w:val="Bibliography"/>
@@ -7935,7 +7958,7 @@
       <w:r>
         <w:t xml:space="preserve"> </w:t>
       </w:r>
-      <w:hyperlink r:id="rId71">
+      <w:hyperlink r:id="rId72">
         <w:r>
           <w:rPr>
             <w:rStyle w:val="Hyperlink"/>
@@ -7947,8 +7970,8 @@
         <w:t xml:space="preserve">.</w:t>
       </w:r>
     </w:p>
-    <w:bookmarkEnd w:id="72"/>
-    <w:bookmarkStart w:id="73" w:name="ref-platt1999probabilistic"/>
+    <w:bookmarkEnd w:id="73"/>
+    <w:bookmarkStart w:id="74" w:name="ref-platt1999probabilistic"/>
     <w:p>
       <w:pPr>
         <w:pStyle w:val="Bibliography"/>
@@ -7991,9 +8014,9 @@
         <w:t xml:space="preserve">, A. J. Smola, P. Bartlett, B. Schölkopf, and D. Schuurmans, Eds., MIT Press, 1999, pp. 61–74.</w:t>
       </w:r>
     </w:p>
-    <w:bookmarkEnd w:id="73"/>
     <w:bookmarkEnd w:id="74"/>
     <w:bookmarkEnd w:id="75"/>
+    <w:bookmarkEnd w:id="76"/>
     <w:sectPr>
       <w:pgSz w:w="12240" w:h="15840"/>
       <w:pgMar w:top="1418" w:right="1418" w:bottom="1418" w:left="1418" w:header="720" w:footer="720" w:gutter="0"/>

--- a/docs/reports/paper_d/submission/paper_d_blind.docx
+++ b/docs/reports/paper_d/submission/paper_d_blind.docx
@@ -746,19 +746,13 @@
         <w:t xml:space="preserve">[17]</w:t>
       </w:r>
       <w:r>
-        <w:t xml:space="preserve">. These studies vary uncertainty; whether the quality of an</w:t>
-      </w:r>
-      <w:r>
-        <w:t xml:space="preserve"> </w:t>
-      </w:r>
-      <w:r>
-        <w:t xml:space="preserve">explanation differs between the correct and the wrong predictions of a given model is a</w:t>
-      </w:r>
-      <w:r>
-        <w:t xml:space="preserve"> </w:t>
-      </w:r>
-      <w:r>
-        <w:t xml:space="preserve">related but separate question.</w:t>
+        <w:t xml:space="preserve">. These studies vary uncertainty; whether explanation quality differs between a</w:t>
+      </w:r>
+      <w:r>
+        <w:t xml:space="preserve"> </w:t>
+      </w:r>
+      <w:r>
+        <w:t xml:space="preserve">model’s correct and wrong predictions is a separate question.</w:t>
       </w:r>
     </w:p>
     <w:p>
@@ -6443,31 +6437,7 @@
         <w:t xml:space="preserve"> </w:t>
       </w:r>
       <w:r>
-        <w:t xml:space="preserve">equal margin, and there its top features also carry less of an erroneous prediction. A</w:t>
-      </w:r>
-      <w:r>
-        <w:t xml:space="preserve"> </w:t>
-      </w:r>
-      <w:r>
-        <w:t xml:space="preserve">small margin is a simple proxy for predictive uncertainty; uncertainty-aware explanations</w:t>
-      </w:r>
-      <w:r>
-        <w:t xml:space="preserve"> </w:t>
-      </w:r>
-      <w:r>
-        <w:t xml:space="preserve">[14], [15]</w:t>
-      </w:r>
-      <w:r>
-        <w:t xml:space="preserve"> </w:t>
-      </w:r>
-      <w:r>
-        <w:t xml:space="preserve">would be a natural way to flag the</w:t>
-      </w:r>
-      <w:r>
-        <w:t xml:space="preserve"> </w:t>
-      </w:r>
-      <w:r>
-        <w:t xml:space="preserve">explanations this study finds least reliable.</w:t>
+        <w:t xml:space="preserve">equal margin, and there its top features also carry less of an erroneous prediction.</w:t>
       </w:r>
     </w:p>
     <w:p>
@@ -6613,43 +6583,17 @@
       </w:r>
     </w:p>
     <w:bookmarkEnd w:id="38"/>
-    <w:bookmarkStart w:id="76" w:name="acknowledgments"/>
+    <w:bookmarkStart w:id="39" w:name="Xe536ab5833287908b18f3f9d173acc61830ffab"/>
     <w:p>
       <w:pPr>
         <w:pStyle w:val="Heading1"/>
       </w:pPr>
       <w:r>
-        <w:t xml:space="preserve">Acknowledgments</w:t>
+        <w:t xml:space="preserve">References</w:t>
       </w:r>
     </w:p>
-    <w:p>
-      <w:pPr>
-        <w:pStyle w:val="FirstParagraph"/>
-      </w:pPr>
-      <w:r>
-        <w:t xml:space="preserve">The research questions, analysis plan, experimental design and interpretation are the</w:t>
-      </w:r>
-      <w:r>
-        <w:t xml:space="preserve"> </w:t>
-      </w:r>
-      <w:r>
-        <w:t xml:space="preserve">author’s. An AI assistant (Claude, Anthropic) was used under the author’s direction to</w:t>
-      </w:r>
-      <w:r>
-        <w:t xml:space="preserve"> </w:t>
-      </w:r>
-      <w:r>
-        <w:t xml:space="preserve">help write analysis code and to edit the text; the author checked every result and</w:t>
-      </w:r>
-      <w:r>
-        <w:t xml:space="preserve"> </w:t>
-      </w:r>
-      <w:r>
-        <w:t xml:space="preserve">statement and is responsible for the content.</w:t>
-      </w:r>
-    </w:p>
-    <w:bookmarkStart w:id="75" w:name="refs"/>
-    <w:bookmarkStart w:id="39" w:name="ref-lundberg2017unified"/>
+    <w:bookmarkStart w:id="76" w:name="refs"/>
+    <w:bookmarkStart w:id="40" w:name="ref-lundberg2017unified"/>
     <w:p>
       <w:pPr>
         <w:pStyle w:val="Bibliography"/>
@@ -6692,8 +6636,8 @@
         <w:t xml:space="preserve">, 2017, pp. 4765–4774.</w:t>
       </w:r>
     </w:p>
-    <w:bookmarkEnd w:id="39"/>
-    <w:bookmarkStart w:id="41" w:name="ref-ribeiro2016why"/>
+    <w:bookmarkEnd w:id="40"/>
+    <w:bookmarkStart w:id="42" w:name="ref-ribeiro2016why"/>
     <w:p>
       <w:pPr>
         <w:pStyle w:val="Bibliography"/>
@@ -6759,7 +6703,7 @@
       <w:r>
         <w:t xml:space="preserve"> </w:t>
       </w:r>
-      <w:hyperlink r:id="rId40">
+      <w:hyperlink r:id="rId41">
         <w:r>
           <w:rPr>
             <w:rStyle w:val="Hyperlink"/>
@@ -6771,8 +6715,8 @@
         <w:t xml:space="preserve">.</w:t>
       </w:r>
     </w:p>
-    <w:bookmarkEnd w:id="41"/>
-    <w:bookmarkStart w:id="43" w:name="ref-ribeiro2018anchors"/>
+    <w:bookmarkEnd w:id="42"/>
+    <w:bookmarkStart w:id="44" w:name="ref-ribeiro2018anchors"/>
     <w:p>
       <w:pPr>
         <w:pStyle w:val="Bibliography"/>
@@ -6817,7 +6761,7 @@
       <w:r>
         <w:t xml:space="preserve"> </w:t>
       </w:r>
-      <w:hyperlink r:id="rId42">
+      <w:hyperlink r:id="rId43">
         <w:r>
           <w:rPr>
             <w:rStyle w:val="Hyperlink"/>
@@ -6829,8 +6773,8 @@
         <w:t xml:space="preserve">.</w:t>
       </w:r>
     </w:p>
-    <w:bookmarkEnd w:id="43"/>
-    <w:bookmarkStart w:id="45" w:name="ref-mothilal2020dice"/>
+    <w:bookmarkEnd w:id="44"/>
+    <w:bookmarkStart w:id="46" w:name="ref-mothilal2020dice"/>
     <w:p>
       <w:pPr>
         <w:pStyle w:val="Bibliography"/>
@@ -6875,7 +6819,7 @@
       <w:r>
         <w:t xml:space="preserve"> </w:t>
       </w:r>
-      <w:hyperlink r:id="rId44">
+      <w:hyperlink r:id="rId45">
         <w:r>
           <w:rPr>
             <w:rStyle w:val="Hyperlink"/>
@@ -6887,8 +6831,8 @@
         <w:t xml:space="preserve">.</w:t>
       </w:r>
     </w:p>
-    <w:bookmarkEnd w:id="45"/>
-    <w:bookmarkStart w:id="46" w:name="ref-bhatt2020evaluating"/>
+    <w:bookmarkEnd w:id="46"/>
+    <w:bookmarkStart w:id="47" w:name="ref-bhatt2020evaluating"/>
     <w:p>
       <w:pPr>
         <w:pStyle w:val="Bibliography"/>
@@ -6931,8 +6875,8 @@
         <w:t xml:space="preserve">, 2020, pp. 3016–3022.</w:t>
       </w:r>
     </w:p>
-    <w:bookmarkEnd w:id="46"/>
-    <w:bookmarkStart w:id="47" w:name="ref-samek2017evaluating"/>
+    <w:bookmarkEnd w:id="47"/>
+    <w:bookmarkStart w:id="48" w:name="ref-samek2017evaluating"/>
     <w:p>
       <w:pPr>
         <w:pStyle w:val="Bibliography"/>
@@ -6969,8 +6913,8 @@
         <w:t xml:space="preserve">, vol. 28, no. 11, pp. 2660–2673, 2017.</w:t>
       </w:r>
     </w:p>
-    <w:bookmarkEnd w:id="47"/>
-    <w:bookmarkStart w:id="48" w:name="ref-hooker2019benchmark"/>
+    <w:bookmarkEnd w:id="48"/>
+    <w:bookmarkStart w:id="49" w:name="ref-hooker2019benchmark"/>
     <w:p>
       <w:pPr>
         <w:pStyle w:val="Bibliography"/>
@@ -7013,8 +6957,8 @@
         <w:t xml:space="preserve">, 2019, pp. 9737–9748.</w:t>
       </w:r>
     </w:p>
-    <w:bookmarkEnd w:id="48"/>
-    <w:bookmarkStart w:id="50" w:name="ref-alvarezmelis2018robustness"/>
+    <w:bookmarkEnd w:id="49"/>
+    <w:bookmarkStart w:id="51" w:name="ref-alvarezmelis2018robustness"/>
     <w:p>
       <w:pPr>
         <w:pStyle w:val="Bibliography"/>
@@ -7059,7 +7003,7 @@
       <w:r>
         <w:t xml:space="preserve"> </w:t>
       </w:r>
-      <w:hyperlink r:id="rId49">
+      <w:hyperlink r:id="rId50">
         <w:r>
           <w:rPr>
             <w:rStyle w:val="Hyperlink"/>
@@ -7068,8 +7012,8 @@
         </w:r>
       </w:hyperlink>
     </w:p>
-    <w:bookmarkEnd w:id="50"/>
-    <w:bookmarkStart w:id="51" w:name="ref-herrera2026framework"/>
+    <w:bookmarkEnd w:id="51"/>
+    <w:bookmarkStart w:id="52" w:name="ref-herrera2026framework"/>
     <w:p>
       <w:pPr>
         <w:pStyle w:val="Bibliography"/>
@@ -7120,8 +7064,8 @@
         <w:t xml:space="preserve">, no. 3, 2026.</w:t>
       </w:r>
     </w:p>
-    <w:bookmarkEnd w:id="51"/>
-    <w:bookmarkStart w:id="52" w:name="ref-bansal2021whole"/>
+    <w:bookmarkEnd w:id="52"/>
+    <w:bookmarkStart w:id="53" w:name="ref-bansal2021whole"/>
     <w:p>
       <w:pPr>
         <w:pStyle w:val="Bibliography"/>
@@ -7201,8 +7145,8 @@
         <w:t xml:space="preserve">, 2021, pp. 1–16.</w:t>
       </w:r>
     </w:p>
-    <w:bookmarkEnd w:id="52"/>
-    <w:bookmarkStart w:id="53" w:name="ref-adebayo2018sanity"/>
+    <w:bookmarkEnd w:id="53"/>
+    <w:bookmarkStart w:id="54" w:name="ref-adebayo2018sanity"/>
     <w:p>
       <w:pPr>
         <w:pStyle w:val="Bibliography"/>
@@ -7245,8 +7189,8 @@
         <w:t xml:space="preserve">, 2018, pp. 9505–9515.</w:t>
       </w:r>
     </w:p>
-    <w:bookmarkEnd w:id="53"/>
-    <w:bookmarkStart w:id="54" w:name="ref-slack2020fooling"/>
+    <w:bookmarkEnd w:id="54"/>
+    <w:bookmarkStart w:id="55" w:name="ref-slack2020fooling"/>
     <w:p>
       <w:pPr>
         <w:pStyle w:val="Bibliography"/>
@@ -7310,8 +7254,8 @@
         <w:t xml:space="preserve">, 2020, pp. 180–186.</w:t>
       </w:r>
     </w:p>
-    <w:bookmarkEnd w:id="54"/>
-    <w:bookmarkStart w:id="55" w:name="ref-rudin2019stop"/>
+    <w:bookmarkEnd w:id="55"/>
+    <w:bookmarkStart w:id="56" w:name="ref-rudin2019stop"/>
     <w:p>
       <w:pPr>
         <w:pStyle w:val="Bibliography"/>
@@ -7348,8 +7292,8 @@
         <w:t xml:space="preserve">, vol. 1, no. 5, pp. 206–215, 2019.</w:t>
       </w:r>
     </w:p>
-    <w:bookmarkEnd w:id="55"/>
-    <w:bookmarkStart w:id="56" w:name="ref-lofstrom2026concerning"/>
+    <w:bookmarkEnd w:id="56"/>
+    <w:bookmarkStart w:id="57" w:name="ref-lofstrom2026concerning"/>
     <w:p>
       <w:pPr>
         <w:pStyle w:val="Bibliography"/>
@@ -7395,8 +7339,8 @@
         <w:t xml:space="preserve">, vol. 384, no. 2327, p. 20250079, 2026.</w:t>
       </w:r>
     </w:p>
-    <w:bookmarkEnd w:id="56"/>
-    <w:bookmarkStart w:id="58" w:name="ref-chiaburu2026uncertainty"/>
+    <w:bookmarkEnd w:id="57"/>
+    <w:bookmarkStart w:id="59" w:name="ref-chiaburu2026uncertainty"/>
     <w:p>
       <w:pPr>
         <w:pStyle w:val="Bibliography"/>
@@ -7459,7 +7403,7 @@
       <w:r>
         <w:t xml:space="preserve"> </w:t>
       </w:r>
-      <w:hyperlink r:id="rId57">
+      <w:hyperlink r:id="rId58">
         <w:r>
           <w:rPr>
             <w:rStyle w:val="Hyperlink"/>
@@ -7471,8 +7415,8 @@
         <w:t xml:space="preserve">.</w:t>
       </w:r>
     </w:p>
-    <w:bookmarkEnd w:id="58"/>
-    <w:bookmarkStart w:id="60" w:name="ref-christodoulou2026impact"/>
+    <w:bookmarkEnd w:id="59"/>
+    <w:bookmarkStart w:id="61" w:name="ref-christodoulou2026impact"/>
     <w:p>
       <w:pPr>
         <w:pStyle w:val="Bibliography"/>
@@ -7511,7 +7455,7 @@
       <w:r>
         <w:t xml:space="preserve"> </w:t>
       </w:r>
-      <w:hyperlink r:id="rId59">
+      <w:hyperlink r:id="rId60">
         <w:r>
           <w:rPr>
             <w:rStyle w:val="Hyperlink"/>
@@ -7523,8 +7467,8 @@
         <w:t xml:space="preserve">.</w:t>
       </w:r>
     </w:p>
-    <w:bookmarkEnd w:id="60"/>
-    <w:bookmarkStart w:id="62" w:name="ref-cheng2026uncertainty"/>
+    <w:bookmarkEnd w:id="61"/>
+    <w:bookmarkStart w:id="63" w:name="ref-cheng2026uncertainty"/>
     <w:p>
       <w:pPr>
         <w:pStyle w:val="Bibliography"/>
@@ -7572,7 +7516,7 @@
       <w:r>
         <w:t xml:space="preserve"> </w:t>
       </w:r>
-      <w:hyperlink r:id="rId61">
+      <w:hyperlink r:id="rId62">
         <w:r>
           <w:rPr>
             <w:rStyle w:val="Hyperlink"/>
@@ -7584,8 +7528,8 @@
         <w:t xml:space="preserve">.</w:t>
       </w:r>
     </w:p>
-    <w:bookmarkEnd w:id="62"/>
-    <w:bookmarkStart w:id="63" w:name="ref-becker1996adult"/>
+    <w:bookmarkEnd w:id="63"/>
+    <w:bookmarkStart w:id="64" w:name="ref-becker1996adult"/>
     <w:p>
       <w:pPr>
         <w:pStyle w:val="Bibliography"/>
@@ -7613,50 +7557,50 @@
       </w:r>
       <w:r>
         <w:t xml:space="preserve">UCI Machine Learning Repository, 1996.</w:t>
-      </w:r>
-    </w:p>
-    <w:bookmarkEnd w:id="63"/>
-    <w:bookmarkStart w:id="64" w:name="ref-hofmann1994statlog"/>
-    <w:p>
-      <w:pPr>
-        <w:pStyle w:val="Bibliography"/>
-      </w:pPr>
-      <w:r>
-        <w:t xml:space="preserve">[19]</w:t>
-      </w:r>
-      <w:r>
-        <w:t xml:space="preserve"> </w:t>
-      </w:r>
-      <w:r>
-        <w:t xml:space="preserve">	</w:t>
-      </w:r>
-      <w:r>
-        <w:t xml:space="preserve">H. Hofmann,</w:t>
-      </w:r>
-      <w:r>
-        <w:t xml:space="preserve"> </w:t>
-      </w:r>
-      <w:r>
-        <w:t xml:space="preserve">“Statlog (</w:t>
-      </w:r>
-      <w:r>
-        <w:t xml:space="preserve">German</w:t>
-      </w:r>
-      <w:r>
-        <w:t xml:space="preserve"> </w:t>
-      </w:r>
-      <w:r>
-        <w:t xml:space="preserve">credit data) [dataset].”</w:t>
-      </w:r>
-      <w:r>
-        <w:t xml:space="preserve"> </w:t>
-      </w:r>
-      <w:r>
-        <w:t xml:space="preserve">UCI Machine Learning Repository, 1994.</w:t>
       </w:r>
     </w:p>
     <w:bookmarkEnd w:id="64"/>
-    <w:bookmarkStart w:id="65" w:name="ref-breiman2001random"/>
+    <w:bookmarkStart w:id="65" w:name="ref-hofmann1994statlog"/>
+    <w:p>
+      <w:pPr>
+        <w:pStyle w:val="Bibliography"/>
+      </w:pPr>
+      <w:r>
+        <w:t xml:space="preserve">[19]</w:t>
+      </w:r>
+      <w:r>
+        <w:t xml:space="preserve"> </w:t>
+      </w:r>
+      <w:r>
+        <w:t xml:space="preserve">	</w:t>
+      </w:r>
+      <w:r>
+        <w:t xml:space="preserve">H. Hofmann,</w:t>
+      </w:r>
+      <w:r>
+        <w:t xml:space="preserve"> </w:t>
+      </w:r>
+      <w:r>
+        <w:t xml:space="preserve">“Statlog (</w:t>
+      </w:r>
+      <w:r>
+        <w:t xml:space="preserve">German</w:t>
+      </w:r>
+      <w:r>
+        <w:t xml:space="preserve"> </w:t>
+      </w:r>
+      <w:r>
+        <w:t xml:space="preserve">credit data) [dataset].”</w:t>
+      </w:r>
+      <w:r>
+        <w:t xml:space="preserve"> </w:t>
+      </w:r>
+      <w:r>
+        <w:t xml:space="preserve">UCI Machine Learning Repository, 1994.</w:t>
+      </w:r>
+    </w:p>
+    <w:bookmarkEnd w:id="65"/>
+    <w:bookmarkStart w:id="66" w:name="ref-breiman2001random"/>
     <w:p>
       <w:pPr>
         <w:pStyle w:val="Bibliography"/>
@@ -7693,8 +7637,8 @@
         <w:t xml:space="preserve">, vol. 45, no. 1, pp. 5–32, 2001.</w:t>
       </w:r>
     </w:p>
-    <w:bookmarkEnd w:id="65"/>
-    <w:bookmarkStart w:id="66" w:name="ref-chen2016xgboost"/>
+    <w:bookmarkEnd w:id="66"/>
+    <w:bookmarkStart w:id="67" w:name="ref-chen2016xgboost"/>
     <w:p>
       <w:pPr>
         <w:pStyle w:val="Bibliography"/>
@@ -7743,8 +7687,8 @@
         <w:t xml:space="preserve">, 2016, pp. 785–794.</w:t>
       </w:r>
     </w:p>
-    <w:bookmarkEnd w:id="66"/>
-    <w:bookmarkStart w:id="67" w:name="ref-wilcoxon1945individual"/>
+    <w:bookmarkEnd w:id="67"/>
+    <w:bookmarkStart w:id="68" w:name="ref-wilcoxon1945individual"/>
     <w:p>
       <w:pPr>
         <w:pStyle w:val="Bibliography"/>
@@ -7781,8 +7725,8 @@
         <w:t xml:space="preserve">, vol. 1, no. 6, pp. 80–83, 1945.</w:t>
       </w:r>
     </w:p>
-    <w:bookmarkEnd w:id="67"/>
-    <w:bookmarkStart w:id="68" w:name="ref-holm1979simple"/>
+    <w:bookmarkEnd w:id="68"/>
+    <w:bookmarkStart w:id="69" w:name="ref-holm1979simple"/>
     <w:p>
       <w:pPr>
         <w:pStyle w:val="Bibliography"/>
@@ -7819,8 +7763,8 @@
         <w:t xml:space="preserve">, vol. 6, no. 2, pp. 65–70, 1979.</w:t>
       </w:r>
     </w:p>
-    <w:bookmarkEnd w:id="68"/>
-    <w:bookmarkStart w:id="69" w:name="ref-lakens2013calculating"/>
+    <w:bookmarkEnd w:id="69"/>
+    <w:bookmarkStart w:id="70" w:name="ref-lakens2013calculating"/>
     <w:p>
       <w:pPr>
         <w:pStyle w:val="Bibliography"/>
@@ -7866,8 +7810,8 @@
         <w:t xml:space="preserve">, vol. 4, p. 863, 2013.</w:t>
       </w:r>
     </w:p>
-    <w:bookmarkEnd w:id="69"/>
-    <w:bookmarkStart w:id="71" w:name="ref-kruskal1952use"/>
+    <w:bookmarkEnd w:id="70"/>
+    <w:bookmarkStart w:id="72" w:name="ref-kruskal1952use"/>
     <w:p>
       <w:pPr>
         <w:pStyle w:val="Bibliography"/>
@@ -7906,7 +7850,7 @@
       <w:r>
         <w:t xml:space="preserve"> </w:t>
       </w:r>
-      <w:hyperlink r:id="rId70">
+      <w:hyperlink r:id="rId71">
         <w:r>
           <w:rPr>
             <w:rStyle w:val="Hyperlink"/>
@@ -7918,8 +7862,8 @@
         <w:t xml:space="preserve">.</w:t>
       </w:r>
     </w:p>
-    <w:bookmarkEnd w:id="71"/>
-    <w:bookmarkStart w:id="73" w:name="ref-cameron2015practitioner"/>
+    <w:bookmarkEnd w:id="72"/>
+    <w:bookmarkStart w:id="74" w:name="ref-cameron2015practitioner"/>
     <w:p>
       <w:pPr>
         <w:pStyle w:val="Bibliography"/>
@@ -7958,7 +7902,7 @@
       <w:r>
         <w:t xml:space="preserve"> </w:t>
       </w:r>
-      <w:hyperlink r:id="rId72">
+      <w:hyperlink r:id="rId73">
         <w:r>
           <w:rPr>
             <w:rStyle w:val="Hyperlink"/>
@@ -7970,8 +7914,8 @@
         <w:t xml:space="preserve">.</w:t>
       </w:r>
     </w:p>
-    <w:bookmarkEnd w:id="73"/>
-    <w:bookmarkStart w:id="74" w:name="ref-platt1999probabilistic"/>
+    <w:bookmarkEnd w:id="74"/>
+    <w:bookmarkStart w:id="75" w:name="ref-platt1999probabilistic"/>
     <w:p>
       <w:pPr>
         <w:pStyle w:val="Bibliography"/>
@@ -8014,9 +7958,57 @@
         <w:t xml:space="preserve">, A. J. Smola, P. Bartlett, B. Schölkopf, and D. Schuurmans, Eds., MIT Press, 1999, pp. 61–74.</w:t>
       </w:r>
     </w:p>
-    <w:bookmarkEnd w:id="74"/>
     <w:bookmarkEnd w:id="75"/>
     <w:bookmarkEnd w:id="76"/>
+    <w:bookmarkEnd w:id="77"/>
+    <w:p>
+      <w:pPr>
+        <w:pStyle w:val="Heading1"/>
+      </w:pPr>
+      <w:r>
+        <w:t xml:space="preserve">Declaration on the Use of Artificial Intelligence (AI)</w:t>
+      </w:r>
+    </w:p>
+    <w:p>
+      <w:pPr>
+        <w:pStyle w:val="FirstParagraph"/>
+      </w:pPr>
+      <w:r>
+        <w:t xml:space="preserve">The author declares the use of the AI tool Claude (Anthropic), under the author’s</w:t>
+      </w:r>
+      <w:r>
+        <w:t xml:space="preserve"> </w:t>
+      </w:r>
+      <w:r>
+        <w:t xml:space="preserve">direction, to help write the analysis and figure code, edit the English text, translate the</w:t>
+      </w:r>
+      <w:r>
+        <w:t xml:space="preserve"> </w:t>
+      </w:r>
+      <w:r>
+        <w:t xml:space="preserve">abstract into Spanish and format the references. The research questions, analysis plan,</w:t>
+      </w:r>
+      <w:r>
+        <w:t xml:space="preserve"> </w:t>
+      </w:r>
+      <w:r>
+        <w:t xml:space="preserve">design and interpretation are the author’s. All contents were thoroughly reviewed by the</w:t>
+      </w:r>
+      <w:r>
+        <w:t xml:space="preserve"> </w:t>
+      </w:r>
+      <w:r>
+        <w:t xml:space="preserve">author to ensure accuracy and coherence; every number was re-derived automatically from the</w:t>
+      </w:r>
+      <w:r>
+        <w:t xml:space="preserve"> </w:t>
+      </w:r>
+      <w:r>
+        <w:t xml:space="preserve">analysis outputs, and every reference was checked against its published record.</w:t>
+      </w:r>
+    </w:p>
+    <w:bookmarkEnd w:id="39"/>
+    <w:bookmarkStart w:id="77" w:name="bibliography"/>
     <w:sectPr>
       <w:pgSz w:w="12240" w:h="15840"/>
       <w:pgMar w:top="1418" w:right="1418" w:bottom="1418" w:left="1418" w:header="720" w:footer="720" w:gutter="0"/>

--- a/docs/reports/paper_d/submission/paper_d_blind.docx
+++ b/docs/reports/paper_d/submission/paper_d_blind.docx
@@ -7998,13 +7998,7 @@
         <w:t xml:space="preserve"> </w:t>
       </w:r>
       <w:r>
-        <w:t xml:space="preserve">author to ensure accuracy and coherence; every number was re-derived automatically from the</w:t>
-      </w:r>
-      <w:r>
-        <w:t xml:space="preserve"> </w:t>
-      </w:r>
-      <w:r>
-        <w:t xml:space="preserve">analysis outputs, and every reference was checked against its published record.</w:t>
+        <w:t xml:space="preserve">author to ensure accuracy and coherence.</w:t>
       </w:r>
     </w:p>
     <w:bookmarkEnd w:id="39"/>

--- a/docs/reports/paper_d/submission/paper_d_blind.docx
+++ b/docs/reports/paper_d/submission/paper_d_blind.docx
@@ -86,7 +86,7 @@
         <w:t xml:space="preserve"> </w:t>
       </w:r>
       <w:r>
-        <w:t xml:space="preserve">doubt, yet explainers are evaluated on averages over all instances. We ask whether</w:t>
+        <w:t xml:space="preserve">doubt, yet explainers are evaluated on averages over all instances. This study asks whether</w:t>
       </w:r>
       <w:r>
         <w:t xml:space="preserve"> </w:t>
@@ -98,7 +98,7 @@
         <w:t xml:space="preserve"> </w:t>
       </w:r>
       <w:r>
-        <w:t xml:space="preserve">dataset, we compare fidelity, stability and faithfulness gap</w:t>
+        <w:t xml:space="preserve">dataset, the analysis compares fidelity, stability and faithfulness gap</w:t>
       </w:r>
       <w:r>
         <w:t xml:space="preserve"> </w:t>
@@ -300,7 +300,7 @@
         <w:t xml:space="preserve"> </w:t>
       </w:r>
       <w:r>
-        <w:t xml:space="preserve">todas las instancias. Nos preguntamos si las explicaciones post hoc son menos fiables</w:t>
+        <w:t xml:space="preserve">todas las instancias. Este estudio examina si las explicaciones post hoc son menos fiables</w:t>
       </w:r>
       <w:r>
         <w:t xml:space="preserve"> </w:t>
@@ -312,7 +312,7 @@
         <w:t xml:space="preserve"> </w:t>
       </w:r>
       <w:r>
-        <w:t xml:space="preserve">comparamos fidelidad, estabilidad y brecha de borrado entre instancias bien y mal</w:t>
+        <w:t xml:space="preserve">se comparan fidelidad, estabilidad y brecha de borrado entre instancias bien y mal</w:t>
       </w:r>
       <w:r>
         <w:t xml:space="preserve"> </w:t>
@@ -760,7 +760,7 @@
         <w:pStyle w:val="BodyText"/>
       </w:pPr>
       <w:r>
-        <w:t xml:space="preserve">We test this with a pre-specified re-analysis of an existing benchmark that explained</w:t>
+        <w:t xml:space="preserve">This study tests this with a pre-specified re-analysis of an existing benchmark that explained</w:t>
       </w:r>
       <w:r>
         <w:t xml:space="preserve"> </w:t>
@@ -772,7 +772,7 @@
         <w:t xml:space="preserve"> </w:t>
       </w:r>
       <w:r>
-        <w:t xml:space="preserve">for four explainers and five model families, and ask: does explanation quality differ</w:t>
+        <w:t xml:space="preserve">for four explainers and five model families, and asks: does explanation quality differ</w:t>
       </w:r>
       <w:r>
         <w:t xml:space="preserve"> </w:t>
@@ -2435,7 +2435,7 @@
         <w:t xml:space="preserve"> </w:t>
       </w:r>
       <w:r>
-        <w:t xml:space="preserve">stored models and, per explainer and metric, we fitted</w:t>
+        <w:t xml:space="preserve">stored models and, per explainer and metric, the analysis fitted</w:t>
       </w:r>
     </w:p>
     <w:p>
@@ -6367,7 +6367,7 @@
         <w:t xml:space="preserve"> </w:t>
       </w:r>
       <w:r>
-        <w:t xml:space="preserve">so we know of no reason for the reversal.</w:t>
+        <w:t xml:space="preserve">so the reason for the reversal remains unknown.</w:t>
       </w:r>
     </w:p>
     <w:bookmarkEnd w:id="34"/>

--- a/docs/reports/paper_d/submission/paper_d_blind.docx
+++ b/docs/reports/paper_d/submission/paper_d_blind.docx
@@ -6573,13 +6573,34 @@
         <w:pStyle w:val="FirstParagraph"/>
       </w:pPr>
       <w:r>
-        <w:t xml:space="preserve">Code, run artifacts and the analysis script are in a public repository and a versioned</w:t>
-      </w:r>
-      <w:r>
-        <w:t xml:space="preserve"> </w:t>
-      </w:r>
-      <w:r>
-        <w:t xml:space="preserve">archive whose addresses are withheld for double-blind review.</w:t>
+        <w:t xml:space="preserve">Both datasets are public</w:t>
+      </w:r>
+      <w:r>
+        <w:t xml:space="preserve"> </w:t>
+      </w:r>
+      <w:r>
+        <w:t xml:space="preserve">[18], [19]</w:t>
+      </w:r>
+      <w:r>
+        <w:t xml:space="preserve">. The code, trained</w:t>
+      </w:r>
+      <w:r>
+        <w:t xml:space="preserve"> </w:t>
+      </w:r>
+      <w:r>
+        <w:t xml:space="preserve">models, per-instance run outputs and analysis results are in a public repository and a</w:t>
+      </w:r>
+      <w:r>
+        <w:t xml:space="preserve"> </w:t>
+      </w:r>
+      <w:r>
+        <w:t xml:space="preserve">versioned archive, with instructions to regenerate every reported value from the stored</w:t>
+      </w:r>
+      <w:r>
+        <w:t xml:space="preserve"> </w:t>
+      </w:r>
+      <w:r>
+        <w:t xml:space="preserve">runs; their addresses are withheld for double-blind review.</w:t>
       </w:r>
     </w:p>
     <w:bookmarkEnd w:id="38"/>
